--- a/Устав проекта.docx
+++ b/Устав проекта.docx
@@ -7,11 +7,17 @@
         <w:pStyle w:val="aa"/>
         <w:jc w:val="center"/>
         <w:rPr>
+          <w:color w:val="auto"/>
+          <w:sz w:val="24"/>
+          <w:szCs w:val="24"/>
           <w:lang w:val="ru-RU"/>
         </w:rPr>
       </w:pPr>
       <w:r>
         <w:rPr>
+          <w:color w:val="auto"/>
+          <w:sz w:val="24"/>
+          <w:szCs w:val="24"/>
           <w:lang w:val="ru-RU"/>
         </w:rPr>
         <w:t>УСТАВ ПРОЕКТА</w:t>
@@ -20,12 +26,16 @@
     <w:p>
       <w:pPr>
         <w:rPr>
+          <w:sz w:val="24"/>
+          <w:szCs w:val="24"/>
           <w:lang w:val="ru-RU"/>
         </w:rPr>
       </w:pPr>
       <w:r>
         <w:rPr>
           <w:i/>
+          <w:sz w:val="24"/>
+          <w:szCs w:val="24"/>
           <w:lang w:val="ru-RU"/>
         </w:rPr>
         <w:t>Все документы, ссылки на которые содержатся в настоящем документе (Концепт-документ, Реестр заинтересованных сторон, ИСР), являются его неотъемлемой частью.</w:t>
@@ -53,11 +63,18 @@
             <w:shd w:val="clear" w:color="auto" w:fill="D9E1F2"/>
           </w:tcPr>
           <w:p>
+            <w:pPr>
+              <w:rPr>
+                <w:sz w:val="24"/>
+                <w:szCs w:val="24"/>
+              </w:rPr>
+            </w:pPr>
             <w:proofErr w:type="spellStart"/>
             <w:r>
               <w:rPr>
                 <w:b/>
-                <w:sz w:val="19"/>
+                <w:sz w:val="24"/>
+                <w:szCs w:val="24"/>
               </w:rPr>
               <w:t>Поле</w:t>
             </w:r>
@@ -70,10 +87,17 @@
             <w:shd w:val="clear" w:color="auto" w:fill="D9E1F2"/>
           </w:tcPr>
           <w:p>
+            <w:pPr>
+              <w:rPr>
+                <w:sz w:val="24"/>
+                <w:szCs w:val="24"/>
+              </w:rPr>
+            </w:pPr>
             <w:r>
               <w:rPr>
                 <w:b/>
-                <w:sz w:val="19"/>
+                <w:sz w:val="24"/>
+                <w:szCs w:val="24"/>
               </w:rPr>
               <w:t>Значение</w:t>
             </w:r>
@@ -89,9 +113,16 @@
             <w:tcW w:w="3118" w:type="dxa"/>
           </w:tcPr>
           <w:p>
-            <w:r>
-              <w:rPr>
-                <w:sz w:val="19"/>
+            <w:pPr>
+              <w:rPr>
+                <w:sz w:val="24"/>
+                <w:szCs w:val="24"/>
+              </w:rPr>
+            </w:pPr>
+            <w:r>
+              <w:rPr>
+                <w:sz w:val="24"/>
+                <w:szCs w:val="24"/>
               </w:rPr>
               <w:t>Название проекта</w:t>
             </w:r>
@@ -104,12 +135,15 @@
           <w:p>
             <w:pPr>
               <w:rPr>
+                <w:sz w:val="24"/>
+                <w:szCs w:val="24"/>
                 <w:lang w:val="ru-RU"/>
               </w:rPr>
             </w:pPr>
             <w:r>
               <w:rPr>
-                <w:sz w:val="19"/>
+                <w:sz w:val="24"/>
+                <w:szCs w:val="24"/>
                 <w:lang w:val="ru-RU"/>
               </w:rPr>
               <w:t>Сервис онлайн-бронирования залов фотостудии</w:t>
@@ -126,38 +160,49 @@
             <w:tcW w:w="3118" w:type="dxa"/>
           </w:tcPr>
           <w:p>
+            <w:pPr>
+              <w:rPr>
+                <w:sz w:val="24"/>
+                <w:szCs w:val="24"/>
+              </w:rPr>
+            </w:pPr>
             <w:proofErr w:type="spellStart"/>
             <w:r>
               <w:rPr>
-                <w:sz w:val="19"/>
+                <w:sz w:val="24"/>
+                <w:szCs w:val="24"/>
               </w:rPr>
               <w:t>Менеджер</w:t>
             </w:r>
             <w:proofErr w:type="spellEnd"/>
             <w:r>
               <w:rPr>
-                <w:sz w:val="19"/>
+                <w:sz w:val="24"/>
+                <w:szCs w:val="24"/>
               </w:rPr>
               <w:t xml:space="preserve"> (</w:t>
             </w:r>
             <w:proofErr w:type="spellStart"/>
             <w:r>
               <w:rPr>
-                <w:sz w:val="19"/>
+                <w:sz w:val="24"/>
+                <w:szCs w:val="24"/>
               </w:rPr>
               <w:t>руководитель</w:t>
             </w:r>
             <w:proofErr w:type="spellEnd"/>
             <w:r>
               <w:rPr>
-                <w:sz w:val="19"/>
+                <w:sz w:val="24"/>
+                <w:szCs w:val="24"/>
               </w:rPr>
               <w:t xml:space="preserve">) </w:t>
             </w:r>
             <w:proofErr w:type="spellStart"/>
             <w:r>
               <w:rPr>
-                <w:sz w:val="19"/>
+                <w:sz w:val="24"/>
+                <w:szCs w:val="24"/>
               </w:rPr>
               <w:t>проекта</w:t>
             </w:r>
@@ -171,24 +216,18 @@
           <w:p>
             <w:pPr>
               <w:rPr>
+                <w:sz w:val="24"/>
+                <w:szCs w:val="24"/>
                 <w:lang w:val="ru-RU"/>
               </w:rPr>
             </w:pPr>
-            <w:proofErr w:type="spellStart"/>
-            <w:r>
-              <w:rPr>
-                <w:sz w:val="19"/>
+            <w:r>
+              <w:rPr>
+                <w:sz w:val="24"/>
+                <w:szCs w:val="24"/>
                 <w:lang w:val="ru-RU"/>
               </w:rPr>
-              <w:t>Червоный</w:t>
-            </w:r>
-            <w:proofErr w:type="spellEnd"/>
-            <w:r>
-              <w:rPr>
-                <w:sz w:val="19"/>
-                <w:lang w:val="ru-RU"/>
-              </w:rPr>
-              <w:t xml:space="preserve"> Иван Андреевич</w:t>
+              <w:t>Червоный Иван Андреевич</w:t>
             </w:r>
           </w:p>
         </w:tc>
@@ -202,9 +241,16 @@
             <w:tcW w:w="3118" w:type="dxa"/>
           </w:tcPr>
           <w:p>
-            <w:r>
-              <w:rPr>
-                <w:sz w:val="19"/>
+            <w:pPr>
+              <w:rPr>
+                <w:sz w:val="24"/>
+                <w:szCs w:val="24"/>
+              </w:rPr>
+            </w:pPr>
+            <w:r>
+              <w:rPr>
+                <w:sz w:val="24"/>
+                <w:szCs w:val="24"/>
               </w:rPr>
               <w:t>Заказчик / спонсор</w:t>
             </w:r>
@@ -217,12 +263,15 @@
           <w:p>
             <w:pPr>
               <w:rPr>
+                <w:sz w:val="24"/>
+                <w:szCs w:val="24"/>
                 <w:lang w:val="ru-RU"/>
               </w:rPr>
             </w:pPr>
             <w:r>
               <w:rPr>
-                <w:sz w:val="19"/>
+                <w:sz w:val="24"/>
+                <w:szCs w:val="24"/>
                 <w:lang w:val="ru-RU"/>
               </w:rPr>
               <w:t xml:space="preserve">Владелец фотостудии (роль исполняет команда-заказчик </w:t>
@@ -239,17 +288,25 @@
             <w:tcW w:w="3118" w:type="dxa"/>
           </w:tcPr>
           <w:p>
+            <w:pPr>
+              <w:rPr>
+                <w:sz w:val="24"/>
+                <w:szCs w:val="24"/>
+              </w:rPr>
+            </w:pPr>
             <w:proofErr w:type="spellStart"/>
             <w:r>
               <w:rPr>
-                <w:sz w:val="19"/>
+                <w:sz w:val="24"/>
+                <w:szCs w:val="24"/>
               </w:rPr>
               <w:t>Дата</w:t>
             </w:r>
             <w:proofErr w:type="spellEnd"/>
             <w:r>
               <w:rPr>
-                <w:sz w:val="19"/>
+                <w:sz w:val="24"/>
+                <w:szCs w:val="24"/>
               </w:rPr>
               <w:t xml:space="preserve"> (DD.MM.YYYY)</w:t>
             </w:r>
@@ -260,9 +317,16 @@
             <w:tcW w:w="6520" w:type="dxa"/>
           </w:tcPr>
           <w:p>
-            <w:r>
-              <w:rPr>
-                <w:sz w:val="19"/>
+            <w:pPr>
+              <w:rPr>
+                <w:sz w:val="24"/>
+                <w:szCs w:val="24"/>
+              </w:rPr>
+            </w:pPr>
+            <w:r>
+              <w:rPr>
+                <w:sz w:val="24"/>
+                <w:szCs w:val="24"/>
               </w:rPr>
               <w:t>01.10.2026</w:t>
             </w:r>
@@ -270,7 +334,14 @@
         </w:tc>
       </w:tr>
     </w:tbl>
-    <w:p/>
+    <w:p>
+      <w:pPr>
+        <w:rPr>
+          <w:sz w:val="24"/>
+          <w:szCs w:val="24"/>
+        </w:rPr>
+      </w:pPr>
+    </w:p>
     <w:tbl>
       <w:tblPr>
         <w:tblStyle w:val="aff0"/>
@@ -294,10 +365,17 @@
             <w:shd w:val="clear" w:color="auto" w:fill="D9E1F2"/>
           </w:tcPr>
           <w:p>
+            <w:pPr>
+              <w:rPr>
+                <w:sz w:val="24"/>
+                <w:szCs w:val="24"/>
+              </w:rPr>
+            </w:pPr>
             <w:r>
               <w:rPr>
                 <w:b/>
-                <w:sz w:val="19"/>
+                <w:sz w:val="24"/>
+                <w:szCs w:val="24"/>
               </w:rPr>
               <w:t>Версия</w:t>
             </w:r>
@@ -309,10 +387,17 @@
             <w:shd w:val="clear" w:color="auto" w:fill="D9E1F2"/>
           </w:tcPr>
           <w:p>
+            <w:pPr>
+              <w:rPr>
+                <w:sz w:val="24"/>
+                <w:szCs w:val="24"/>
+              </w:rPr>
+            </w:pPr>
             <w:r>
               <w:rPr>
                 <w:b/>
-                <w:sz w:val="19"/>
+                <w:sz w:val="24"/>
+                <w:szCs w:val="24"/>
               </w:rPr>
               <w:t>Дата</w:t>
             </w:r>
@@ -324,10 +409,17 @@
             <w:shd w:val="clear" w:color="auto" w:fill="D9E1F2"/>
           </w:tcPr>
           <w:p>
+            <w:pPr>
+              <w:rPr>
+                <w:sz w:val="24"/>
+                <w:szCs w:val="24"/>
+              </w:rPr>
+            </w:pPr>
             <w:r>
               <w:rPr>
                 <w:b/>
-                <w:sz w:val="19"/>
+                <w:sz w:val="24"/>
+                <w:szCs w:val="24"/>
               </w:rPr>
               <w:t>Комментарий</w:t>
             </w:r>
@@ -343,9 +435,16 @@
             <w:tcW w:w="1134" w:type="dxa"/>
           </w:tcPr>
           <w:p>
-            <w:r>
-              <w:rPr>
-                <w:sz w:val="19"/>
+            <w:pPr>
+              <w:rPr>
+                <w:sz w:val="24"/>
+                <w:szCs w:val="24"/>
+              </w:rPr>
+            </w:pPr>
+            <w:r>
+              <w:rPr>
+                <w:sz w:val="24"/>
+                <w:szCs w:val="24"/>
               </w:rPr>
               <w:t>1.0</w:t>
             </w:r>
@@ -356,9 +455,16 @@
             <w:tcW w:w="1701" w:type="dxa"/>
           </w:tcPr>
           <w:p>
-            <w:r>
-              <w:rPr>
-                <w:sz w:val="19"/>
+            <w:pPr>
+              <w:rPr>
+                <w:sz w:val="24"/>
+                <w:szCs w:val="24"/>
+              </w:rPr>
+            </w:pPr>
+            <w:r>
+              <w:rPr>
+                <w:sz w:val="24"/>
+                <w:szCs w:val="24"/>
               </w:rPr>
               <w:t>01.10.2026</w:t>
             </w:r>
@@ -371,12 +477,15 @@
           <w:p>
             <w:pPr>
               <w:rPr>
+                <w:sz w:val="24"/>
+                <w:szCs w:val="24"/>
                 <w:lang w:val="ru-RU"/>
               </w:rPr>
             </w:pPr>
             <w:r>
               <w:rPr>
-                <w:sz w:val="19"/>
+                <w:sz w:val="24"/>
+                <w:szCs w:val="24"/>
                 <w:lang w:val="ru-RU"/>
               </w:rPr>
               <w:t>Первая версия устава для согласования с заказчиком (Фаза 2)</w:t>
@@ -395,6 +504,8 @@
           <w:p>
             <w:pPr>
               <w:rPr>
+                <w:sz w:val="24"/>
+                <w:szCs w:val="24"/>
                 <w:lang w:val="ru-RU"/>
               </w:rPr>
             </w:pPr>
@@ -407,6 +518,8 @@
           <w:p>
             <w:pPr>
               <w:rPr>
+                <w:sz w:val="24"/>
+                <w:szCs w:val="24"/>
                 <w:lang w:val="ru-RU"/>
               </w:rPr>
             </w:pPr>
@@ -419,6 +532,8 @@
           <w:p>
             <w:pPr>
               <w:rPr>
+                <w:sz w:val="24"/>
+                <w:szCs w:val="24"/>
                 <w:lang w:val="ru-RU"/>
               </w:rPr>
             </w:pPr>
@@ -429,6 +544,8 @@
     <w:p>
       <w:pPr>
         <w:rPr>
+          <w:sz w:val="24"/>
+          <w:szCs w:val="24"/>
           <w:lang w:val="ru-RU"/>
         </w:rPr>
       </w:pPr>
@@ -437,11 +554,17 @@
       <w:pPr>
         <w:pStyle w:val="1"/>
         <w:rPr>
+          <w:color w:val="auto"/>
+          <w:sz w:val="24"/>
+          <w:szCs w:val="24"/>
           <w:lang w:val="ru-RU"/>
         </w:rPr>
       </w:pPr>
       <w:r>
         <w:rPr>
+          <w:color w:val="auto"/>
+          <w:sz w:val="24"/>
+          <w:szCs w:val="24"/>
           <w:lang w:val="ru-RU"/>
         </w:rPr>
         <w:t>1. Краткое описание проекта</w:t>
@@ -451,11 +574,15 @@
       <w:pPr>
         <w:pStyle w:val="21"/>
         <w:rPr>
+          <w:color w:val="auto"/>
+          <w:szCs w:val="24"/>
           <w:lang w:val="ru-RU"/>
         </w:rPr>
       </w:pPr>
       <w:r>
         <w:rPr>
+          <w:color w:val="auto"/>
+          <w:szCs w:val="24"/>
           <w:lang w:val="ru-RU"/>
         </w:rPr>
         <w:t>1.1 Название проекта</w:t>
@@ -464,11 +591,15 @@
     <w:p>
       <w:pPr>
         <w:rPr>
+          <w:sz w:val="24"/>
+          <w:szCs w:val="24"/>
           <w:lang w:val="ru-RU"/>
         </w:rPr>
       </w:pPr>
       <w:r>
         <w:rPr>
+          <w:sz w:val="24"/>
+          <w:szCs w:val="24"/>
           <w:lang w:val="ru-RU"/>
         </w:rPr>
         <w:t>Сервис онлайн-бронирования залов фотостудии.</w:t>
@@ -478,11 +609,15 @@
       <w:pPr>
         <w:pStyle w:val="21"/>
         <w:rPr>
+          <w:color w:val="auto"/>
+          <w:szCs w:val="24"/>
           <w:lang w:val="ru-RU"/>
         </w:rPr>
       </w:pPr>
       <w:r>
         <w:rPr>
+          <w:color w:val="auto"/>
+          <w:szCs w:val="24"/>
           <w:lang w:val="ru-RU"/>
         </w:rPr>
         <w:t>1.2 Суть проекта</w:t>
@@ -491,11 +626,15 @@
     <w:p>
       <w:pPr>
         <w:rPr>
+          <w:sz w:val="24"/>
+          <w:szCs w:val="24"/>
           <w:lang w:val="ru-RU"/>
         </w:rPr>
       </w:pPr>
       <w:r>
         <w:rPr>
+          <w:sz w:val="24"/>
+          <w:szCs w:val="24"/>
           <w:lang w:val="ru-RU"/>
         </w:rPr>
         <w:t>Разработка веб-сервиса онлайн-бронирования залов для фотостудии с 4 залами (Циклорама, Лофт, Неон, Сканди), включающего клиентскую часть для самостоятельного выбора и оплаты времени и кабинет администратора для управления расписанием без двойных броней.</w:t>
@@ -504,38 +643,54 @@
     <w:p>
       <w:pPr>
         <w:rPr>
+          <w:sz w:val="24"/>
+          <w:szCs w:val="24"/>
           <w:lang w:val="ru-RU"/>
         </w:rPr>
       </w:pPr>
       <w:r>
         <w:rPr>
           <w:b/>
+          <w:sz w:val="24"/>
+          <w:szCs w:val="24"/>
           <w:lang w:val="ru-RU"/>
         </w:rPr>
         <w:t xml:space="preserve">Объявленный уровень реализации продукта: </w:t>
       </w:r>
       <w:r>
         <w:rPr>
+          <w:sz w:val="24"/>
+          <w:szCs w:val="24"/>
           <w:lang w:val="ru-RU"/>
         </w:rPr>
         <w:t>рабочий прототип, воспроизводящий сквозные сценарии клиента и администратора на реальной базе данных (</w:t>
       </w:r>
-      <w:proofErr w:type="spellStart"/>
-      <w:r>
+      <w:r>
+        <w:rPr>
+          <w:sz w:val="24"/>
+          <w:szCs w:val="24"/>
+        </w:rPr>
         <w:t>FastAPI</w:t>
       </w:r>
-      <w:proofErr w:type="spellEnd"/>
-      <w:r>
-        <w:rPr>
+      <w:r>
+        <w:rPr>
+          <w:sz w:val="24"/>
+          <w:szCs w:val="24"/>
           <w:lang w:val="ru-RU"/>
         </w:rPr>
         <w:t xml:space="preserve"> + </w:t>
       </w:r>
       <w:r>
+        <w:rPr>
+          <w:sz w:val="24"/>
+          <w:szCs w:val="24"/>
+        </w:rPr>
         <w:t>PostgreSQL</w:t>
       </w:r>
       <w:r>
         <w:rPr>
+          <w:sz w:val="24"/>
+          <w:szCs w:val="24"/>
           <w:lang w:val="ru-RU"/>
         </w:rPr>
         <w:t>). Внешние сервисы (оплата, уведомления, мессенджеры) заменяются заглушками. Промышленная эксплуатация не предполагается.</w:t>
@@ -545,11 +700,15 @@
       <w:pPr>
         <w:pStyle w:val="21"/>
         <w:rPr>
+          <w:color w:val="auto"/>
+          <w:szCs w:val="24"/>
           <w:lang w:val="ru-RU"/>
         </w:rPr>
       </w:pPr>
       <w:r>
         <w:rPr>
+          <w:color w:val="auto"/>
+          <w:szCs w:val="24"/>
           <w:lang w:val="ru-RU"/>
         </w:rPr>
         <w:t>1.3 Бизнес-окружение проекта</w:t>
@@ -558,29 +717,45 @@
     <w:p>
       <w:pPr>
         <w:rPr>
+          <w:sz w:val="24"/>
+          <w:szCs w:val="24"/>
           <w:lang w:val="ru-RU"/>
         </w:rPr>
       </w:pPr>
       <w:r>
         <w:rPr>
+          <w:sz w:val="24"/>
+          <w:szCs w:val="24"/>
           <w:lang w:val="ru-RU"/>
         </w:rPr>
         <w:t xml:space="preserve">Сейчас заявки поступают через </w:t>
       </w:r>
       <w:r>
+        <w:rPr>
+          <w:sz w:val="24"/>
+          <w:szCs w:val="24"/>
+        </w:rPr>
         <w:t>Telegram</w:t>
       </w:r>
       <w:r>
         <w:rPr>
+          <w:sz w:val="24"/>
+          <w:szCs w:val="24"/>
           <w:lang w:val="ru-RU"/>
         </w:rPr>
         <w:t xml:space="preserve">, </w:t>
       </w:r>
       <w:r>
+        <w:rPr>
+          <w:sz w:val="24"/>
+          <w:szCs w:val="24"/>
+        </w:rPr>
         <w:t>VK</w:t>
       </w:r>
       <w:r>
         <w:rPr>
+          <w:sz w:val="24"/>
+          <w:szCs w:val="24"/>
           <w:lang w:val="ru-RU"/>
         </w:rPr>
         <w:t xml:space="preserve"> и телефонные звонки, а календарь ведётся администратором вручную. Это приводит к пересечению броней (овербукингу), потере клиентов и простою залов. Клиенты в основном приходят по ссылкам из соцсетей с телефонов, администратор работает за ноутбуком. Автоматизация позволит устранить накладки в расписании, дать клиентам самостоятельно бронировать 24/7 и снизить рутинную нагрузку на администратора.</w:t>
@@ -589,24 +764,49 @@
     <w:p>
       <w:pPr>
         <w:pStyle w:val="21"/>
+        <w:rPr>
+          <w:color w:val="auto"/>
+          <w:szCs w:val="24"/>
+        </w:rPr>
       </w:pPr>
       <w:r>
+        <w:rPr>
+          <w:color w:val="auto"/>
+          <w:szCs w:val="24"/>
+        </w:rPr>
+        <w:lastRenderedPageBreak/>
         <w:t xml:space="preserve">1.4 </w:t>
       </w:r>
       <w:proofErr w:type="spellStart"/>
       <w:r>
+        <w:rPr>
+          <w:color w:val="auto"/>
+          <w:szCs w:val="24"/>
+        </w:rPr>
         <w:t>Цели</w:t>
       </w:r>
       <w:proofErr w:type="spellEnd"/>
       <w:r>
+        <w:rPr>
+          <w:color w:val="auto"/>
+          <w:szCs w:val="24"/>
+        </w:rPr>
         <w:t xml:space="preserve"> </w:t>
       </w:r>
       <w:proofErr w:type="spellStart"/>
       <w:r>
+        <w:rPr>
+          <w:color w:val="auto"/>
+          <w:szCs w:val="24"/>
+        </w:rPr>
         <w:t>проекта</w:t>
       </w:r>
       <w:proofErr w:type="spellEnd"/>
       <w:r>
+        <w:rPr>
+          <w:color w:val="auto"/>
+          <w:szCs w:val="24"/>
+        </w:rPr>
         <w:t xml:space="preserve"> (SMART)</w:t>
       </w:r>
     </w:p>
@@ -614,38 +814,54 @@
       <w:pPr>
         <w:pStyle w:val="a0"/>
         <w:rPr>
+          <w:sz w:val="24"/>
+          <w:szCs w:val="24"/>
           <w:lang w:val="ru-RU"/>
         </w:rPr>
       </w:pPr>
       <w:r>
         <w:rPr>
           <w:b/>
+          <w:sz w:val="24"/>
+          <w:szCs w:val="24"/>
           <w:lang w:val="ru-RU"/>
         </w:rPr>
         <w:t xml:space="preserve">Цель 1. </w:t>
       </w:r>
       <w:r>
         <w:rPr>
+          <w:sz w:val="24"/>
+          <w:szCs w:val="24"/>
           <w:lang w:val="ru-RU"/>
         </w:rPr>
         <w:t xml:space="preserve">До 24.12.2026 силами команды из 5 человек в пределах фонда 420 чел.-ч создать и сдать заказчику рабочий прототип веб-сервиса бронирования 4 залов фотостудии на </w:t>
       </w:r>
-      <w:proofErr w:type="spellStart"/>
-      <w:r>
+      <w:r>
+        <w:rPr>
+          <w:sz w:val="24"/>
+          <w:szCs w:val="24"/>
+        </w:rPr>
         <w:t>FastAPI</w:t>
       </w:r>
-      <w:proofErr w:type="spellEnd"/>
-      <w:r>
-        <w:rPr>
+      <w:r>
+        <w:rPr>
+          <w:sz w:val="24"/>
+          <w:szCs w:val="24"/>
           <w:lang w:val="ru-RU"/>
         </w:rPr>
         <w:t xml:space="preserve"> и </w:t>
       </w:r>
       <w:r>
+        <w:rPr>
+          <w:sz w:val="24"/>
+          <w:szCs w:val="24"/>
+        </w:rPr>
         <w:t>PostgreSQL</w:t>
       </w:r>
       <w:r>
         <w:rPr>
+          <w:sz w:val="24"/>
+          <w:szCs w:val="24"/>
           <w:lang w:val="ru-RU"/>
         </w:rPr>
         <w:t>, который проходит 100% пунктов чек-листа приёмки (раздел 2.4).</w:t>
@@ -655,39 +871,69 @@
       <w:pPr>
         <w:pStyle w:val="a0"/>
         <w:rPr>
+          <w:sz w:val="24"/>
+          <w:szCs w:val="24"/>
           <w:lang w:val="ru-RU"/>
         </w:rPr>
       </w:pPr>
       <w:r>
         <w:rPr>
           <w:b/>
+          <w:sz w:val="24"/>
+          <w:szCs w:val="24"/>
           <w:lang w:val="ru-RU"/>
         </w:rPr>
         <w:t xml:space="preserve">Цель 2. </w:t>
       </w:r>
       <w:r>
         <w:rPr>
-          <w:lang w:val="ru-RU"/>
-        </w:rPr>
-        <w:t>Обеспечить 0 пересечений броней одного зала: попытка создать пересекающуюся бронь блокируется на уровне БД в 100% случаев (проверяется на демонстрации, в т.ч. при двух одновременных запросах).</w:t>
+          <w:sz w:val="24"/>
+          <w:szCs w:val="24"/>
+          <w:lang w:val="ru-RU"/>
+        </w:rPr>
+        <w:t xml:space="preserve">Обеспечить 0 пересечений броней одного зала: попытка создать пересекающуюся бронь блокируется на уровне БД в 100% случаев (проверяется на демонстрации, в </w:t>
+      </w:r>
+      <w:proofErr w:type="gramStart"/>
+      <w:r>
+        <w:rPr>
+          <w:sz w:val="24"/>
+          <w:szCs w:val="24"/>
+          <w:lang w:val="ru-RU"/>
+        </w:rPr>
+        <w:t>т.ч.</w:t>
+      </w:r>
+      <w:proofErr w:type="gramEnd"/>
+      <w:r>
+        <w:rPr>
+          <w:sz w:val="24"/>
+          <w:szCs w:val="24"/>
+          <w:lang w:val="ru-RU"/>
+        </w:rPr>
+        <w:t xml:space="preserve"> при двух одновременных запросах).</w:t>
       </w:r>
     </w:p>
     <w:p>
       <w:pPr>
         <w:pStyle w:val="a0"/>
         <w:rPr>
+          <w:sz w:val="24"/>
+          <w:szCs w:val="24"/>
           <w:lang w:val="ru-RU"/>
         </w:rPr>
       </w:pPr>
       <w:r>
         <w:rPr>
           <w:b/>
+          <w:sz w:val="24"/>
+          <w:szCs w:val="24"/>
           <w:lang w:val="ru-RU"/>
         </w:rPr>
         <w:t xml:space="preserve">Цель 3. </w:t>
       </w:r>
       <w:r>
         <w:rPr>
+          <w:sz w:val="24"/>
+          <w:szCs w:val="24"/>
           <w:lang w:val="ru-RU"/>
         </w:rPr>
         <w:t>Сократить путь клиента от открытия сайта до созданной брони до ≤ 5 шагов (вход → зал → дата → слот → подтверждение) с телефона; проверяется на демонстрации итерации 2.</w:t>
@@ -697,19 +943,24 @@
       <w:pPr>
         <w:pStyle w:val="a0"/>
         <w:rPr>
+          <w:sz w:val="24"/>
+          <w:szCs w:val="24"/>
           <w:lang w:val="ru-RU"/>
         </w:rPr>
       </w:pPr>
       <w:r>
         <w:rPr>
           <w:b/>
-          <w:lang w:val="ru-RU"/>
-        </w:rPr>
-        <w:lastRenderedPageBreak/>
+          <w:sz w:val="24"/>
+          <w:szCs w:val="24"/>
+          <w:lang w:val="ru-RU"/>
+        </w:rPr>
         <w:t xml:space="preserve">Цель 4. </w:t>
       </w:r>
       <w:r>
         <w:rPr>
+          <w:sz w:val="24"/>
+          <w:szCs w:val="24"/>
           <w:lang w:val="ru-RU"/>
         </w:rPr>
         <w:t>Сдавать инкремент продукта и обновлённые артефакты на каждой из 4 двухнедельных итераций в срок (коэффициент срока = 1).</w:t>
@@ -719,11 +970,15 @@
       <w:pPr>
         <w:pStyle w:val="21"/>
         <w:rPr>
+          <w:color w:val="auto"/>
+          <w:szCs w:val="24"/>
           <w:lang w:val="ru-RU"/>
         </w:rPr>
       </w:pPr>
       <w:r>
         <w:rPr>
+          <w:color w:val="auto"/>
+          <w:szCs w:val="24"/>
           <w:lang w:val="ru-RU"/>
         </w:rPr>
         <w:t>1.5 Риски проекта</w:t>
@@ -732,38 +987,54 @@
     <w:p>
       <w:pPr>
         <w:rPr>
+          <w:sz w:val="24"/>
+          <w:szCs w:val="24"/>
           <w:lang w:val="ru-RU"/>
         </w:rPr>
       </w:pPr>
       <w:r>
         <w:rPr>
           <w:b/>
+          <w:sz w:val="24"/>
+          <w:szCs w:val="24"/>
           <w:lang w:val="ru-RU"/>
         </w:rPr>
         <w:t xml:space="preserve">Совокупный уровень риска — средний. </w:t>
       </w:r>
       <w:r>
         <w:rPr>
+          <w:sz w:val="24"/>
+          <w:szCs w:val="24"/>
           <w:lang w:val="ru-RU"/>
         </w:rPr>
         <w:t xml:space="preserve">Продукт технологически несложный и объём ограничен, но команда учебная, время участников ограничено другой учёбой, а у части команды нет опыта с </w:t>
       </w:r>
-      <w:proofErr w:type="spellStart"/>
-      <w:r>
+      <w:r>
+        <w:rPr>
+          <w:sz w:val="24"/>
+          <w:szCs w:val="24"/>
+        </w:rPr>
         <w:t>FastAPI</w:t>
       </w:r>
-      <w:proofErr w:type="spellEnd"/>
-      <w:r>
-        <w:rPr>
+      <w:r>
+        <w:rPr>
+          <w:sz w:val="24"/>
+          <w:szCs w:val="24"/>
           <w:lang w:val="ru-RU"/>
         </w:rPr>
         <w:t xml:space="preserve"> и </w:t>
       </w:r>
       <w:r>
+        <w:rPr>
+          <w:sz w:val="24"/>
+          <w:szCs w:val="24"/>
+        </w:rPr>
         <w:t>Docker</w:t>
       </w:r>
       <w:r>
         <w:rPr>
+          <w:sz w:val="24"/>
+          <w:szCs w:val="24"/>
           <w:lang w:val="ru-RU"/>
         </w:rPr>
         <w:t>.</w:t>
@@ -773,20 +1044,30 @@
       <w:pPr>
         <w:pStyle w:val="a0"/>
         <w:rPr>
+          <w:sz w:val="24"/>
+          <w:szCs w:val="24"/>
           <w:lang w:val="ru-RU"/>
         </w:rPr>
       </w:pPr>
       <w:r>
         <w:rPr>
+          <w:sz w:val="24"/>
+          <w:szCs w:val="24"/>
           <w:lang w:val="ru-RU"/>
         </w:rPr>
         <w:t xml:space="preserve">Р-01. Двойные брони при одновременных запросах (гонка) — ключевой технический риск, закрывается ограничением исключения в </w:t>
       </w:r>
       <w:r>
+        <w:rPr>
+          <w:sz w:val="24"/>
+          <w:szCs w:val="24"/>
+        </w:rPr>
         <w:t>PostgreSQL</w:t>
       </w:r>
       <w:r>
         <w:rPr>
+          <w:sz w:val="24"/>
+          <w:szCs w:val="24"/>
           <w:lang w:val="ru-RU"/>
         </w:rPr>
         <w:t>.</w:t>
@@ -796,11 +1077,15 @@
       <w:pPr>
         <w:pStyle w:val="a0"/>
         <w:rPr>
+          <w:sz w:val="24"/>
+          <w:szCs w:val="24"/>
           <w:lang w:val="ru-RU"/>
         </w:rPr>
       </w:pPr>
       <w:r>
         <w:rPr>
+          <w:sz w:val="24"/>
+          <w:szCs w:val="24"/>
           <w:lang w:val="ru-RU"/>
         </w:rPr>
         <w:t>Р-03. Нехватка времени участников в период контрольных и сессии → срыв итерации 3–4.</w:t>
@@ -810,40 +1095,60 @@
       <w:pPr>
         <w:pStyle w:val="a0"/>
         <w:rPr>
+          <w:sz w:val="24"/>
+          <w:szCs w:val="24"/>
           <w:lang w:val="ru-RU"/>
         </w:rPr>
       </w:pPr>
       <w:r>
         <w:rPr>
+          <w:sz w:val="24"/>
+          <w:szCs w:val="24"/>
           <w:lang w:val="ru-RU"/>
         </w:rPr>
         <w:t xml:space="preserve">Р-07. Недооценка трудоёмкости из-за отсутствия опыта с </w:t>
       </w:r>
-      <w:proofErr w:type="spellStart"/>
-      <w:r>
+      <w:r>
+        <w:rPr>
+          <w:sz w:val="24"/>
+          <w:szCs w:val="24"/>
+        </w:rPr>
         <w:t>FastAPI</w:t>
       </w:r>
-      <w:proofErr w:type="spellEnd"/>
-      <w:r>
-        <w:rPr>
+      <w:r>
+        <w:rPr>
+          <w:sz w:val="24"/>
+          <w:szCs w:val="24"/>
           <w:lang w:val="ru-RU"/>
         </w:rPr>
         <w:t xml:space="preserve"> / </w:t>
       </w:r>
       <w:r>
+        <w:rPr>
+          <w:sz w:val="24"/>
+          <w:szCs w:val="24"/>
+        </w:rPr>
         <w:t>Alembic</w:t>
       </w:r>
       <w:r>
         <w:rPr>
+          <w:sz w:val="24"/>
+          <w:szCs w:val="24"/>
           <w:lang w:val="ru-RU"/>
         </w:rPr>
         <w:t xml:space="preserve"> / </w:t>
       </w:r>
       <w:r>
+        <w:rPr>
+          <w:sz w:val="24"/>
+          <w:szCs w:val="24"/>
+        </w:rPr>
         <w:t>Docker</w:t>
       </w:r>
       <w:r>
         <w:rPr>
+          <w:sz w:val="24"/>
+          <w:szCs w:val="24"/>
           <w:lang w:val="ru-RU"/>
         </w:rPr>
         <w:t>.</w:t>
@@ -853,11 +1158,15 @@
       <w:pPr>
         <w:pStyle w:val="a0"/>
         <w:rPr>
+          <w:sz w:val="24"/>
+          <w:szCs w:val="24"/>
           <w:lang w:val="ru-RU"/>
         </w:rPr>
       </w:pPr>
       <w:r>
         <w:rPr>
+          <w:sz w:val="24"/>
+          <w:szCs w:val="24"/>
           <w:lang w:val="ru-RU"/>
         </w:rPr>
         <w:t>Р-02. Задержка ответов или расширение требований заказчиком после фиксации объёма.</w:t>
@@ -867,38 +1176,60 @@
       <w:pPr>
         <w:pStyle w:val="a0"/>
         <w:rPr>
+          <w:sz w:val="24"/>
+          <w:szCs w:val="24"/>
           <w:lang w:val="ru-RU"/>
         </w:rPr>
       </w:pPr>
       <w:r>
         <w:rPr>
+          <w:sz w:val="24"/>
+          <w:szCs w:val="24"/>
           <w:lang w:val="ru-RU"/>
         </w:rPr>
         <w:t xml:space="preserve">Р-04. Недоступность </w:t>
       </w:r>
       <w:r>
+        <w:rPr>
+          <w:sz w:val="24"/>
+          <w:szCs w:val="24"/>
+        </w:rPr>
         <w:t>GitHub</w:t>
       </w:r>
       <w:r>
         <w:rPr>
+          <w:sz w:val="24"/>
+          <w:szCs w:val="24"/>
           <w:lang w:val="ru-RU"/>
         </w:rPr>
         <w:t xml:space="preserve"> / </w:t>
       </w:r>
       <w:r>
+        <w:rPr>
+          <w:sz w:val="24"/>
+          <w:szCs w:val="24"/>
+        </w:rPr>
         <w:t>Docker</w:t>
       </w:r>
       <w:r>
         <w:rPr>
+          <w:sz w:val="24"/>
+          <w:szCs w:val="24"/>
           <w:lang w:val="ru-RU"/>
         </w:rPr>
         <w:t xml:space="preserve"> </w:t>
       </w:r>
       <w:r>
+        <w:rPr>
+          <w:sz w:val="24"/>
+          <w:szCs w:val="24"/>
+        </w:rPr>
         <w:t>Hub</w:t>
       </w:r>
       <w:r>
         <w:rPr>
+          <w:sz w:val="24"/>
+          <w:szCs w:val="24"/>
           <w:lang w:val="ru-RU"/>
         </w:rPr>
         <w:t xml:space="preserve"> (ограничения доступа, лимиты загрузки образов).</w:t>
@@ -908,20 +1239,30 @@
       <w:pPr>
         <w:pStyle w:val="a0"/>
         <w:rPr>
+          <w:sz w:val="24"/>
+          <w:szCs w:val="24"/>
           <w:lang w:val="ru-RU"/>
         </w:rPr>
       </w:pPr>
       <w:r>
         <w:rPr>
+          <w:sz w:val="24"/>
+          <w:szCs w:val="24"/>
           <w:lang w:val="ru-RU"/>
         </w:rPr>
         <w:t xml:space="preserve">Р-06. Использование реальных персональных данных (телефон, </w:t>
       </w:r>
       <w:r>
+        <w:rPr>
+          <w:sz w:val="24"/>
+          <w:szCs w:val="24"/>
+        </w:rPr>
         <w:t>email</w:t>
       </w:r>
       <w:r>
         <w:rPr>
+          <w:sz w:val="24"/>
+          <w:szCs w:val="24"/>
           <w:lang w:val="ru-RU"/>
         </w:rPr>
         <w:t>) без соблюдения 152-ФЗ.</w:t>
@@ -930,12 +1271,16 @@
     <w:p>
       <w:pPr>
         <w:rPr>
+          <w:sz w:val="24"/>
+          <w:szCs w:val="24"/>
           <w:lang w:val="ru-RU"/>
         </w:rPr>
       </w:pPr>
       <w:r>
         <w:rPr>
           <w:i/>
+          <w:sz w:val="24"/>
+          <w:szCs w:val="24"/>
           <w:lang w:val="ru-RU"/>
         </w:rPr>
         <w:t>Полный перечень рисков с оценками — в Реестре рисков (Фаза 3). Идентификаторы рисков совпадают с указанными в Реестре заинтересованных сторон.</w:t>
@@ -945,11 +1290,17 @@
       <w:pPr>
         <w:pStyle w:val="1"/>
         <w:rPr>
+          <w:color w:val="auto"/>
+          <w:sz w:val="24"/>
+          <w:szCs w:val="24"/>
           <w:lang w:val="ru-RU"/>
         </w:rPr>
       </w:pPr>
       <w:r>
         <w:rPr>
+          <w:color w:val="auto"/>
+          <w:sz w:val="24"/>
+          <w:szCs w:val="24"/>
           <w:lang w:val="ru-RU"/>
         </w:rPr>
         <w:t>2. Описание продукта и поставок</w:t>
@@ -959,11 +1310,15 @@
       <w:pPr>
         <w:pStyle w:val="21"/>
         <w:rPr>
+          <w:color w:val="auto"/>
+          <w:szCs w:val="24"/>
           <w:lang w:val="ru-RU"/>
         </w:rPr>
       </w:pPr>
       <w:r>
         <w:rPr>
+          <w:color w:val="auto"/>
+          <w:szCs w:val="24"/>
           <w:lang w:val="ru-RU"/>
         </w:rPr>
         <w:t>2.1 Продуктом проекта является (перечень поставок)</w:t>
@@ -993,10 +1348,17 @@
             <w:shd w:val="clear" w:color="auto" w:fill="D9E1F2"/>
           </w:tcPr>
           <w:p>
+            <w:pPr>
+              <w:rPr>
+                <w:sz w:val="24"/>
+                <w:szCs w:val="24"/>
+              </w:rPr>
+            </w:pPr>
             <w:r>
               <w:rPr>
                 <w:b/>
-                <w:sz w:val="18"/>
+                <w:sz w:val="24"/>
+                <w:szCs w:val="24"/>
               </w:rPr>
               <w:t>№</w:t>
             </w:r>
@@ -1008,10 +1370,17 @@
             <w:shd w:val="clear" w:color="auto" w:fill="D9E1F2"/>
           </w:tcPr>
           <w:p>
+            <w:pPr>
+              <w:rPr>
+                <w:sz w:val="24"/>
+                <w:szCs w:val="24"/>
+              </w:rPr>
+            </w:pPr>
             <w:r>
               <w:rPr>
                 <w:b/>
-                <w:sz w:val="18"/>
+                <w:sz w:val="24"/>
+                <w:szCs w:val="24"/>
               </w:rPr>
               <w:t>Поставка</w:t>
             </w:r>
@@ -1023,10 +1392,17 @@
             <w:shd w:val="clear" w:color="auto" w:fill="D9E1F2"/>
           </w:tcPr>
           <w:p>
+            <w:pPr>
+              <w:rPr>
+                <w:sz w:val="24"/>
+                <w:szCs w:val="24"/>
+              </w:rPr>
+            </w:pPr>
             <w:r>
               <w:rPr>
                 <w:b/>
-                <w:sz w:val="18"/>
+                <w:sz w:val="24"/>
+                <w:szCs w:val="24"/>
               </w:rPr>
               <w:t>Форма / где</w:t>
             </w:r>
@@ -1038,10 +1414,17 @@
             <w:shd w:val="clear" w:color="auto" w:fill="D9E1F2"/>
           </w:tcPr>
           <w:p>
+            <w:pPr>
+              <w:rPr>
+                <w:sz w:val="24"/>
+                <w:szCs w:val="24"/>
+              </w:rPr>
+            </w:pPr>
             <w:r>
               <w:rPr>
                 <w:b/>
-                <w:sz w:val="18"/>
+                <w:sz w:val="24"/>
+                <w:szCs w:val="24"/>
               </w:rPr>
               <w:t>Пакет ИСР</w:t>
             </w:r>
@@ -1057,9 +1440,16 @@
             <w:tcW w:w="624" w:type="dxa"/>
           </w:tcPr>
           <w:p>
-            <w:r>
-              <w:rPr>
-                <w:sz w:val="18"/>
+            <w:pPr>
+              <w:rPr>
+                <w:sz w:val="24"/>
+                <w:szCs w:val="24"/>
+              </w:rPr>
+            </w:pPr>
+            <w:r>
+              <w:rPr>
+                <w:sz w:val="24"/>
+                <w:szCs w:val="24"/>
               </w:rPr>
               <w:t>П1</w:t>
             </w:r>
@@ -1072,12 +1462,15 @@
           <w:p>
             <w:pPr>
               <w:rPr>
+                <w:sz w:val="24"/>
+                <w:szCs w:val="24"/>
                 <w:lang w:val="ru-RU"/>
               </w:rPr>
             </w:pPr>
             <w:r>
               <w:rPr>
-                <w:sz w:val="18"/>
+                <w:sz w:val="24"/>
+                <w:szCs w:val="24"/>
                 <w:lang w:val="ru-RU"/>
               </w:rPr>
               <w:t>Исходный код веб-сервиса (клиентская часть и кабинет администратора)</w:t>
@@ -1089,37 +1482,48 @@
             <w:tcW w:w="2835" w:type="dxa"/>
           </w:tcPr>
           <w:p>
-            <w:r>
-              <w:rPr>
-                <w:sz w:val="18"/>
+            <w:pPr>
+              <w:rPr>
+                <w:sz w:val="24"/>
+                <w:szCs w:val="24"/>
+              </w:rPr>
+            </w:pPr>
+            <w:r>
+              <w:rPr>
+                <w:sz w:val="24"/>
+                <w:szCs w:val="24"/>
               </w:rPr>
               <w:t>GitHub-</w:t>
             </w:r>
             <w:proofErr w:type="spellStart"/>
             <w:r>
               <w:rPr>
-                <w:sz w:val="18"/>
+                <w:sz w:val="24"/>
+                <w:szCs w:val="24"/>
               </w:rPr>
               <w:t>репозиторий</w:t>
             </w:r>
             <w:proofErr w:type="spellEnd"/>
             <w:r>
               <w:rPr>
-                <w:sz w:val="18"/>
+                <w:sz w:val="24"/>
+                <w:szCs w:val="24"/>
               </w:rPr>
               <w:t xml:space="preserve">, </w:t>
             </w:r>
             <w:proofErr w:type="spellStart"/>
             <w:r>
               <w:rPr>
-                <w:sz w:val="18"/>
+                <w:sz w:val="24"/>
+                <w:szCs w:val="24"/>
               </w:rPr>
               <w:t>ветка</w:t>
             </w:r>
             <w:proofErr w:type="spellEnd"/>
             <w:r>
               <w:rPr>
-                <w:sz w:val="18"/>
+                <w:sz w:val="24"/>
+                <w:szCs w:val="24"/>
               </w:rPr>
               <w:t xml:space="preserve"> main</w:t>
             </w:r>
@@ -1130,9 +1534,16 @@
             <w:tcW w:w="1247" w:type="dxa"/>
           </w:tcPr>
           <w:p>
-            <w:r>
-              <w:rPr>
-                <w:sz w:val="18"/>
+            <w:pPr>
+              <w:rPr>
+                <w:sz w:val="24"/>
+                <w:szCs w:val="24"/>
+              </w:rPr>
+            </w:pPr>
+            <w:r>
+              <w:rPr>
+                <w:sz w:val="24"/>
+                <w:szCs w:val="24"/>
               </w:rPr>
               <w:t>3.1–3.4</w:t>
             </w:r>
@@ -1148,9 +1559,16 @@
             <w:tcW w:w="624" w:type="dxa"/>
           </w:tcPr>
           <w:p>
-            <w:r>
-              <w:rPr>
-                <w:sz w:val="18"/>
+            <w:pPr>
+              <w:rPr>
+                <w:sz w:val="24"/>
+                <w:szCs w:val="24"/>
+              </w:rPr>
+            </w:pPr>
+            <w:r>
+              <w:rPr>
+                <w:sz w:val="24"/>
+                <w:szCs w:val="24"/>
               </w:rPr>
               <w:t>П2</w:t>
             </w:r>
@@ -1161,11 +1579,26 @@
             <w:tcW w:w="4535" w:type="dxa"/>
           </w:tcPr>
           <w:p>
-            <w:r>
-              <w:rPr>
-                <w:sz w:val="18"/>
-              </w:rPr>
-              <w:t>Окружение запуска: docker-compose (FastAPI + PostgreSQL), запуск одной командой</w:t>
+            <w:pPr>
+              <w:rPr>
+                <w:sz w:val="24"/>
+                <w:szCs w:val="24"/>
+              </w:rPr>
+            </w:pPr>
+            <w:r>
+              <w:rPr>
+                <w:sz w:val="24"/>
+                <w:szCs w:val="24"/>
+              </w:rPr>
+              <w:t xml:space="preserve">Окружение запуска: docker-compose (FastAPI + PostgreSQL), запуск одной </w:t>
+            </w:r>
+            <w:r>
+              <w:rPr>
+                <w:sz w:val="24"/>
+                <w:szCs w:val="24"/>
+              </w:rPr>
+              <w:lastRenderedPageBreak/>
+              <w:t>командой</w:t>
             </w:r>
           </w:p>
         </w:tc>
@@ -1174,10 +1607,18 @@
             <w:tcW w:w="2835" w:type="dxa"/>
           </w:tcPr>
           <w:p>
-            <w:r>
-              <w:rPr>
-                <w:sz w:val="18"/>
-              </w:rPr>
+            <w:pPr>
+              <w:rPr>
+                <w:sz w:val="24"/>
+                <w:szCs w:val="24"/>
+              </w:rPr>
+            </w:pPr>
+            <w:r>
+              <w:rPr>
+                <w:sz w:val="24"/>
+                <w:szCs w:val="24"/>
+              </w:rPr>
+              <w:lastRenderedPageBreak/>
               <w:t>docker-compose.yml в репозитории</w:t>
             </w:r>
           </w:p>
@@ -1187,9 +1628,16 @@
             <w:tcW w:w="1247" w:type="dxa"/>
           </w:tcPr>
           <w:p>
-            <w:r>
-              <w:rPr>
-                <w:sz w:val="18"/>
+            <w:pPr>
+              <w:rPr>
+                <w:sz w:val="24"/>
+                <w:szCs w:val="24"/>
+              </w:rPr>
+            </w:pPr>
+            <w:r>
+              <w:rPr>
+                <w:sz w:val="24"/>
+                <w:szCs w:val="24"/>
               </w:rPr>
               <w:t>3.1.1</w:t>
             </w:r>
@@ -1205,9 +1653,16 @@
             <w:tcW w:w="624" w:type="dxa"/>
           </w:tcPr>
           <w:p>
-            <w:r>
-              <w:rPr>
-                <w:sz w:val="18"/>
+            <w:pPr>
+              <w:rPr>
+                <w:sz w:val="24"/>
+                <w:szCs w:val="24"/>
+              </w:rPr>
+            </w:pPr>
+            <w:r>
+              <w:rPr>
+                <w:sz w:val="24"/>
+                <w:szCs w:val="24"/>
               </w:rPr>
               <w:t>П3</w:t>
             </w:r>
@@ -1220,19 +1675,23 @@
           <w:p>
             <w:pPr>
               <w:rPr>
+                <w:sz w:val="24"/>
+                <w:szCs w:val="24"/>
                 <w:lang w:val="ru-RU"/>
               </w:rPr>
             </w:pPr>
             <w:r>
               <w:rPr>
-                <w:sz w:val="18"/>
+                <w:sz w:val="24"/>
+                <w:szCs w:val="24"/>
                 <w:lang w:val="ru-RU"/>
               </w:rPr>
               <w:t xml:space="preserve">Схема БД и миграции </w:t>
             </w:r>
             <w:r>
               <w:rPr>
-                <w:sz w:val="18"/>
+                <w:sz w:val="24"/>
+                <w:szCs w:val="24"/>
               </w:rPr>
               <w:t>Alembic</w:t>
             </w:r>
@@ -1243,24 +1702,33 @@
             <w:tcW w:w="2835" w:type="dxa"/>
           </w:tcPr>
           <w:p>
+            <w:pPr>
+              <w:rPr>
+                <w:sz w:val="24"/>
+                <w:szCs w:val="24"/>
+              </w:rPr>
+            </w:pPr>
             <w:proofErr w:type="spellStart"/>
             <w:r>
               <w:rPr>
-                <w:sz w:val="18"/>
+                <w:sz w:val="24"/>
+                <w:szCs w:val="24"/>
               </w:rPr>
               <w:t>Каталог</w:t>
             </w:r>
             <w:proofErr w:type="spellEnd"/>
             <w:r>
               <w:rPr>
-                <w:sz w:val="18"/>
+                <w:sz w:val="24"/>
+                <w:szCs w:val="24"/>
               </w:rPr>
               <w:t xml:space="preserve"> migrations/ в </w:t>
             </w:r>
             <w:proofErr w:type="spellStart"/>
             <w:r>
               <w:rPr>
-                <w:sz w:val="18"/>
+                <w:sz w:val="24"/>
+                <w:szCs w:val="24"/>
               </w:rPr>
               <w:t>репозитории</w:t>
             </w:r>
@@ -1272,9 +1740,16 @@
             <w:tcW w:w="1247" w:type="dxa"/>
           </w:tcPr>
           <w:p>
-            <w:r>
-              <w:rPr>
-                <w:sz w:val="18"/>
+            <w:pPr>
+              <w:rPr>
+                <w:sz w:val="24"/>
+                <w:szCs w:val="24"/>
+              </w:rPr>
+            </w:pPr>
+            <w:r>
+              <w:rPr>
+                <w:sz w:val="24"/>
+                <w:szCs w:val="24"/>
               </w:rPr>
               <w:t>3.1.2</w:t>
             </w:r>
@@ -1290,9 +1765,16 @@
             <w:tcW w:w="624" w:type="dxa"/>
           </w:tcPr>
           <w:p>
-            <w:r>
-              <w:rPr>
-                <w:sz w:val="18"/>
+            <w:pPr>
+              <w:rPr>
+                <w:sz w:val="24"/>
+                <w:szCs w:val="24"/>
+              </w:rPr>
+            </w:pPr>
+            <w:r>
+              <w:rPr>
+                <w:sz w:val="24"/>
+                <w:szCs w:val="24"/>
               </w:rPr>
               <w:t>П4</w:t>
             </w:r>
@@ -1305,12 +1787,15 @@
           <w:p>
             <w:pPr>
               <w:rPr>
+                <w:sz w:val="24"/>
+                <w:szCs w:val="24"/>
                 <w:lang w:val="ru-RU"/>
               </w:rPr>
             </w:pPr>
             <w:r>
               <w:rPr>
-                <w:sz w:val="18"/>
+                <w:sz w:val="24"/>
+                <w:szCs w:val="24"/>
                 <w:lang w:val="ru-RU"/>
               </w:rPr>
               <w:t>Заглушка оплаты (кнопка «Оплатить» → статус «Оплачено»)</w:t>
@@ -1322,24 +1807,33 @@
             <w:tcW w:w="2835" w:type="dxa"/>
           </w:tcPr>
           <w:p>
+            <w:pPr>
+              <w:rPr>
+                <w:sz w:val="24"/>
+                <w:szCs w:val="24"/>
+              </w:rPr>
+            </w:pPr>
             <w:proofErr w:type="spellStart"/>
             <w:r>
               <w:rPr>
-                <w:sz w:val="18"/>
+                <w:sz w:val="24"/>
+                <w:szCs w:val="24"/>
               </w:rPr>
               <w:t>Функция</w:t>
             </w:r>
             <w:proofErr w:type="spellEnd"/>
             <w:r>
               <w:rPr>
-                <w:sz w:val="18"/>
+                <w:sz w:val="24"/>
+                <w:szCs w:val="24"/>
               </w:rPr>
               <w:t xml:space="preserve"> </w:t>
             </w:r>
             <w:proofErr w:type="spellStart"/>
             <w:r>
               <w:rPr>
-                <w:sz w:val="18"/>
+                <w:sz w:val="24"/>
+                <w:szCs w:val="24"/>
               </w:rPr>
               <w:t>продукта</w:t>
             </w:r>
@@ -1351,9 +1845,16 @@
             <w:tcW w:w="1247" w:type="dxa"/>
           </w:tcPr>
           <w:p>
-            <w:r>
-              <w:rPr>
-                <w:sz w:val="18"/>
+            <w:pPr>
+              <w:rPr>
+                <w:sz w:val="24"/>
+                <w:szCs w:val="24"/>
+              </w:rPr>
+            </w:pPr>
+            <w:r>
+              <w:rPr>
+                <w:sz w:val="24"/>
+                <w:szCs w:val="24"/>
               </w:rPr>
               <w:t>3.4.2</w:t>
             </w:r>
@@ -1369,9 +1870,16 @@
             <w:tcW w:w="624" w:type="dxa"/>
           </w:tcPr>
           <w:p>
-            <w:r>
-              <w:rPr>
-                <w:sz w:val="18"/>
+            <w:pPr>
+              <w:rPr>
+                <w:sz w:val="24"/>
+                <w:szCs w:val="24"/>
+              </w:rPr>
+            </w:pPr>
+            <w:r>
+              <w:rPr>
+                <w:sz w:val="24"/>
+                <w:szCs w:val="24"/>
               </w:rPr>
               <w:t>П5</w:t>
             </w:r>
@@ -1384,12 +1892,15 @@
           <w:p>
             <w:pPr>
               <w:rPr>
+                <w:sz w:val="24"/>
+                <w:szCs w:val="24"/>
                 <w:lang w:val="ru-RU"/>
               </w:rPr>
             </w:pPr>
             <w:r>
               <w:rPr>
-                <w:sz w:val="18"/>
+                <w:sz w:val="24"/>
+                <w:szCs w:val="24"/>
                 <w:lang w:val="ru-RU"/>
               </w:rPr>
               <w:t>Заглушка уведомлений (сообщение на экране + запись в системный журнал)</w:t>
@@ -1403,12 +1914,15 @@
           <w:p>
             <w:pPr>
               <w:rPr>
+                <w:sz w:val="24"/>
+                <w:szCs w:val="24"/>
                 <w:lang w:val="ru-RU"/>
               </w:rPr>
             </w:pPr>
             <w:r>
               <w:rPr>
-                <w:sz w:val="18"/>
+                <w:sz w:val="24"/>
+                <w:szCs w:val="24"/>
                 <w:lang w:val="ru-RU"/>
               </w:rPr>
               <w:t>Функция продукта, файл/таблица журнала</w:t>
@@ -1420,9 +1934,16 @@
             <w:tcW w:w="1247" w:type="dxa"/>
           </w:tcPr>
           <w:p>
-            <w:r>
-              <w:rPr>
-                <w:sz w:val="18"/>
+            <w:pPr>
+              <w:rPr>
+                <w:sz w:val="24"/>
+                <w:szCs w:val="24"/>
+              </w:rPr>
+            </w:pPr>
+            <w:r>
+              <w:rPr>
+                <w:sz w:val="24"/>
+                <w:szCs w:val="24"/>
               </w:rPr>
               <w:t>3.4.3</w:t>
             </w:r>
@@ -1438,9 +1959,16 @@
             <w:tcW w:w="624" w:type="dxa"/>
           </w:tcPr>
           <w:p>
-            <w:r>
-              <w:rPr>
-                <w:sz w:val="18"/>
+            <w:pPr>
+              <w:rPr>
+                <w:sz w:val="24"/>
+                <w:szCs w:val="24"/>
+              </w:rPr>
+            </w:pPr>
+            <w:r>
+              <w:rPr>
+                <w:sz w:val="24"/>
+                <w:szCs w:val="24"/>
               </w:rPr>
               <w:t>П6</w:t>
             </w:r>
@@ -1453,12 +1981,15 @@
           <w:p>
             <w:pPr>
               <w:rPr>
+                <w:sz w:val="24"/>
+                <w:szCs w:val="24"/>
                 <w:lang w:val="ru-RU"/>
               </w:rPr>
             </w:pPr>
             <w:r>
               <w:rPr>
-                <w:sz w:val="18"/>
+                <w:sz w:val="24"/>
+                <w:szCs w:val="24"/>
                 <w:lang w:val="ru-RU"/>
               </w:rPr>
               <w:t>Скрипт демо-данных: 4 зала с ценами, тестовые клиенты, расписание на неделю</w:t>
@@ -1470,30 +2001,40 @@
             <w:tcW w:w="2835" w:type="dxa"/>
           </w:tcPr>
           <w:p>
-            <w:r>
-              <w:rPr>
-                <w:sz w:val="18"/>
+            <w:pPr>
+              <w:rPr>
+                <w:sz w:val="24"/>
+                <w:szCs w:val="24"/>
+              </w:rPr>
+            </w:pPr>
+            <w:r>
+              <w:rPr>
+                <w:sz w:val="24"/>
+                <w:szCs w:val="24"/>
               </w:rPr>
               <w:t>seed-</w:t>
             </w:r>
             <w:proofErr w:type="spellStart"/>
             <w:r>
               <w:rPr>
-                <w:sz w:val="18"/>
+                <w:sz w:val="24"/>
+                <w:szCs w:val="24"/>
               </w:rPr>
               <w:t>скрипт</w:t>
             </w:r>
             <w:proofErr w:type="spellEnd"/>
             <w:r>
               <w:rPr>
-                <w:sz w:val="18"/>
+                <w:sz w:val="24"/>
+                <w:szCs w:val="24"/>
               </w:rPr>
               <w:t xml:space="preserve"> в </w:t>
             </w:r>
             <w:proofErr w:type="spellStart"/>
             <w:r>
               <w:rPr>
-                <w:sz w:val="18"/>
+                <w:sz w:val="24"/>
+                <w:szCs w:val="24"/>
               </w:rPr>
               <w:t>репозитории</w:t>
             </w:r>
@@ -1505,9 +2046,16 @@
             <w:tcW w:w="1247" w:type="dxa"/>
           </w:tcPr>
           <w:p>
-            <w:r>
-              <w:rPr>
-                <w:sz w:val="18"/>
+            <w:pPr>
+              <w:rPr>
+                <w:sz w:val="24"/>
+                <w:szCs w:val="24"/>
+              </w:rPr>
+            </w:pPr>
+            <w:r>
+              <w:rPr>
+                <w:sz w:val="24"/>
+                <w:szCs w:val="24"/>
               </w:rPr>
               <w:t>4.1.1</w:t>
             </w:r>
@@ -1523,9 +2071,16 @@
             <w:tcW w:w="624" w:type="dxa"/>
           </w:tcPr>
           <w:p>
-            <w:r>
-              <w:rPr>
-                <w:sz w:val="18"/>
+            <w:pPr>
+              <w:rPr>
+                <w:sz w:val="24"/>
+                <w:szCs w:val="24"/>
+              </w:rPr>
+            </w:pPr>
+            <w:r>
+              <w:rPr>
+                <w:sz w:val="24"/>
+                <w:szCs w:val="24"/>
               </w:rPr>
               <w:t>П7</w:t>
             </w:r>
@@ -1538,12 +2093,15 @@
           <w:p>
             <w:pPr>
               <w:rPr>
+                <w:sz w:val="24"/>
+                <w:szCs w:val="24"/>
                 <w:lang w:val="ru-RU"/>
               </w:rPr>
             </w:pPr>
             <w:r>
               <w:rPr>
-                <w:sz w:val="18"/>
+                <w:sz w:val="24"/>
+                <w:szCs w:val="24"/>
                 <w:lang w:val="ru-RU"/>
               </w:rPr>
               <w:t>Инструкция по запуску и учётные записи демо-пользователей</w:t>
@@ -1555,9 +2113,16 @@
             <w:tcW w:w="2835" w:type="dxa"/>
           </w:tcPr>
           <w:p>
-            <w:r>
-              <w:rPr>
-                <w:sz w:val="18"/>
+            <w:pPr>
+              <w:rPr>
+                <w:sz w:val="24"/>
+                <w:szCs w:val="24"/>
+              </w:rPr>
+            </w:pPr>
+            <w:r>
+              <w:rPr>
+                <w:sz w:val="24"/>
+                <w:szCs w:val="24"/>
               </w:rPr>
               <w:t>README.md</w:t>
             </w:r>
@@ -1568,9 +2133,16 @@
             <w:tcW w:w="1247" w:type="dxa"/>
           </w:tcPr>
           <w:p>
-            <w:r>
-              <w:rPr>
-                <w:sz w:val="18"/>
+            <w:pPr>
+              <w:rPr>
+                <w:sz w:val="24"/>
+                <w:szCs w:val="24"/>
+              </w:rPr>
+            </w:pPr>
+            <w:r>
+              <w:rPr>
+                <w:sz w:val="24"/>
+                <w:szCs w:val="24"/>
               </w:rPr>
               <w:t>4.2.1</w:t>
             </w:r>
@@ -1586,9 +2158,16 @@
             <w:tcW w:w="624" w:type="dxa"/>
           </w:tcPr>
           <w:p>
-            <w:r>
-              <w:rPr>
-                <w:sz w:val="18"/>
+            <w:pPr>
+              <w:rPr>
+                <w:sz w:val="24"/>
+                <w:szCs w:val="24"/>
+              </w:rPr>
+            </w:pPr>
+            <w:r>
+              <w:rPr>
+                <w:sz w:val="24"/>
+                <w:szCs w:val="24"/>
               </w:rPr>
               <w:t>П8</w:t>
             </w:r>
@@ -1601,12 +2180,15 @@
           <w:p>
             <w:pPr>
               <w:rPr>
+                <w:sz w:val="24"/>
+                <w:szCs w:val="24"/>
                 <w:lang w:val="ru-RU"/>
               </w:rPr>
             </w:pPr>
             <w:r>
               <w:rPr>
-                <w:sz w:val="18"/>
+                <w:sz w:val="24"/>
+                <w:szCs w:val="24"/>
                 <w:lang w:val="ru-RU"/>
               </w:rPr>
               <w:t>Макеты интерфейса клиента (мобильная версия) и администратора</w:t>
@@ -1618,37 +2200,48 @@
             <w:tcW w:w="2835" w:type="dxa"/>
           </w:tcPr>
           <w:p>
-            <w:r>
-              <w:rPr>
-                <w:sz w:val="18"/>
+            <w:pPr>
+              <w:rPr>
+                <w:sz w:val="24"/>
+                <w:szCs w:val="24"/>
+              </w:rPr>
+            </w:pPr>
+            <w:r>
+              <w:rPr>
+                <w:sz w:val="24"/>
+                <w:szCs w:val="24"/>
               </w:rPr>
               <w:t xml:space="preserve">Figma / </w:t>
             </w:r>
             <w:proofErr w:type="spellStart"/>
             <w:r>
               <w:rPr>
-                <w:sz w:val="18"/>
+                <w:sz w:val="24"/>
+                <w:szCs w:val="24"/>
               </w:rPr>
               <w:t>Penpot</w:t>
             </w:r>
             <w:proofErr w:type="spellEnd"/>
             <w:r>
               <w:rPr>
-                <w:sz w:val="18"/>
+                <w:sz w:val="24"/>
+                <w:szCs w:val="24"/>
               </w:rPr>
               <w:t xml:space="preserve">, </w:t>
             </w:r>
             <w:proofErr w:type="spellStart"/>
             <w:r>
               <w:rPr>
-                <w:sz w:val="18"/>
+                <w:sz w:val="24"/>
+                <w:szCs w:val="24"/>
               </w:rPr>
               <w:t>ссылка</w:t>
             </w:r>
             <w:proofErr w:type="spellEnd"/>
             <w:r>
               <w:rPr>
-                <w:sz w:val="18"/>
+                <w:sz w:val="24"/>
+                <w:szCs w:val="24"/>
               </w:rPr>
               <w:t xml:space="preserve"> в README</w:t>
             </w:r>
@@ -1659,9 +2252,16 @@
             <w:tcW w:w="1247" w:type="dxa"/>
           </w:tcPr>
           <w:p>
-            <w:r>
-              <w:rPr>
-                <w:sz w:val="18"/>
+            <w:pPr>
+              <w:rPr>
+                <w:sz w:val="24"/>
+                <w:szCs w:val="24"/>
+              </w:rPr>
+            </w:pPr>
+            <w:r>
+              <w:rPr>
+                <w:sz w:val="24"/>
+                <w:szCs w:val="24"/>
               </w:rPr>
               <w:t>2.2.1</w:t>
             </w:r>
@@ -1677,9 +2277,16 @@
             <w:tcW w:w="624" w:type="dxa"/>
           </w:tcPr>
           <w:p>
-            <w:r>
-              <w:rPr>
-                <w:sz w:val="18"/>
+            <w:pPr>
+              <w:rPr>
+                <w:sz w:val="24"/>
+                <w:szCs w:val="24"/>
+              </w:rPr>
+            </w:pPr>
+            <w:r>
+              <w:rPr>
+                <w:sz w:val="24"/>
+                <w:szCs w:val="24"/>
               </w:rPr>
               <w:t>П9</w:t>
             </w:r>
@@ -1692,88 +2299,84 @@
           <w:p>
             <w:pPr>
               <w:rPr>
+                <w:sz w:val="24"/>
+                <w:szCs w:val="24"/>
                 <w:lang w:val="ru-RU"/>
               </w:rPr>
             </w:pPr>
             <w:r>
               <w:rPr>
-                <w:sz w:val="18"/>
+                <w:sz w:val="24"/>
+                <w:szCs w:val="24"/>
                 <w:lang w:val="ru-RU"/>
               </w:rPr>
               <w:t xml:space="preserve">Комплект проектной документации: концепт-документ, анализ методологий, устав, реестр ЗС, ИСР, таблица оценок, сетевой график и расписание, реестр рисков, </w:t>
             </w:r>
             <w:r>
               <w:rPr>
-                <w:sz w:val="18"/>
+                <w:sz w:val="24"/>
+                <w:szCs w:val="24"/>
               </w:rPr>
               <w:t>story</w:t>
             </w:r>
             <w:r>
               <w:rPr>
-                <w:sz w:val="18"/>
+                <w:sz w:val="24"/>
+                <w:szCs w:val="24"/>
                 <w:lang w:val="ru-RU"/>
               </w:rPr>
               <w:t xml:space="preserve"> </w:t>
             </w:r>
             <w:r>
               <w:rPr>
-                <w:sz w:val="18"/>
+                <w:sz w:val="24"/>
+                <w:szCs w:val="24"/>
               </w:rPr>
               <w:t>map</w:t>
             </w:r>
             <w:r>
               <w:rPr>
-                <w:sz w:val="18"/>
+                <w:sz w:val="24"/>
+                <w:szCs w:val="24"/>
                 <w:lang w:val="ru-RU"/>
               </w:rPr>
-              <w:t xml:space="preserve">, </w:t>
-            </w:r>
-            <w:proofErr w:type="spellStart"/>
-            <w:r>
-              <w:rPr>
-                <w:sz w:val="18"/>
+              <w:t>, бэклог, журнал изменений, отчёты о статусе, итоговый отчёт</w:t>
+            </w:r>
+          </w:p>
+        </w:tc>
+        <w:tc>
+          <w:tcPr>
+            <w:tcW w:w="2835" w:type="dxa"/>
+          </w:tcPr>
+          <w:p>
+            <w:pPr>
+              <w:rPr>
+                <w:sz w:val="24"/>
+                <w:szCs w:val="24"/>
                 <w:lang w:val="ru-RU"/>
               </w:rPr>
-              <w:t>бэклог</w:t>
-            </w:r>
-            <w:proofErr w:type="spellEnd"/>
-            <w:r>
-              <w:rPr>
-                <w:sz w:val="18"/>
+            </w:pPr>
+            <w:r>
+              <w:rPr>
+                <w:sz w:val="24"/>
+                <w:szCs w:val="24"/>
                 <w:lang w:val="ru-RU"/>
               </w:rPr>
-              <w:t>, журнал изменений, отчёты о статусе, итоговый отчёт</w:t>
-            </w:r>
-          </w:p>
-        </w:tc>
-        <w:tc>
-          <w:tcPr>
-            <w:tcW w:w="2835" w:type="dxa"/>
-          </w:tcPr>
-          <w:p>
-            <w:pPr>
-              <w:rPr>
+              <w:t xml:space="preserve">Облачная папка / каталог </w:t>
+            </w:r>
+            <w:r>
+              <w:rPr>
+                <w:sz w:val="24"/>
+                <w:szCs w:val="24"/>
+              </w:rPr>
+              <w:t>docs</w:t>
+            </w:r>
+            <w:r>
+              <w:rPr>
+                <w:sz w:val="24"/>
+                <w:szCs w:val="24"/>
                 <w:lang w:val="ru-RU"/>
               </w:rPr>
-            </w:pPr>
-            <w:r>
-              <w:rPr>
-                <w:sz w:val="18"/>
-                <w:lang w:val="ru-RU"/>
-              </w:rPr>
-              <w:t xml:space="preserve">Облачная папка / каталог </w:t>
-            </w:r>
-            <w:r>
-              <w:rPr>
-                <w:sz w:val="18"/>
-              </w:rPr>
-              <w:t>docs</w:t>
-            </w:r>
-            <w:r>
-              <w:rPr>
-                <w:sz w:val="18"/>
-                <w:lang w:val="ru-RU"/>
-              </w:rPr>
               <w:t>/ в репозитории</w:t>
             </w:r>
           </w:p>
@@ -1783,9 +2386,16 @@
             <w:tcW w:w="1247" w:type="dxa"/>
           </w:tcPr>
           <w:p>
-            <w:r>
-              <w:rPr>
-                <w:sz w:val="18"/>
+            <w:pPr>
+              <w:rPr>
+                <w:sz w:val="24"/>
+                <w:szCs w:val="24"/>
+              </w:rPr>
+            </w:pPr>
+            <w:r>
+              <w:rPr>
+                <w:sz w:val="24"/>
+                <w:szCs w:val="24"/>
               </w:rPr>
               <w:t>1.1–1.2, 2.1</w:t>
             </w:r>
@@ -1801,9 +2411,16 @@
             <w:tcW w:w="624" w:type="dxa"/>
           </w:tcPr>
           <w:p>
-            <w:r>
-              <w:rPr>
-                <w:sz w:val="18"/>
+            <w:pPr>
+              <w:rPr>
+                <w:sz w:val="24"/>
+                <w:szCs w:val="24"/>
+              </w:rPr>
+            </w:pPr>
+            <w:r>
+              <w:rPr>
+                <w:sz w:val="24"/>
+                <w:szCs w:val="24"/>
               </w:rPr>
               <w:t>П10</w:t>
             </w:r>
@@ -1816,12 +2433,15 @@
           <w:p>
             <w:pPr>
               <w:rPr>
+                <w:sz w:val="24"/>
+                <w:szCs w:val="24"/>
                 <w:lang w:val="ru-RU"/>
               </w:rPr>
             </w:pPr>
             <w:r>
               <w:rPr>
-                <w:sz w:val="18"/>
+                <w:sz w:val="24"/>
+                <w:szCs w:val="24"/>
                 <w:lang w:val="ru-RU"/>
               </w:rPr>
               <w:t>4 демонстрации инкремента заказчику с приёмкой по чек-листу</w:t>
@@ -1833,52 +2453,65 @@
             <w:tcW w:w="2835" w:type="dxa"/>
           </w:tcPr>
           <w:p>
+            <w:pPr>
+              <w:rPr>
+                <w:sz w:val="24"/>
+                <w:szCs w:val="24"/>
+              </w:rPr>
+            </w:pPr>
             <w:proofErr w:type="spellStart"/>
             <w:r>
               <w:rPr>
-                <w:sz w:val="18"/>
+                <w:sz w:val="24"/>
+                <w:szCs w:val="24"/>
               </w:rPr>
               <w:t>Очно</w:t>
             </w:r>
             <w:proofErr w:type="spellEnd"/>
             <w:r>
               <w:rPr>
-                <w:sz w:val="18"/>
+                <w:sz w:val="24"/>
+                <w:szCs w:val="24"/>
               </w:rPr>
               <w:t xml:space="preserve"> </w:t>
             </w:r>
             <w:proofErr w:type="spellStart"/>
             <w:r>
               <w:rPr>
-                <w:sz w:val="18"/>
+                <w:sz w:val="24"/>
+                <w:szCs w:val="24"/>
               </w:rPr>
               <w:t>на</w:t>
             </w:r>
             <w:proofErr w:type="spellEnd"/>
             <w:r>
               <w:rPr>
-                <w:sz w:val="18"/>
+                <w:sz w:val="24"/>
+                <w:szCs w:val="24"/>
               </w:rPr>
               <w:t xml:space="preserve"> </w:t>
             </w:r>
             <w:proofErr w:type="spellStart"/>
             <w:r>
               <w:rPr>
-                <w:sz w:val="18"/>
+                <w:sz w:val="24"/>
+                <w:szCs w:val="24"/>
               </w:rPr>
               <w:t>практических</w:t>
             </w:r>
             <w:proofErr w:type="spellEnd"/>
             <w:r>
               <w:rPr>
-                <w:sz w:val="18"/>
+                <w:sz w:val="24"/>
+                <w:szCs w:val="24"/>
               </w:rPr>
               <w:t xml:space="preserve"> </w:t>
             </w:r>
             <w:proofErr w:type="spellStart"/>
             <w:r>
               <w:rPr>
-                <w:sz w:val="18"/>
+                <w:sz w:val="24"/>
+                <w:szCs w:val="24"/>
               </w:rPr>
               <w:t>занятиях</w:t>
             </w:r>
@@ -1890,9 +2523,16 @@
             <w:tcW w:w="1247" w:type="dxa"/>
           </w:tcPr>
           <w:p>
-            <w:r>
-              <w:rPr>
-                <w:sz w:val="18"/>
+            <w:pPr>
+              <w:rPr>
+                <w:sz w:val="24"/>
+                <w:szCs w:val="24"/>
+              </w:rPr>
+            </w:pPr>
+            <w:r>
+              <w:rPr>
+                <w:sz w:val="24"/>
+                <w:szCs w:val="24"/>
               </w:rPr>
               <w:t>4.2.2</w:t>
             </w:r>
@@ -1900,16 +2540,27 @@
         </w:tc>
       </w:tr>
     </w:tbl>
-    <w:p/>
+    <w:p>
+      <w:pPr>
+        <w:rPr>
+          <w:sz w:val="24"/>
+          <w:szCs w:val="24"/>
+        </w:rPr>
+      </w:pPr>
+    </w:p>
     <w:p>
       <w:pPr>
         <w:pStyle w:val="21"/>
         <w:rPr>
+          <w:color w:val="auto"/>
+          <w:szCs w:val="24"/>
           <w:lang w:val="ru-RU"/>
         </w:rPr>
       </w:pPr>
       <w:r>
         <w:rPr>
+          <w:color w:val="auto"/>
+          <w:szCs w:val="24"/>
           <w:lang w:val="ru-RU"/>
         </w:rPr>
         <w:t>2.2 Главными требованиями к продукту являются (продукт позволяет):</w:t>
@@ -1919,73 +2570,96 @@
       <w:pPr>
         <w:pStyle w:val="a0"/>
         <w:rPr>
+          <w:sz w:val="24"/>
+          <w:szCs w:val="24"/>
           <w:lang w:val="ru-RU"/>
         </w:rPr>
       </w:pPr>
       <w:r>
         <w:rPr>
           <w:b/>
+          <w:sz w:val="24"/>
+          <w:szCs w:val="24"/>
           <w:lang w:val="ru-RU"/>
         </w:rPr>
         <w:t xml:space="preserve">Роль «Клиент»: </w:t>
       </w:r>
       <w:r>
         <w:rPr>
+          <w:sz w:val="24"/>
+          <w:szCs w:val="24"/>
           <w:lang w:val="ru-RU"/>
         </w:rPr>
         <w:t>регистрация по телефону/</w:t>
       </w:r>
       <w:r>
+        <w:rPr>
+          <w:sz w:val="24"/>
+          <w:szCs w:val="24"/>
+        </w:rPr>
         <w:t>email</w:t>
       </w:r>
       <w:r>
         <w:rPr>
-          <w:lang w:val="ru-RU"/>
-        </w:rPr>
-        <w:t xml:space="preserve"> и паролю, вход; просмотр 4 залов с ценой за час; выбор даты (до 30 дней вперёд) и свободных часовых слотов 09:00–23:00; показ итоговой </w:t>
-      </w:r>
-      <w:r>
-        <w:rPr>
-          <w:lang w:val="ru-RU"/>
-        </w:rPr>
-        <w:lastRenderedPageBreak/>
-        <w:t>суммы; создание брони одного зала с комментарием (пожелания по оборудованию); оплата через заглушку; раздел «Мои брони» — просмотр, отмена и перенос не позднее чем за 24 часа до начала.</w:t>
+          <w:sz w:val="24"/>
+          <w:szCs w:val="24"/>
+          <w:lang w:val="ru-RU"/>
+        </w:rPr>
+        <w:t xml:space="preserve"> и паролю, вход; просмотр 4 залов с ценой за час; выбор даты (до 30 дней вперёд) и свободных часовых слотов 09:00–23:00; показ итоговой суммы; создание брони одного зала с комментарием (пожелания по оборудованию); оплата через заглушку; раздел «Мои брони» — просмотр, отмена и перенос не позднее чем за 24 часа до начала.</w:t>
       </w:r>
     </w:p>
     <w:p>
       <w:pPr>
         <w:pStyle w:val="a0"/>
         <w:rPr>
+          <w:sz w:val="24"/>
+          <w:szCs w:val="24"/>
           <w:lang w:val="ru-RU"/>
         </w:rPr>
       </w:pPr>
       <w:r>
         <w:rPr>
           <w:b/>
+          <w:sz w:val="24"/>
+          <w:szCs w:val="24"/>
           <w:lang w:val="ru-RU"/>
         </w:rPr>
         <w:t xml:space="preserve">Роль «Администратор»: </w:t>
       </w:r>
       <w:r>
         <w:rPr>
+          <w:sz w:val="24"/>
+          <w:szCs w:val="24"/>
           <w:lang w:val="ru-RU"/>
         </w:rPr>
         <w:t xml:space="preserve">сводное расписание всех 4 залов по дням; подтверждение, перенос и отмена броней; ручное создание брони по заявке из </w:t>
       </w:r>
       <w:r>
+        <w:rPr>
+          <w:sz w:val="24"/>
+          <w:szCs w:val="24"/>
+        </w:rPr>
         <w:t>Telegram</w:t>
       </w:r>
       <w:r>
         <w:rPr>
+          <w:sz w:val="24"/>
+          <w:szCs w:val="24"/>
           <w:lang w:val="ru-RU"/>
         </w:rPr>
         <w:t xml:space="preserve">, </w:t>
       </w:r>
       <w:r>
+        <w:rPr>
+          <w:sz w:val="24"/>
+          <w:szCs w:val="24"/>
+        </w:rPr>
         <w:t>VK</w:t>
       </w:r>
       <w:r>
         <w:rPr>
+          <w:sz w:val="24"/>
+          <w:szCs w:val="24"/>
           <w:lang w:val="ru-RU"/>
         </w:rPr>
         <w:t xml:space="preserve"> или звонка (имя + телефон); настройка цен и часов работы залов; ручное закрытие слота под «Уборку/Ремонт».</w:t>
@@ -1995,18 +2669,24 @@
       <w:pPr>
         <w:pStyle w:val="a0"/>
         <w:rPr>
+          <w:sz w:val="24"/>
+          <w:szCs w:val="24"/>
           <w:lang w:val="ru-RU"/>
         </w:rPr>
       </w:pPr>
       <w:r>
         <w:rPr>
           <w:b/>
+          <w:sz w:val="24"/>
+          <w:szCs w:val="24"/>
           <w:lang w:val="ru-RU"/>
         </w:rPr>
         <w:t xml:space="preserve">Бизнес-логика: </w:t>
       </w:r>
       <w:r>
         <w:rPr>
+          <w:sz w:val="24"/>
+          <w:szCs w:val="24"/>
           <w:lang w:val="ru-RU"/>
         </w:rPr>
         <w:t>шаг и минимальная длительность брони — 1 час; бронь фиксируется сразу со статусом «Ожидает оплаты» и блокирует слот; жёсткий запрет пересечения броней одного зала на уровне БД с понятной ошибкой; статусы брони: «Ожидает оплаты» → «Оплачено» → «Подтверждено» / «Отменено».</w:t>
@@ -2016,18 +2696,24 @@
       <w:pPr>
         <w:pStyle w:val="a0"/>
         <w:rPr>
+          <w:sz w:val="24"/>
+          <w:szCs w:val="24"/>
           <w:lang w:val="ru-RU"/>
         </w:rPr>
       </w:pPr>
       <w:r>
         <w:rPr>
           <w:b/>
+          <w:sz w:val="24"/>
+          <w:szCs w:val="24"/>
           <w:lang w:val="ru-RU"/>
         </w:rPr>
         <w:t xml:space="preserve">Нефункциональные: </w:t>
       </w:r>
       <w:r>
         <w:rPr>
+          <w:sz w:val="24"/>
+          <w:szCs w:val="24"/>
           <w:lang w:val="ru-RU"/>
         </w:rPr>
         <w:t>адаптивный веб-интерфейс (телефон клиента, ноутбук администратора); пароли хранятся только в виде хэша; в системе используются только вымышленные демо-данные.</w:t>
@@ -2037,13 +2723,18 @@
       <w:pPr>
         <w:pStyle w:val="21"/>
         <w:rPr>
+          <w:color w:val="auto"/>
+          <w:szCs w:val="24"/>
           <w:lang w:val="ru-RU"/>
         </w:rPr>
       </w:pPr>
       <w:r>
         <w:rPr>
-          <w:lang w:val="ru-RU"/>
-        </w:rPr>
+          <w:color w:val="auto"/>
+          <w:szCs w:val="24"/>
+          <w:lang w:val="ru-RU"/>
+        </w:rPr>
+        <w:lastRenderedPageBreak/>
         <w:t>2.3 Требованиями к продукту НЕ являются (продукт не включает):</w:t>
       </w:r>
     </w:p>
@@ -2051,11 +2742,15 @@
       <w:pPr>
         <w:pStyle w:val="a0"/>
         <w:rPr>
+          <w:sz w:val="24"/>
+          <w:szCs w:val="24"/>
           <w:lang w:val="ru-RU"/>
         </w:rPr>
       </w:pPr>
       <w:r>
         <w:rPr>
+          <w:sz w:val="24"/>
+          <w:szCs w:val="24"/>
           <w:lang w:val="ru-RU"/>
         </w:rPr>
         <w:t xml:space="preserve">Подключение реального банковского эквайринга, онлайн-кассы и </w:t>
@@ -2063,6 +2758,8 @@
       <w:proofErr w:type="spellStart"/>
       <w:r>
         <w:rPr>
+          <w:sz w:val="24"/>
+          <w:szCs w:val="24"/>
           <w:lang w:val="ru-RU"/>
         </w:rPr>
         <w:t>фискализации</w:t>
@@ -2070,6 +2767,8 @@
       <w:proofErr w:type="spellEnd"/>
       <w:r>
         <w:rPr>
+          <w:sz w:val="24"/>
+          <w:szCs w:val="24"/>
           <w:lang w:val="ru-RU"/>
         </w:rPr>
         <w:t xml:space="preserve"> чеков (54-ФЗ).</w:t>
@@ -2079,38 +2778,60 @@
       <w:pPr>
         <w:pStyle w:val="a0"/>
         <w:rPr>
+          <w:sz w:val="24"/>
+          <w:szCs w:val="24"/>
           <w:lang w:val="ru-RU"/>
         </w:rPr>
       </w:pPr>
       <w:r>
         <w:rPr>
+          <w:sz w:val="24"/>
+          <w:szCs w:val="24"/>
           <w:lang w:val="ru-RU"/>
         </w:rPr>
         <w:t xml:space="preserve">Автоматическая интеграция с </w:t>
       </w:r>
       <w:r>
+        <w:rPr>
+          <w:sz w:val="24"/>
+          <w:szCs w:val="24"/>
+        </w:rPr>
         <w:t>API</w:t>
       </w:r>
       <w:r>
         <w:rPr>
+          <w:sz w:val="24"/>
+          <w:szCs w:val="24"/>
           <w:lang w:val="ru-RU"/>
         </w:rPr>
         <w:t xml:space="preserve"> </w:t>
       </w:r>
       <w:r>
+        <w:rPr>
+          <w:sz w:val="24"/>
+          <w:szCs w:val="24"/>
+        </w:rPr>
         <w:t>Telegram</w:t>
       </w:r>
       <w:r>
         <w:rPr>
+          <w:sz w:val="24"/>
+          <w:szCs w:val="24"/>
           <w:lang w:val="ru-RU"/>
         </w:rPr>
         <w:t xml:space="preserve">, </w:t>
       </w:r>
       <w:r>
+        <w:rPr>
+          <w:sz w:val="24"/>
+          <w:szCs w:val="24"/>
+        </w:rPr>
         <w:t>VK</w:t>
       </w:r>
       <w:r>
         <w:rPr>
+          <w:sz w:val="24"/>
+          <w:szCs w:val="24"/>
           <w:lang w:val="ru-RU"/>
         </w:rPr>
         <w:t xml:space="preserve"> и телефонией — внешние заявки вносит администратор вручную.</w:t>
@@ -2120,29 +2841,45 @@
       <w:pPr>
         <w:pStyle w:val="a0"/>
         <w:rPr>
+          <w:sz w:val="24"/>
+          <w:szCs w:val="24"/>
           <w:lang w:val="ru-RU"/>
         </w:rPr>
       </w:pPr>
       <w:r>
         <w:rPr>
+          <w:sz w:val="24"/>
+          <w:szCs w:val="24"/>
           <w:lang w:val="ru-RU"/>
         </w:rPr>
         <w:t xml:space="preserve">Реальная отправка </w:t>
       </w:r>
       <w:r>
+        <w:rPr>
+          <w:sz w:val="24"/>
+          <w:szCs w:val="24"/>
+        </w:rPr>
         <w:t>SMS</w:t>
       </w:r>
       <w:r>
         <w:rPr>
+          <w:sz w:val="24"/>
+          <w:szCs w:val="24"/>
           <w:lang w:val="ru-RU"/>
         </w:rPr>
         <w:t xml:space="preserve">, </w:t>
       </w:r>
       <w:r>
+        <w:rPr>
+          <w:sz w:val="24"/>
+          <w:szCs w:val="24"/>
+        </w:rPr>
         <w:t>email</w:t>
       </w:r>
       <w:r>
         <w:rPr>
+          <w:sz w:val="24"/>
+          <w:szCs w:val="24"/>
           <w:lang w:val="ru-RU"/>
         </w:rPr>
         <w:t xml:space="preserve"> и сообщений в мессенджеры.</w:t>
@@ -2152,11 +2889,15 @@
       <w:pPr>
         <w:pStyle w:val="a0"/>
         <w:rPr>
+          <w:sz w:val="24"/>
+          <w:szCs w:val="24"/>
           <w:lang w:val="ru-RU"/>
         </w:rPr>
       </w:pPr>
       <w:r>
         <w:rPr>
+          <w:sz w:val="24"/>
+          <w:szCs w:val="24"/>
           <w:lang w:val="ru-RU"/>
         </w:rPr>
         <w:t>Каталог дополнительного оборудования и услуг (фотограф, гримёрка) — только текстовый комментарий к брони.</w:t>
@@ -2166,11 +2907,15 @@
       <w:pPr>
         <w:pStyle w:val="a0"/>
         <w:rPr>
+          <w:sz w:val="24"/>
+          <w:szCs w:val="24"/>
           <w:lang w:val="ru-RU"/>
         </w:rPr>
       </w:pPr>
       <w:r>
         <w:rPr>
+          <w:sz w:val="24"/>
+          <w:szCs w:val="24"/>
           <w:lang w:val="ru-RU"/>
         </w:rPr>
         <w:t>Разные цены по времени суток, скидки, абонементы, программы лояльности.</w:t>
@@ -2180,11 +2925,15 @@
       <w:pPr>
         <w:pStyle w:val="a0"/>
         <w:rPr>
+          <w:sz w:val="24"/>
+          <w:szCs w:val="24"/>
           <w:lang w:val="ru-RU"/>
         </w:rPr>
       </w:pPr>
       <w:r>
         <w:rPr>
+          <w:sz w:val="24"/>
+          <w:szCs w:val="24"/>
           <w:lang w:val="ru-RU"/>
         </w:rPr>
         <w:t>Перенос существующих броней из текущего календаря студии (старт «с чистого листа» + демо-данные).</w:t>
@@ -2194,11 +2943,15 @@
       <w:pPr>
         <w:pStyle w:val="a0"/>
         <w:rPr>
+          <w:sz w:val="24"/>
+          <w:szCs w:val="24"/>
           <w:lang w:val="ru-RU"/>
         </w:rPr>
       </w:pPr>
       <w:r>
         <w:rPr>
+          <w:sz w:val="24"/>
+          <w:szCs w:val="24"/>
           <w:lang w:val="ru-RU"/>
         </w:rPr>
         <w:t>Разделение прав «Владелец» / «Администратор» — единая роль «Администратор».</w:t>
@@ -2208,12 +2961,16 @@
       <w:pPr>
         <w:pStyle w:val="a0"/>
         <w:rPr>
+          <w:sz w:val="24"/>
+          <w:szCs w:val="24"/>
           <w:lang w:val="ru-RU"/>
         </w:rPr>
       </w:pPr>
       <w:proofErr w:type="spellStart"/>
       <w:r>
         <w:rPr>
+          <w:sz w:val="24"/>
+          <w:szCs w:val="24"/>
           <w:lang w:val="ru-RU"/>
         </w:rPr>
         <w:t>Пострелизное</w:t>
@@ -2221,6 +2978,8 @@
       <w:proofErr w:type="spellEnd"/>
       <w:r>
         <w:rPr>
+          <w:sz w:val="24"/>
+          <w:szCs w:val="24"/>
           <w:lang w:val="ru-RU"/>
         </w:rPr>
         <w:t xml:space="preserve"> сопровождение, покупка домена и платного хостинга, обучение сотрудников заказчика, нагрузочное тестирование.</w:t>
@@ -2230,11 +2989,15 @@
       <w:pPr>
         <w:pStyle w:val="21"/>
         <w:rPr>
+          <w:color w:val="auto"/>
+          <w:szCs w:val="24"/>
           <w:lang w:val="ru-RU"/>
         </w:rPr>
       </w:pPr>
       <w:r>
         <w:rPr>
+          <w:color w:val="auto"/>
+          <w:szCs w:val="24"/>
           <w:lang w:val="ru-RU"/>
         </w:rPr>
         <w:t>2.4 Правила приёмки поставок</w:t>
@@ -2243,28 +3006,18 @@
     <w:p>
       <w:pPr>
         <w:rPr>
+          <w:sz w:val="24"/>
+          <w:szCs w:val="24"/>
           <w:lang w:val="ru-RU"/>
         </w:rPr>
       </w:pPr>
       <w:r>
         <w:rPr>
-          <w:lang w:val="ru-RU"/>
-        </w:rPr>
-        <w:t xml:space="preserve">Приёмка проводится командой-заказчиком очно на практических занятиях по итогам каждой двухнедельной итерации: исполнитель демонстрирует сквозные сценарии, заказчик отмечает пункты чек-листа. Пункт считается принятым, если сценарий выполнен на демонстрации без ошибок. Не принятые пункты возвращаются в </w:t>
-      </w:r>
-      <w:proofErr w:type="spellStart"/>
-      <w:r>
-        <w:rPr>
-          <w:lang w:val="ru-RU"/>
-        </w:rPr>
-        <w:t>бэклог</w:t>
-      </w:r>
-      <w:proofErr w:type="spellEnd"/>
-      <w:r>
-        <w:rPr>
-          <w:lang w:val="ru-RU"/>
-        </w:rPr>
-        <w:t>. Итоговая приёмка — на последней итерации, по всем пунктам.</w:t>
+          <w:sz w:val="24"/>
+          <w:szCs w:val="24"/>
+          <w:lang w:val="ru-RU"/>
+        </w:rPr>
+        <w:t>Приёмка проводится командой-заказчиком очно на практических занятиях по итогам каждой двухнедельной итерации: исполнитель демонстрирует сквозные сценарии, заказчик отмечает пункты чек-листа. Пункт считается принятым, если сценарий выполнен на демонстрации без ошибок. Не принятые пункты возвращаются в бэклог. Итоговая приёмка — на последней итерации, по всем пунктам.</w:t>
       </w:r>
     </w:p>
     <w:tbl>
@@ -2290,10 +3043,17 @@
             <w:shd w:val="clear" w:color="auto" w:fill="D9E1F2"/>
           </w:tcPr>
           <w:p>
+            <w:pPr>
+              <w:rPr>
+                <w:sz w:val="24"/>
+                <w:szCs w:val="24"/>
+              </w:rPr>
+            </w:pPr>
             <w:r>
               <w:rPr>
                 <w:b/>
-                <w:sz w:val="18"/>
+                <w:sz w:val="24"/>
+                <w:szCs w:val="24"/>
               </w:rPr>
               <w:t>№</w:t>
             </w:r>
@@ -2305,10 +3065,17 @@
             <w:shd w:val="clear" w:color="auto" w:fill="D9E1F2"/>
           </w:tcPr>
           <w:p>
+            <w:pPr>
+              <w:rPr>
+                <w:sz w:val="24"/>
+                <w:szCs w:val="24"/>
+              </w:rPr>
+            </w:pPr>
             <w:r>
               <w:rPr>
                 <w:b/>
-                <w:sz w:val="18"/>
+                <w:sz w:val="24"/>
+                <w:szCs w:val="24"/>
               </w:rPr>
               <w:t>Проверяемый критерий</w:t>
             </w:r>
@@ -2320,10 +3087,17 @@
             <w:shd w:val="clear" w:color="auto" w:fill="D9E1F2"/>
           </w:tcPr>
           <w:p>
+            <w:pPr>
+              <w:rPr>
+                <w:sz w:val="24"/>
+                <w:szCs w:val="24"/>
+              </w:rPr>
+            </w:pPr>
             <w:r>
               <w:rPr>
                 <w:b/>
-                <w:sz w:val="18"/>
+                <w:sz w:val="24"/>
+                <w:szCs w:val="24"/>
               </w:rPr>
               <w:t>Итерация</w:t>
             </w:r>
@@ -2339,9 +3113,16 @@
             <w:tcW w:w="567" w:type="dxa"/>
           </w:tcPr>
           <w:p>
-            <w:r>
-              <w:rPr>
-                <w:sz w:val="18"/>
+            <w:pPr>
+              <w:rPr>
+                <w:sz w:val="24"/>
+                <w:szCs w:val="24"/>
+              </w:rPr>
+            </w:pPr>
+            <w:r>
+              <w:rPr>
+                <w:sz w:val="24"/>
+                <w:szCs w:val="24"/>
               </w:rPr>
               <w:t>1</w:t>
             </w:r>
@@ -2354,64 +3135,75 @@
           <w:p>
             <w:pPr>
               <w:rPr>
+                <w:sz w:val="24"/>
+                <w:szCs w:val="24"/>
                 <w:lang w:val="ru-RU"/>
               </w:rPr>
             </w:pPr>
             <w:r>
               <w:rPr>
-                <w:sz w:val="18"/>
+                <w:sz w:val="24"/>
+                <w:szCs w:val="24"/>
                 <w:lang w:val="ru-RU"/>
               </w:rPr>
               <w:t xml:space="preserve">Проект разворачивается из репозитория командой </w:t>
             </w:r>
             <w:r>
               <w:rPr>
-                <w:sz w:val="18"/>
+                <w:sz w:val="24"/>
+                <w:szCs w:val="24"/>
               </w:rPr>
               <w:t>docker</w:t>
             </w:r>
             <w:r>
               <w:rPr>
-                <w:sz w:val="18"/>
+                <w:sz w:val="24"/>
+                <w:szCs w:val="24"/>
                 <w:lang w:val="ru-RU"/>
               </w:rPr>
               <w:t xml:space="preserve"> </w:t>
             </w:r>
             <w:r>
               <w:rPr>
-                <w:sz w:val="18"/>
+                <w:sz w:val="24"/>
+                <w:szCs w:val="24"/>
               </w:rPr>
               <w:t>compose</w:t>
             </w:r>
             <w:r>
               <w:rPr>
-                <w:sz w:val="18"/>
+                <w:sz w:val="24"/>
+                <w:szCs w:val="24"/>
                 <w:lang w:val="ru-RU"/>
               </w:rPr>
               <w:t xml:space="preserve"> </w:t>
             </w:r>
             <w:r>
               <w:rPr>
-                <w:sz w:val="18"/>
+                <w:sz w:val="24"/>
+                <w:szCs w:val="24"/>
               </w:rPr>
               <w:t>up</w:t>
             </w:r>
             <w:r>
               <w:rPr>
-                <w:sz w:val="18"/>
+                <w:sz w:val="24"/>
+                <w:szCs w:val="24"/>
                 <w:lang w:val="ru-RU"/>
               </w:rPr>
               <w:t xml:space="preserve"> по </w:t>
             </w:r>
             <w:r>
               <w:rPr>
-                <w:sz w:val="18"/>
+                <w:sz w:val="24"/>
+                <w:szCs w:val="24"/>
               </w:rPr>
               <w:t>README</w:t>
             </w:r>
             <w:r>
               <w:rPr>
-                <w:sz w:val="18"/>
+                <w:sz w:val="24"/>
+                <w:szCs w:val="24"/>
                 <w:lang w:val="ru-RU"/>
               </w:rPr>
               <w:t xml:space="preserve"> и открывается в браузере; в БД есть демо-данные по 4 залам.</w:t>
@@ -2423,9 +3215,16 @@
             <w:tcW w:w="1587" w:type="dxa"/>
           </w:tcPr>
           <w:p>
-            <w:r>
-              <w:rPr>
-                <w:sz w:val="18"/>
+            <w:pPr>
+              <w:rPr>
+                <w:sz w:val="24"/>
+                <w:szCs w:val="24"/>
+              </w:rPr>
+            </w:pPr>
+            <w:r>
+              <w:rPr>
+                <w:sz w:val="24"/>
+                <w:szCs w:val="24"/>
               </w:rPr>
               <w:t>1, 4</w:t>
             </w:r>
@@ -2441,9 +3240,16 @@
             <w:tcW w:w="567" w:type="dxa"/>
           </w:tcPr>
           <w:p>
-            <w:r>
-              <w:rPr>
-                <w:sz w:val="18"/>
+            <w:pPr>
+              <w:rPr>
+                <w:sz w:val="24"/>
+                <w:szCs w:val="24"/>
+              </w:rPr>
+            </w:pPr>
+            <w:r>
+              <w:rPr>
+                <w:sz w:val="24"/>
+                <w:szCs w:val="24"/>
               </w:rPr>
               <w:t>2</w:t>
             </w:r>
@@ -2456,25 +3262,30 @@
           <w:p>
             <w:pPr>
               <w:rPr>
+                <w:sz w:val="24"/>
+                <w:szCs w:val="24"/>
                 <w:lang w:val="ru-RU"/>
               </w:rPr>
             </w:pPr>
             <w:r>
               <w:rPr>
-                <w:sz w:val="18"/>
+                <w:sz w:val="24"/>
+                <w:szCs w:val="24"/>
                 <w:lang w:val="ru-RU"/>
               </w:rPr>
               <w:t>Клиент регистрируется по телефону/</w:t>
             </w:r>
             <w:r>
               <w:rPr>
-                <w:sz w:val="18"/>
+                <w:sz w:val="24"/>
+                <w:szCs w:val="24"/>
               </w:rPr>
               <w:t>email</w:t>
             </w:r>
             <w:r>
               <w:rPr>
-                <w:sz w:val="18"/>
+                <w:sz w:val="24"/>
+                <w:szCs w:val="24"/>
                 <w:lang w:val="ru-RU"/>
               </w:rPr>
               <w:t xml:space="preserve"> и паролю, выходит и снова входит; администратор входит под своей учётной записью и видит свои экраны.</w:t>
@@ -2486,9 +3297,16 @@
             <w:tcW w:w="1587" w:type="dxa"/>
           </w:tcPr>
           <w:p>
-            <w:r>
-              <w:rPr>
-                <w:sz w:val="18"/>
+            <w:pPr>
+              <w:rPr>
+                <w:sz w:val="24"/>
+                <w:szCs w:val="24"/>
+              </w:rPr>
+            </w:pPr>
+            <w:r>
+              <w:rPr>
+                <w:sz w:val="24"/>
+                <w:szCs w:val="24"/>
               </w:rPr>
               <w:t>1</w:t>
             </w:r>
@@ -2504,9 +3322,16 @@
             <w:tcW w:w="567" w:type="dxa"/>
           </w:tcPr>
           <w:p>
-            <w:r>
-              <w:rPr>
-                <w:sz w:val="18"/>
+            <w:pPr>
+              <w:rPr>
+                <w:sz w:val="24"/>
+                <w:szCs w:val="24"/>
+              </w:rPr>
+            </w:pPr>
+            <w:r>
+              <w:rPr>
+                <w:sz w:val="24"/>
+                <w:szCs w:val="24"/>
               </w:rPr>
               <w:t>3</w:t>
             </w:r>
@@ -2519,12 +3344,15 @@
           <w:p>
             <w:pPr>
               <w:rPr>
+                <w:sz w:val="24"/>
+                <w:szCs w:val="24"/>
                 <w:lang w:val="ru-RU"/>
               </w:rPr>
             </w:pPr>
             <w:r>
               <w:rPr>
-                <w:sz w:val="18"/>
+                <w:sz w:val="24"/>
+                <w:szCs w:val="24"/>
                 <w:lang w:val="ru-RU"/>
               </w:rPr>
               <w:t>Клиент видит 4 зала с ценой за час; при выборе даты видны только свободные часовые слоты 09:00–23:00; даты дальше 30 дней недоступны.</w:t>
@@ -2536,9 +3364,16 @@
             <w:tcW w:w="1587" w:type="dxa"/>
           </w:tcPr>
           <w:p>
-            <w:r>
-              <w:rPr>
-                <w:sz w:val="18"/>
+            <w:pPr>
+              <w:rPr>
+                <w:sz w:val="24"/>
+                <w:szCs w:val="24"/>
+              </w:rPr>
+            </w:pPr>
+            <w:r>
+              <w:rPr>
+                <w:sz w:val="24"/>
+                <w:szCs w:val="24"/>
               </w:rPr>
               <w:t>1–2</w:t>
             </w:r>
@@ -2554,9 +3389,16 @@
             <w:tcW w:w="567" w:type="dxa"/>
           </w:tcPr>
           <w:p>
-            <w:r>
-              <w:rPr>
-                <w:sz w:val="18"/>
+            <w:pPr>
+              <w:rPr>
+                <w:sz w:val="24"/>
+                <w:szCs w:val="24"/>
+              </w:rPr>
+            </w:pPr>
+            <w:r>
+              <w:rPr>
+                <w:sz w:val="24"/>
+                <w:szCs w:val="24"/>
               </w:rPr>
               <w:t>4</w:t>
             </w:r>
@@ -2569,12 +3411,15 @@
           <w:p>
             <w:pPr>
               <w:rPr>
+                <w:sz w:val="24"/>
+                <w:szCs w:val="24"/>
                 <w:lang w:val="ru-RU"/>
               </w:rPr>
             </w:pPr>
             <w:r>
               <w:rPr>
-                <w:sz w:val="18"/>
+                <w:sz w:val="24"/>
+                <w:szCs w:val="24"/>
                 <w:lang w:val="ru-RU"/>
               </w:rPr>
               <w:t>Клиент оформляет бронь одного зала на 1+ часов с комментарием; на экране видна итоговая сумма = цена × часы; бронь получает статус «Ожидает оплаты».</w:t>
@@ -2586,9 +3431,16 @@
             <w:tcW w:w="1587" w:type="dxa"/>
           </w:tcPr>
           <w:p>
-            <w:r>
-              <w:rPr>
-                <w:sz w:val="18"/>
+            <w:pPr>
+              <w:rPr>
+                <w:sz w:val="24"/>
+                <w:szCs w:val="24"/>
+              </w:rPr>
+            </w:pPr>
+            <w:r>
+              <w:rPr>
+                <w:sz w:val="24"/>
+                <w:szCs w:val="24"/>
               </w:rPr>
               <w:t>2</w:t>
             </w:r>
@@ -2604,9 +3456,16 @@
             <w:tcW w:w="567" w:type="dxa"/>
           </w:tcPr>
           <w:p>
-            <w:r>
-              <w:rPr>
-                <w:sz w:val="18"/>
+            <w:pPr>
+              <w:rPr>
+                <w:sz w:val="24"/>
+                <w:szCs w:val="24"/>
+              </w:rPr>
+            </w:pPr>
+            <w:r>
+              <w:rPr>
+                <w:sz w:val="24"/>
+                <w:szCs w:val="24"/>
               </w:rPr>
               <w:t>5</w:t>
             </w:r>
@@ -2619,15 +3478,36 @@
           <w:p>
             <w:pPr>
               <w:rPr>
+                <w:sz w:val="24"/>
+                <w:szCs w:val="24"/>
                 <w:lang w:val="ru-RU"/>
               </w:rPr>
             </w:pPr>
             <w:r>
               <w:rPr>
-                <w:sz w:val="18"/>
+                <w:sz w:val="24"/>
+                <w:szCs w:val="24"/>
                 <w:lang w:val="ru-RU"/>
               </w:rPr>
-              <w:t>Попытка создать пересекающуюся бронь того же зала (в т.ч. из двух вкладок одновременно) блокируется, выводится понятное сообщение об ошибке.</w:t>
+              <w:t xml:space="preserve">Попытка создать пересекающуюся бронь того же зала (в </w:t>
+            </w:r>
+            <w:proofErr w:type="gramStart"/>
+            <w:r>
+              <w:rPr>
+                <w:sz w:val="24"/>
+                <w:szCs w:val="24"/>
+                <w:lang w:val="ru-RU"/>
+              </w:rPr>
+              <w:t>т.ч.</w:t>
+            </w:r>
+            <w:proofErr w:type="gramEnd"/>
+            <w:r>
+              <w:rPr>
+                <w:sz w:val="24"/>
+                <w:szCs w:val="24"/>
+                <w:lang w:val="ru-RU"/>
+              </w:rPr>
+              <w:t xml:space="preserve"> из двух вкладок одновременно) блокируется, выводится понятное сообщение об ошибке.</w:t>
             </w:r>
           </w:p>
         </w:tc>
@@ -2636,9 +3516,16 @@
             <w:tcW w:w="1587" w:type="dxa"/>
           </w:tcPr>
           <w:p>
-            <w:r>
-              <w:rPr>
-                <w:sz w:val="18"/>
+            <w:pPr>
+              <w:rPr>
+                <w:sz w:val="24"/>
+                <w:szCs w:val="24"/>
+              </w:rPr>
+            </w:pPr>
+            <w:r>
+              <w:rPr>
+                <w:sz w:val="24"/>
+                <w:szCs w:val="24"/>
               </w:rPr>
               <w:t>2</w:t>
             </w:r>
@@ -2654,9 +3541,16 @@
             <w:tcW w:w="567" w:type="dxa"/>
           </w:tcPr>
           <w:p>
-            <w:r>
-              <w:rPr>
-                <w:sz w:val="18"/>
+            <w:pPr>
+              <w:rPr>
+                <w:sz w:val="24"/>
+                <w:szCs w:val="24"/>
+              </w:rPr>
+            </w:pPr>
+            <w:r>
+              <w:rPr>
+                <w:sz w:val="24"/>
+                <w:szCs w:val="24"/>
               </w:rPr>
               <w:t>6</w:t>
             </w:r>
@@ -2669,12 +3563,15 @@
           <w:p>
             <w:pPr>
               <w:rPr>
+                <w:sz w:val="24"/>
+                <w:szCs w:val="24"/>
                 <w:lang w:val="ru-RU"/>
               </w:rPr>
             </w:pPr>
             <w:r>
               <w:rPr>
-                <w:sz w:val="18"/>
+                <w:sz w:val="24"/>
+                <w:szCs w:val="24"/>
                 <w:lang w:val="ru-RU"/>
               </w:rPr>
               <w:t>Кнопка «Оплатить» переводит бронь в статус «Оплачено»; клиент видит подтверждение на экране, в системном журнале появляется запись об отправке уведомления.</w:t>
@@ -2686,9 +3583,16 @@
             <w:tcW w:w="1587" w:type="dxa"/>
           </w:tcPr>
           <w:p>
-            <w:r>
-              <w:rPr>
-                <w:sz w:val="18"/>
+            <w:pPr>
+              <w:rPr>
+                <w:sz w:val="24"/>
+                <w:szCs w:val="24"/>
+              </w:rPr>
+            </w:pPr>
+            <w:r>
+              <w:rPr>
+                <w:sz w:val="24"/>
+                <w:szCs w:val="24"/>
               </w:rPr>
               <w:t>2, 4</w:t>
             </w:r>
@@ -2704,9 +3608,16 @@
             <w:tcW w:w="567" w:type="dxa"/>
           </w:tcPr>
           <w:p>
-            <w:r>
-              <w:rPr>
-                <w:sz w:val="18"/>
+            <w:pPr>
+              <w:rPr>
+                <w:sz w:val="24"/>
+                <w:szCs w:val="24"/>
+              </w:rPr>
+            </w:pPr>
+            <w:r>
+              <w:rPr>
+                <w:sz w:val="24"/>
+                <w:szCs w:val="24"/>
               </w:rPr>
               <w:t>7</w:t>
             </w:r>
@@ -2719,12 +3630,15 @@
           <w:p>
             <w:pPr>
               <w:rPr>
+                <w:sz w:val="24"/>
+                <w:szCs w:val="24"/>
                 <w:lang w:val="ru-RU"/>
               </w:rPr>
             </w:pPr>
             <w:r>
               <w:rPr>
-                <w:sz w:val="18"/>
+                <w:sz w:val="24"/>
+                <w:szCs w:val="24"/>
                 <w:lang w:val="ru-RU"/>
               </w:rPr>
               <w:t>В «Моих бронях» клиент видит свои брони, может отменить или перенести бронь более чем за 24 ч до начала; позднее 24 ч кнопки недоступны.</w:t>
@@ -2736,9 +3650,16 @@
             <w:tcW w:w="1587" w:type="dxa"/>
           </w:tcPr>
           <w:p>
-            <w:r>
-              <w:rPr>
-                <w:sz w:val="18"/>
+            <w:pPr>
+              <w:rPr>
+                <w:sz w:val="24"/>
+                <w:szCs w:val="24"/>
+              </w:rPr>
+            </w:pPr>
+            <w:r>
+              <w:rPr>
+                <w:sz w:val="24"/>
+                <w:szCs w:val="24"/>
               </w:rPr>
               <w:t>3</w:t>
             </w:r>
@@ -2754,9 +3675,16 @@
             <w:tcW w:w="567" w:type="dxa"/>
           </w:tcPr>
           <w:p>
-            <w:r>
-              <w:rPr>
-                <w:sz w:val="18"/>
+            <w:pPr>
+              <w:rPr>
+                <w:sz w:val="24"/>
+                <w:szCs w:val="24"/>
+              </w:rPr>
+            </w:pPr>
+            <w:r>
+              <w:rPr>
+                <w:sz w:val="24"/>
+                <w:szCs w:val="24"/>
               </w:rPr>
               <w:lastRenderedPageBreak/>
               <w:t>8</w:t>
@@ -2770,12 +3698,15 @@
           <w:p>
             <w:pPr>
               <w:rPr>
+                <w:sz w:val="24"/>
+                <w:szCs w:val="24"/>
                 <w:lang w:val="ru-RU"/>
               </w:rPr>
             </w:pPr>
             <w:r>
               <w:rPr>
-                <w:sz w:val="18"/>
+                <w:sz w:val="24"/>
+                <w:szCs w:val="24"/>
                 <w:lang w:val="ru-RU"/>
               </w:rPr>
               <w:t>Администратор видит сводное расписание 4 залов на выбранный день с занятыми и свободными слотами.</w:t>
@@ -2787,9 +3718,16 @@
             <w:tcW w:w="1587" w:type="dxa"/>
           </w:tcPr>
           <w:p>
-            <w:r>
-              <w:rPr>
-                <w:sz w:val="18"/>
+            <w:pPr>
+              <w:rPr>
+                <w:sz w:val="24"/>
+                <w:szCs w:val="24"/>
+              </w:rPr>
+            </w:pPr>
+            <w:r>
+              <w:rPr>
+                <w:sz w:val="24"/>
+                <w:szCs w:val="24"/>
               </w:rPr>
               <w:t>3</w:t>
             </w:r>
@@ -2805,9 +3743,16 @@
             <w:tcW w:w="567" w:type="dxa"/>
           </w:tcPr>
           <w:p>
-            <w:r>
-              <w:rPr>
-                <w:sz w:val="18"/>
+            <w:pPr>
+              <w:rPr>
+                <w:sz w:val="24"/>
+                <w:szCs w:val="24"/>
+              </w:rPr>
+            </w:pPr>
+            <w:r>
+              <w:rPr>
+                <w:sz w:val="24"/>
+                <w:szCs w:val="24"/>
               </w:rPr>
               <w:t>9</w:t>
             </w:r>
@@ -2820,12 +3765,15 @@
           <w:p>
             <w:pPr>
               <w:rPr>
+                <w:sz w:val="24"/>
+                <w:szCs w:val="24"/>
                 <w:lang w:val="ru-RU"/>
               </w:rPr>
             </w:pPr>
             <w:r>
               <w:rPr>
-                <w:sz w:val="18"/>
+                <w:sz w:val="24"/>
+                <w:szCs w:val="24"/>
                 <w:lang w:val="ru-RU"/>
               </w:rPr>
               <w:t>Администратор вручную создаёт бронь по звонку (имя + телефон), подтверждает, переносит и отменяет брони.</w:t>
@@ -2837,9 +3785,16 @@
             <w:tcW w:w="1587" w:type="dxa"/>
           </w:tcPr>
           <w:p>
-            <w:r>
-              <w:rPr>
-                <w:sz w:val="18"/>
+            <w:pPr>
+              <w:rPr>
+                <w:sz w:val="24"/>
+                <w:szCs w:val="24"/>
+              </w:rPr>
+            </w:pPr>
+            <w:r>
+              <w:rPr>
+                <w:sz w:val="24"/>
+                <w:szCs w:val="24"/>
               </w:rPr>
               <w:t>3</w:t>
             </w:r>
@@ -2855,9 +3810,16 @@
             <w:tcW w:w="567" w:type="dxa"/>
           </w:tcPr>
           <w:p>
-            <w:r>
-              <w:rPr>
-                <w:sz w:val="18"/>
+            <w:pPr>
+              <w:rPr>
+                <w:sz w:val="24"/>
+                <w:szCs w:val="24"/>
+              </w:rPr>
+            </w:pPr>
+            <w:r>
+              <w:rPr>
+                <w:sz w:val="24"/>
+                <w:szCs w:val="24"/>
               </w:rPr>
               <w:t>10</w:t>
             </w:r>
@@ -2870,12 +3832,15 @@
           <w:p>
             <w:pPr>
               <w:rPr>
+                <w:sz w:val="24"/>
+                <w:szCs w:val="24"/>
                 <w:lang w:val="ru-RU"/>
               </w:rPr>
             </w:pPr>
             <w:r>
               <w:rPr>
-                <w:sz w:val="18"/>
+                <w:sz w:val="24"/>
+                <w:szCs w:val="24"/>
                 <w:lang w:val="ru-RU"/>
               </w:rPr>
               <w:t>Администратор меняет цену зала и закрывает слот под «Уборку/Ремонт» — изменения сразу видны в клиентской части.</w:t>
@@ -2887,9 +3852,16 @@
             <w:tcW w:w="1587" w:type="dxa"/>
           </w:tcPr>
           <w:p>
-            <w:r>
-              <w:rPr>
-                <w:sz w:val="18"/>
+            <w:pPr>
+              <w:rPr>
+                <w:sz w:val="24"/>
+                <w:szCs w:val="24"/>
+              </w:rPr>
+            </w:pPr>
+            <w:r>
+              <w:rPr>
+                <w:sz w:val="24"/>
+                <w:szCs w:val="24"/>
               </w:rPr>
               <w:t>4</w:t>
             </w:r>
@@ -2905,9 +3877,16 @@
             <w:tcW w:w="567" w:type="dxa"/>
           </w:tcPr>
           <w:p>
-            <w:r>
-              <w:rPr>
-                <w:sz w:val="18"/>
+            <w:pPr>
+              <w:rPr>
+                <w:sz w:val="24"/>
+                <w:szCs w:val="24"/>
+              </w:rPr>
+            </w:pPr>
+            <w:r>
+              <w:rPr>
+                <w:sz w:val="24"/>
+                <w:szCs w:val="24"/>
               </w:rPr>
               <w:t>11</w:t>
             </w:r>
@@ -2920,12 +3899,15 @@
           <w:p>
             <w:pPr>
               <w:rPr>
+                <w:sz w:val="24"/>
+                <w:szCs w:val="24"/>
                 <w:lang w:val="ru-RU"/>
               </w:rPr>
             </w:pPr>
             <w:r>
               <w:rPr>
-                <w:sz w:val="18"/>
+                <w:sz w:val="24"/>
+                <w:szCs w:val="24"/>
                 <w:lang w:val="ru-RU"/>
               </w:rPr>
               <w:t xml:space="preserve">Интерфейс клиента корректно отображается и работает на экране телефона (ширина 375 </w:t>
@@ -2933,14 +3915,16 @@
             <w:proofErr w:type="spellStart"/>
             <w:r>
               <w:rPr>
-                <w:sz w:val="18"/>
+                <w:sz w:val="24"/>
+                <w:szCs w:val="24"/>
               </w:rPr>
               <w:t>px</w:t>
             </w:r>
             <w:proofErr w:type="spellEnd"/>
             <w:r>
               <w:rPr>
-                <w:sz w:val="18"/>
+                <w:sz w:val="24"/>
+                <w:szCs w:val="24"/>
                 <w:lang w:val="ru-RU"/>
               </w:rPr>
               <w:t>).</w:t>
@@ -2952,9 +3936,16 @@
             <w:tcW w:w="1587" w:type="dxa"/>
           </w:tcPr>
           <w:p>
-            <w:r>
-              <w:rPr>
-                <w:sz w:val="18"/>
+            <w:pPr>
+              <w:rPr>
+                <w:sz w:val="24"/>
+                <w:szCs w:val="24"/>
+              </w:rPr>
+            </w:pPr>
+            <w:r>
+              <w:rPr>
+                <w:sz w:val="24"/>
+                <w:szCs w:val="24"/>
               </w:rPr>
               <w:t>2–4</w:t>
             </w:r>
@@ -2962,20 +3953,45 @@
         </w:tc>
       </w:tr>
     </w:tbl>
-    <w:p/>
+    <w:p>
+      <w:pPr>
+        <w:rPr>
+          <w:sz w:val="24"/>
+          <w:szCs w:val="24"/>
+        </w:rPr>
+      </w:pPr>
+    </w:p>
     <w:p>
       <w:pPr>
         <w:pStyle w:val="1"/>
+        <w:rPr>
+          <w:color w:val="auto"/>
+          <w:sz w:val="24"/>
+          <w:szCs w:val="24"/>
+        </w:rPr>
       </w:pPr>
       <w:r>
+        <w:rPr>
+          <w:color w:val="auto"/>
+          <w:sz w:val="24"/>
+          <w:szCs w:val="24"/>
+        </w:rPr>
         <w:t>3. Ограничения проекта</w:t>
       </w:r>
     </w:p>
     <w:p>
       <w:pPr>
         <w:pStyle w:val="21"/>
+        <w:rPr>
+          <w:color w:val="auto"/>
+          <w:szCs w:val="24"/>
+        </w:rPr>
       </w:pPr>
       <w:r>
+        <w:rPr>
+          <w:color w:val="auto"/>
+          <w:szCs w:val="24"/>
+        </w:rPr>
         <w:t>3.1 Вехи и дата завершения проекта</w:t>
       </w:r>
     </w:p>
@@ -3002,10 +4018,17 @@
             <w:shd w:val="clear" w:color="auto" w:fill="D9E1F2"/>
           </w:tcPr>
           <w:p>
+            <w:pPr>
+              <w:rPr>
+                <w:sz w:val="24"/>
+                <w:szCs w:val="24"/>
+              </w:rPr>
+            </w:pPr>
             <w:r>
               <w:rPr>
                 <w:b/>
-                <w:sz w:val="18"/>
+                <w:sz w:val="24"/>
+                <w:szCs w:val="24"/>
               </w:rPr>
               <w:t>Веха</w:t>
             </w:r>
@@ -3017,10 +4040,17 @@
             <w:shd w:val="clear" w:color="auto" w:fill="D9E1F2"/>
           </w:tcPr>
           <w:p>
+            <w:pPr>
+              <w:rPr>
+                <w:sz w:val="24"/>
+                <w:szCs w:val="24"/>
+              </w:rPr>
+            </w:pPr>
             <w:r>
               <w:rPr>
                 <w:b/>
-                <w:sz w:val="18"/>
+                <w:sz w:val="24"/>
+                <w:szCs w:val="24"/>
               </w:rPr>
               <w:t>Результат</w:t>
             </w:r>
@@ -3032,10 +4062,17 @@
             <w:shd w:val="clear" w:color="auto" w:fill="D9E1F2"/>
           </w:tcPr>
           <w:p>
+            <w:pPr>
+              <w:rPr>
+                <w:sz w:val="24"/>
+                <w:szCs w:val="24"/>
+              </w:rPr>
+            </w:pPr>
             <w:r>
               <w:rPr>
                 <w:b/>
-                <w:sz w:val="18"/>
+                <w:sz w:val="24"/>
+                <w:szCs w:val="24"/>
               </w:rPr>
               <w:t>Дата</w:t>
             </w:r>
@@ -3051,9 +4088,16 @@
             <w:tcW w:w="2381" w:type="dxa"/>
           </w:tcPr>
           <w:p>
-            <w:r>
-              <w:rPr>
-                <w:sz w:val="18"/>
+            <w:pPr>
+              <w:rPr>
+                <w:sz w:val="24"/>
+                <w:szCs w:val="24"/>
+              </w:rPr>
+            </w:pPr>
+            <w:r>
+              <w:rPr>
+                <w:sz w:val="24"/>
+                <w:szCs w:val="24"/>
               </w:rPr>
               <w:t>Начало проекта</w:t>
             </w:r>
@@ -3066,12 +4110,15 @@
           <w:p>
             <w:pPr>
               <w:rPr>
+                <w:sz w:val="24"/>
+                <w:szCs w:val="24"/>
                 <w:lang w:val="ru-RU"/>
               </w:rPr>
             </w:pPr>
             <w:r>
               <w:rPr>
-                <w:sz w:val="18"/>
+                <w:sz w:val="24"/>
+                <w:szCs w:val="24"/>
                 <w:lang w:val="ru-RU"/>
               </w:rPr>
               <w:t>Команды сформированы, интервью с заказчиком, концепт-документ</w:t>
@@ -3083,9 +4130,16 @@
             <w:tcW w:w="1701" w:type="dxa"/>
           </w:tcPr>
           <w:p>
-            <w:r>
-              <w:rPr>
-                <w:sz w:val="18"/>
+            <w:pPr>
+              <w:rPr>
+                <w:sz w:val="24"/>
+                <w:szCs w:val="24"/>
+              </w:rPr>
+            </w:pPr>
+            <w:r>
+              <w:rPr>
+                <w:sz w:val="24"/>
+                <w:szCs w:val="24"/>
               </w:rPr>
               <w:t>17.09.2026</w:t>
             </w:r>
@@ -3101,9 +4155,16 @@
             <w:tcW w:w="2381" w:type="dxa"/>
           </w:tcPr>
           <w:p>
-            <w:r>
-              <w:rPr>
-                <w:sz w:val="18"/>
+            <w:pPr>
+              <w:rPr>
+                <w:sz w:val="24"/>
+                <w:szCs w:val="24"/>
+              </w:rPr>
+            </w:pPr>
+            <w:r>
+              <w:rPr>
+                <w:sz w:val="24"/>
+                <w:szCs w:val="24"/>
               </w:rPr>
               <w:t>В1. Инициация завершена</w:t>
             </w:r>
@@ -3116,12 +4177,15 @@
           <w:p>
             <w:pPr>
               <w:rPr>
+                <w:sz w:val="24"/>
+                <w:szCs w:val="24"/>
                 <w:lang w:val="ru-RU"/>
               </w:rPr>
             </w:pPr>
             <w:r>
               <w:rPr>
-                <w:sz w:val="18"/>
+                <w:sz w:val="24"/>
+                <w:szCs w:val="24"/>
                 <w:lang w:val="ru-RU"/>
               </w:rPr>
               <w:t>Утверждены устав, реестр ЗС, ИСР, анализ методологий</w:t>
@@ -3133,9 +4197,16 @@
             <w:tcW w:w="1701" w:type="dxa"/>
           </w:tcPr>
           <w:p>
-            <w:r>
-              <w:rPr>
-                <w:sz w:val="18"/>
+            <w:pPr>
+              <w:rPr>
+                <w:sz w:val="24"/>
+                <w:szCs w:val="24"/>
+              </w:rPr>
+            </w:pPr>
+            <w:r>
+              <w:rPr>
+                <w:sz w:val="24"/>
+                <w:szCs w:val="24"/>
               </w:rPr>
               <w:t>01.10.2026</w:t>
             </w:r>
@@ -3151,9 +4222,16 @@
             <w:tcW w:w="2381" w:type="dxa"/>
           </w:tcPr>
           <w:p>
-            <w:r>
-              <w:rPr>
-                <w:sz w:val="18"/>
+            <w:pPr>
+              <w:rPr>
+                <w:sz w:val="24"/>
+                <w:szCs w:val="24"/>
+              </w:rPr>
+            </w:pPr>
+            <w:r>
+              <w:rPr>
+                <w:sz w:val="24"/>
+                <w:szCs w:val="24"/>
               </w:rPr>
               <w:t>В2. Базовый план</w:t>
             </w:r>
@@ -3166,25 +4244,30 @@
           <w:p>
             <w:pPr>
               <w:rPr>
+                <w:sz w:val="24"/>
+                <w:szCs w:val="24"/>
                 <w:lang w:val="ru-RU"/>
               </w:rPr>
             </w:pPr>
             <w:r>
               <w:rPr>
-                <w:sz w:val="18"/>
+                <w:sz w:val="24"/>
+                <w:szCs w:val="24"/>
                 <w:lang w:val="ru-RU"/>
               </w:rPr>
               <w:t xml:space="preserve">Таблица оценок, сетевой график </w:t>
             </w:r>
             <w:r>
               <w:rPr>
-                <w:sz w:val="18"/>
+                <w:sz w:val="24"/>
+                <w:szCs w:val="24"/>
               </w:rPr>
               <w:t>PERT</w:t>
             </w:r>
             <w:r>
               <w:rPr>
-                <w:sz w:val="18"/>
+                <w:sz w:val="24"/>
+                <w:szCs w:val="24"/>
                 <w:lang w:val="ru-RU"/>
               </w:rPr>
               <w:t>, расписание, реестр рисков</w:t>
@@ -3196,9 +4279,16 @@
             <w:tcW w:w="1701" w:type="dxa"/>
           </w:tcPr>
           <w:p>
-            <w:r>
-              <w:rPr>
-                <w:sz w:val="18"/>
+            <w:pPr>
+              <w:rPr>
+                <w:sz w:val="24"/>
+                <w:szCs w:val="24"/>
+              </w:rPr>
+            </w:pPr>
+            <w:r>
+              <w:rPr>
+                <w:sz w:val="24"/>
+                <w:szCs w:val="24"/>
               </w:rPr>
               <w:t>15.10.2026</w:t>
             </w:r>
@@ -3214,9 +4304,16 @@
             <w:tcW w:w="2381" w:type="dxa"/>
           </w:tcPr>
           <w:p>
-            <w:r>
-              <w:rPr>
-                <w:sz w:val="18"/>
+            <w:pPr>
+              <w:rPr>
+                <w:sz w:val="24"/>
+                <w:szCs w:val="24"/>
+              </w:rPr>
+            </w:pPr>
+            <w:r>
+              <w:rPr>
+                <w:sz w:val="24"/>
+                <w:szCs w:val="24"/>
               </w:rPr>
               <w:t>В3. Нулевой спринт</w:t>
             </w:r>
@@ -3229,66 +4326,40 @@
           <w:p>
             <w:pPr>
               <w:rPr>
+                <w:sz w:val="24"/>
+                <w:szCs w:val="24"/>
                 <w:lang w:val="ru-RU"/>
               </w:rPr>
             </w:pPr>
             <w:r>
               <w:rPr>
-                <w:sz w:val="18"/>
+                <w:sz w:val="24"/>
+                <w:szCs w:val="24"/>
               </w:rPr>
               <w:t>Story</w:t>
             </w:r>
             <w:r>
               <w:rPr>
-                <w:sz w:val="18"/>
+                <w:sz w:val="24"/>
+                <w:szCs w:val="24"/>
                 <w:lang w:val="ru-RU"/>
               </w:rPr>
               <w:t xml:space="preserve"> </w:t>
             </w:r>
             <w:r>
               <w:rPr>
-                <w:sz w:val="18"/>
+                <w:sz w:val="24"/>
+                <w:szCs w:val="24"/>
               </w:rPr>
               <w:t>map</w:t>
             </w:r>
             <w:r>
               <w:rPr>
-                <w:sz w:val="18"/>
+                <w:sz w:val="24"/>
+                <w:szCs w:val="24"/>
                 <w:lang w:val="ru-RU"/>
               </w:rPr>
-              <w:t xml:space="preserve">, </w:t>
-            </w:r>
-            <w:proofErr w:type="spellStart"/>
-            <w:r>
-              <w:rPr>
-                <w:sz w:val="18"/>
-                <w:lang w:val="ru-RU"/>
-              </w:rPr>
-              <w:t>бэклог</w:t>
-            </w:r>
-            <w:proofErr w:type="spellEnd"/>
-            <w:r>
-              <w:rPr>
-                <w:sz w:val="18"/>
-                <w:lang w:val="ru-RU"/>
-              </w:rPr>
-              <w:t xml:space="preserve"> продукта, макеты, настроенное окружение, </w:t>
-            </w:r>
-            <w:proofErr w:type="spellStart"/>
-            <w:r>
-              <w:rPr>
-                <w:sz w:val="18"/>
-                <w:lang w:val="ru-RU"/>
-              </w:rPr>
-              <w:t>бэклог</w:t>
-            </w:r>
-            <w:proofErr w:type="spellEnd"/>
-            <w:r>
-              <w:rPr>
-                <w:sz w:val="18"/>
-                <w:lang w:val="ru-RU"/>
-              </w:rPr>
-              <w:t xml:space="preserve"> итерации 1</w:t>
+              <w:t>, бэклог продукта, макеты, настроенное окружение, бэклог итерации 1</w:t>
             </w:r>
           </w:p>
         </w:tc>
@@ -3297,9 +4368,16 @@
             <w:tcW w:w="1701" w:type="dxa"/>
           </w:tcPr>
           <w:p>
-            <w:r>
-              <w:rPr>
-                <w:sz w:val="18"/>
+            <w:pPr>
+              <w:rPr>
+                <w:sz w:val="24"/>
+                <w:szCs w:val="24"/>
+              </w:rPr>
+            </w:pPr>
+            <w:r>
+              <w:rPr>
+                <w:sz w:val="24"/>
+                <w:szCs w:val="24"/>
               </w:rPr>
               <w:t>29.10.2026</w:t>
             </w:r>
@@ -3315,9 +4393,16 @@
             <w:tcW w:w="2381" w:type="dxa"/>
           </w:tcPr>
           <w:p>
-            <w:r>
-              <w:rPr>
-                <w:sz w:val="18"/>
+            <w:pPr>
+              <w:rPr>
+                <w:sz w:val="24"/>
+                <w:szCs w:val="24"/>
+              </w:rPr>
+            </w:pPr>
+            <w:r>
+              <w:rPr>
+                <w:sz w:val="24"/>
+                <w:szCs w:val="24"/>
               </w:rPr>
               <w:t>В4. Итерация 1</w:t>
             </w:r>
@@ -3330,18 +4415,22 @@
           <w:p>
             <w:pPr>
               <w:rPr>
+                <w:sz w:val="24"/>
+                <w:szCs w:val="24"/>
                 <w:lang w:val="ru-RU"/>
               </w:rPr>
             </w:pPr>
             <w:r>
               <w:rPr>
-                <w:sz w:val="18"/>
+                <w:sz w:val="24"/>
+                <w:szCs w:val="24"/>
               </w:rPr>
               <w:t>Docker</w:t>
             </w:r>
             <w:r>
               <w:rPr>
-                <w:sz w:val="18"/>
+                <w:sz w:val="24"/>
+                <w:szCs w:val="24"/>
                 <w:lang w:val="ru-RU"/>
               </w:rPr>
               <w:t>-окружение, модель данных, регистрация и вход, каталог залов</w:t>
@@ -3353,9 +4442,16 @@
             <w:tcW w:w="1701" w:type="dxa"/>
           </w:tcPr>
           <w:p>
-            <w:r>
-              <w:rPr>
-                <w:sz w:val="18"/>
+            <w:pPr>
+              <w:rPr>
+                <w:sz w:val="24"/>
+                <w:szCs w:val="24"/>
+              </w:rPr>
+            </w:pPr>
+            <w:r>
+              <w:rPr>
+                <w:sz w:val="24"/>
+                <w:szCs w:val="24"/>
               </w:rPr>
               <w:t>12.11.2026</w:t>
             </w:r>
@@ -3371,9 +4467,16 @@
             <w:tcW w:w="2381" w:type="dxa"/>
           </w:tcPr>
           <w:p>
-            <w:r>
-              <w:rPr>
-                <w:sz w:val="18"/>
+            <w:pPr>
+              <w:rPr>
+                <w:sz w:val="24"/>
+                <w:szCs w:val="24"/>
+              </w:rPr>
+            </w:pPr>
+            <w:r>
+              <w:rPr>
+                <w:sz w:val="24"/>
+                <w:szCs w:val="24"/>
               </w:rPr>
               <w:t>В5. Итерация 2</w:t>
             </w:r>
@@ -3386,12 +4489,15 @@
           <w:p>
             <w:pPr>
               <w:rPr>
+                <w:sz w:val="24"/>
+                <w:szCs w:val="24"/>
                 <w:lang w:val="ru-RU"/>
               </w:rPr>
             </w:pPr>
             <w:r>
               <w:rPr>
-                <w:sz w:val="18"/>
+                <w:sz w:val="24"/>
+                <w:szCs w:val="24"/>
                 <w:lang w:val="ru-RU"/>
               </w:rPr>
               <w:t>Бронирование, защита от двойных броней, заглушка оплаты</w:t>
@@ -3403,9 +4509,16 @@
             <w:tcW w:w="1701" w:type="dxa"/>
           </w:tcPr>
           <w:p>
-            <w:r>
-              <w:rPr>
-                <w:sz w:val="18"/>
+            <w:pPr>
+              <w:rPr>
+                <w:sz w:val="24"/>
+                <w:szCs w:val="24"/>
+              </w:rPr>
+            </w:pPr>
+            <w:r>
+              <w:rPr>
+                <w:sz w:val="24"/>
+                <w:szCs w:val="24"/>
               </w:rPr>
               <w:t>26.11.2026</w:t>
             </w:r>
@@ -3421,9 +4534,16 @@
             <w:tcW w:w="2381" w:type="dxa"/>
           </w:tcPr>
           <w:p>
-            <w:r>
-              <w:rPr>
-                <w:sz w:val="18"/>
+            <w:pPr>
+              <w:rPr>
+                <w:sz w:val="24"/>
+                <w:szCs w:val="24"/>
+              </w:rPr>
+            </w:pPr>
+            <w:r>
+              <w:rPr>
+                <w:sz w:val="24"/>
+                <w:szCs w:val="24"/>
               </w:rPr>
               <w:t>В6. Итерация 3</w:t>
             </w:r>
@@ -3436,12 +4556,15 @@
           <w:p>
             <w:pPr>
               <w:rPr>
+                <w:sz w:val="24"/>
+                <w:szCs w:val="24"/>
                 <w:lang w:val="ru-RU"/>
               </w:rPr>
             </w:pPr>
             <w:r>
               <w:rPr>
-                <w:sz w:val="18"/>
+                <w:sz w:val="24"/>
+                <w:szCs w:val="24"/>
                 <w:lang w:val="ru-RU"/>
               </w:rPr>
               <w:t>«Мои брони» (отмена/перенос), расписание и управление бронями администратора</w:t>
@@ -3453,9 +4576,16 @@
             <w:tcW w:w="1701" w:type="dxa"/>
           </w:tcPr>
           <w:p>
-            <w:r>
-              <w:rPr>
-                <w:sz w:val="18"/>
+            <w:pPr>
+              <w:rPr>
+                <w:sz w:val="24"/>
+                <w:szCs w:val="24"/>
+              </w:rPr>
+            </w:pPr>
+            <w:r>
+              <w:rPr>
+                <w:sz w:val="24"/>
+                <w:szCs w:val="24"/>
               </w:rPr>
               <w:t>10.12.2026</w:t>
             </w:r>
@@ -3471,9 +4601,16 @@
             <w:tcW w:w="2381" w:type="dxa"/>
           </w:tcPr>
           <w:p>
-            <w:r>
-              <w:rPr>
-                <w:sz w:val="18"/>
+            <w:pPr>
+              <w:rPr>
+                <w:sz w:val="24"/>
+                <w:szCs w:val="24"/>
+              </w:rPr>
+            </w:pPr>
+            <w:r>
+              <w:rPr>
+                <w:sz w:val="24"/>
+                <w:szCs w:val="24"/>
               </w:rPr>
               <w:t>В7. Итерация 4</w:t>
             </w:r>
@@ -3486,25 +4623,30 @@
           <w:p>
             <w:pPr>
               <w:rPr>
+                <w:sz w:val="24"/>
+                <w:szCs w:val="24"/>
                 <w:lang w:val="ru-RU"/>
               </w:rPr>
             </w:pPr>
             <w:r>
               <w:rPr>
-                <w:sz w:val="18"/>
+                <w:sz w:val="24"/>
+                <w:szCs w:val="24"/>
                 <w:lang w:val="ru-RU"/>
               </w:rPr>
               <w:t xml:space="preserve">Настройки залов, заглушка уведомлений, демо-данные, </w:t>
             </w:r>
             <w:r>
               <w:rPr>
-                <w:sz w:val="18"/>
+                <w:sz w:val="24"/>
+                <w:szCs w:val="24"/>
               </w:rPr>
               <w:t>README</w:t>
             </w:r>
             <w:r>
               <w:rPr>
-                <w:sz w:val="18"/>
+                <w:sz w:val="24"/>
+                <w:szCs w:val="24"/>
                 <w:lang w:val="ru-RU"/>
               </w:rPr>
               <w:t>, итоговая приёмка</w:t>
@@ -3516,9 +4658,16 @@
             <w:tcW w:w="1701" w:type="dxa"/>
           </w:tcPr>
           <w:p>
-            <w:r>
-              <w:rPr>
-                <w:sz w:val="18"/>
+            <w:pPr>
+              <w:rPr>
+                <w:sz w:val="24"/>
+                <w:szCs w:val="24"/>
+              </w:rPr>
+            </w:pPr>
+            <w:r>
+              <w:rPr>
+                <w:sz w:val="24"/>
+                <w:szCs w:val="24"/>
               </w:rPr>
               <w:t>24.12.2026</w:t>
             </w:r>
@@ -3534,9 +4683,16 @@
             <w:tcW w:w="2381" w:type="dxa"/>
           </w:tcPr>
           <w:p>
-            <w:r>
-              <w:rPr>
-                <w:sz w:val="18"/>
+            <w:pPr>
+              <w:rPr>
+                <w:sz w:val="24"/>
+                <w:szCs w:val="24"/>
+              </w:rPr>
+            </w:pPr>
+            <w:r>
+              <w:rPr>
+                <w:sz w:val="24"/>
+                <w:szCs w:val="24"/>
               </w:rPr>
               <w:t>Завершение проекта</w:t>
             </w:r>
@@ -3549,25 +4705,30 @@
           <w:p>
             <w:pPr>
               <w:rPr>
+                <w:sz w:val="24"/>
+                <w:szCs w:val="24"/>
                 <w:lang w:val="ru-RU"/>
               </w:rPr>
             </w:pPr>
             <w:r>
               <w:rPr>
-                <w:sz w:val="18"/>
+                <w:sz w:val="24"/>
+                <w:szCs w:val="24"/>
                 <w:lang w:val="ru-RU"/>
               </w:rPr>
               <w:t xml:space="preserve">Итоговый отчёт: обещанное </w:t>
             </w:r>
             <w:r>
               <w:rPr>
-                <w:sz w:val="18"/>
+                <w:sz w:val="24"/>
+                <w:szCs w:val="24"/>
               </w:rPr>
               <w:t>vs</w:t>
             </w:r>
             <w:r>
               <w:rPr>
-                <w:sz w:val="18"/>
+                <w:sz w:val="24"/>
+                <w:szCs w:val="24"/>
                 <w:lang w:val="ru-RU"/>
               </w:rPr>
               <w:t xml:space="preserve"> полученное, извлечённые уроки</w:t>
@@ -3579,9 +4740,16 @@
             <w:tcW w:w="1701" w:type="dxa"/>
           </w:tcPr>
           <w:p>
-            <w:r>
-              <w:rPr>
-                <w:sz w:val="18"/>
+            <w:pPr>
+              <w:rPr>
+                <w:sz w:val="24"/>
+                <w:szCs w:val="24"/>
+              </w:rPr>
+            </w:pPr>
+            <w:r>
+              <w:rPr>
+                <w:sz w:val="24"/>
+                <w:szCs w:val="24"/>
               </w:rPr>
               <w:t>24.12.2026</w:t>
             </w:r>
@@ -3589,16 +4757,27 @@
         </w:tc>
       </w:tr>
     </w:tbl>
-    <w:p/>
     <w:p>
       <w:pPr>
         <w:rPr>
-          <w:lang w:val="ru-RU"/>
+          <w:sz w:val="24"/>
+          <w:szCs w:val="24"/>
         </w:rPr>
       </w:pPr>
+    </w:p>
+    <w:p>
+      <w:pPr>
+        <w:rPr>
+          <w:sz w:val="24"/>
+          <w:szCs w:val="24"/>
+          <w:lang w:val="ru-RU"/>
+        </w:rPr>
+      </w:pPr>
       <w:r>
         <w:rPr>
           <w:i/>
+          <w:sz w:val="24"/>
+          <w:szCs w:val="24"/>
           <w:lang w:val="ru-RU"/>
         </w:rPr>
         <w:t xml:space="preserve">Даты привязаны к расписанию практических занятий (раз в 2 недели) и уточняются в базовом плане (Фаза 3). Состав итераций уточняется при планировании с учётом </w:t>
@@ -3606,12 +4785,16 @@
       <w:r>
         <w:rPr>
           <w:i/>
+          <w:sz w:val="24"/>
+          <w:szCs w:val="24"/>
         </w:rPr>
         <w:t>velocity</w:t>
       </w:r>
       <w:r>
         <w:rPr>
           <w:i/>
+          <w:sz w:val="24"/>
+          <w:szCs w:val="24"/>
           <w:lang w:val="ru-RU"/>
         </w:rPr>
         <w:t>.</w:t>
@@ -3621,11 +4804,15 @@
       <w:pPr>
         <w:pStyle w:val="21"/>
         <w:rPr>
+          <w:color w:val="auto"/>
+          <w:szCs w:val="24"/>
           <w:lang w:val="ru-RU"/>
         </w:rPr>
       </w:pPr>
       <w:r>
         <w:rPr>
+          <w:color w:val="auto"/>
+          <w:szCs w:val="24"/>
           <w:lang w:val="ru-RU"/>
         </w:rPr>
         <w:t>3.2 Общий бюджет проекта</w:t>
@@ -3634,11 +4821,15 @@
     <w:p>
       <w:pPr>
         <w:rPr>
+          <w:sz w:val="24"/>
+          <w:szCs w:val="24"/>
           <w:lang w:val="ru-RU"/>
         </w:rPr>
       </w:pPr>
       <w:r>
         <w:rPr>
+          <w:sz w:val="24"/>
+          <w:szCs w:val="24"/>
           <w:lang w:val="ru-RU"/>
         </w:rPr>
         <w:t>Бюджет условный (учебный проект): трудозатраты команды по условным ставкам. Инфраструктура — 0 ₽ (используются только бесплатные инструменты). Предварительный расчёт от фонда рабочего времени (84 ч на участника); уточняется по итогам оценки пакетов ИСР в Фазе 3.</w:t>
@@ -3667,12 +4858,20 @@
             <w:shd w:val="clear" w:color="auto" w:fill="D9E1F2"/>
           </w:tcPr>
           <w:p>
+            <w:pPr>
+              <w:rPr>
+                <w:sz w:val="24"/>
+                <w:szCs w:val="24"/>
+              </w:rPr>
+            </w:pPr>
             <w:proofErr w:type="spellStart"/>
             <w:r>
               <w:rPr>
                 <w:b/>
-                <w:sz w:val="18"/>
-              </w:rPr>
+                <w:sz w:val="24"/>
+                <w:szCs w:val="24"/>
+              </w:rPr>
+              <w:lastRenderedPageBreak/>
               <w:t>Статья</w:t>
             </w:r>
             <w:proofErr w:type="spellEnd"/>
@@ -3684,10 +4883,17 @@
             <w:shd w:val="clear" w:color="auto" w:fill="D9E1F2"/>
           </w:tcPr>
           <w:p>
+            <w:pPr>
+              <w:rPr>
+                <w:sz w:val="24"/>
+                <w:szCs w:val="24"/>
+              </w:rPr>
+            </w:pPr>
             <w:r>
               <w:rPr>
                 <w:b/>
-                <w:sz w:val="18"/>
+                <w:sz w:val="24"/>
+                <w:szCs w:val="24"/>
               </w:rPr>
               <w:t>Расчёт</w:t>
             </w:r>
@@ -3699,10 +4905,17 @@
             <w:shd w:val="clear" w:color="auto" w:fill="D9E1F2"/>
           </w:tcPr>
           <w:p>
+            <w:pPr>
+              <w:rPr>
+                <w:sz w:val="24"/>
+                <w:szCs w:val="24"/>
+              </w:rPr>
+            </w:pPr>
             <w:r>
               <w:rPr>
                 <w:b/>
-                <w:sz w:val="18"/>
+                <w:sz w:val="24"/>
+                <w:szCs w:val="24"/>
               </w:rPr>
               <w:t>Сумма, ₽</w:t>
             </w:r>
@@ -3718,9 +4931,16 @@
             <w:tcW w:w="3685" w:type="dxa"/>
           </w:tcPr>
           <w:p>
-            <w:r>
-              <w:rPr>
-                <w:sz w:val="18"/>
+            <w:pPr>
+              <w:rPr>
+                <w:sz w:val="24"/>
+                <w:szCs w:val="24"/>
+              </w:rPr>
+            </w:pPr>
+            <w:r>
+              <w:rPr>
+                <w:sz w:val="24"/>
+                <w:szCs w:val="24"/>
               </w:rPr>
               <w:t>Трудозатраты команды</w:t>
             </w:r>
@@ -3733,25 +4953,30 @@
           <w:p>
             <w:pPr>
               <w:rPr>
+                <w:sz w:val="24"/>
+                <w:szCs w:val="24"/>
                 <w:lang w:val="ru-RU"/>
               </w:rPr>
             </w:pPr>
             <w:r>
               <w:rPr>
-                <w:sz w:val="18"/>
+                <w:sz w:val="24"/>
+                <w:szCs w:val="24"/>
                 <w:lang w:val="ru-RU"/>
               </w:rPr>
               <w:t xml:space="preserve">см. п. 5.5: </w:t>
             </w:r>
             <w:r>
               <w:rPr>
-                <w:sz w:val="18"/>
+                <w:sz w:val="24"/>
+                <w:szCs w:val="24"/>
               </w:rPr>
               <w:t>Σ</w:t>
             </w:r>
             <w:r>
               <w:rPr>
-                <w:sz w:val="18"/>
+                <w:sz w:val="24"/>
+                <w:szCs w:val="24"/>
                 <w:lang w:val="ru-RU"/>
               </w:rPr>
               <w:t xml:space="preserve"> (84 ч × ставка участника)</w:t>
@@ -3763,9 +4988,16 @@
             <w:tcW w:w="1417" w:type="dxa"/>
           </w:tcPr>
           <w:p>
-            <w:r>
-              <w:rPr>
-                <w:sz w:val="18"/>
+            <w:pPr>
+              <w:rPr>
+                <w:sz w:val="24"/>
+                <w:szCs w:val="24"/>
+              </w:rPr>
+            </w:pPr>
+            <w:r>
+              <w:rPr>
+                <w:sz w:val="24"/>
+                <w:szCs w:val="24"/>
               </w:rPr>
               <w:t>222 600</w:t>
             </w:r>
@@ -3783,25 +5015,30 @@
           <w:p>
             <w:pPr>
               <w:rPr>
+                <w:sz w:val="24"/>
+                <w:szCs w:val="24"/>
                 <w:lang w:val="ru-RU"/>
               </w:rPr>
             </w:pPr>
             <w:r>
               <w:rPr>
-                <w:sz w:val="18"/>
+                <w:sz w:val="24"/>
+                <w:szCs w:val="24"/>
                 <w:lang w:val="ru-RU"/>
               </w:rPr>
               <w:t>Резерв на известные риски (</w:t>
             </w:r>
             <w:r>
               <w:rPr>
-                <w:sz w:val="18"/>
+                <w:sz w:val="24"/>
+                <w:szCs w:val="24"/>
               </w:rPr>
               <w:t>contingency</w:t>
             </w:r>
             <w:r>
               <w:rPr>
-                <w:sz w:val="18"/>
+                <w:sz w:val="24"/>
+                <w:szCs w:val="24"/>
                 <w:lang w:val="ru-RU"/>
               </w:rPr>
               <w:t>), 10%</w:t>
@@ -3815,12 +5052,15 @@
           <w:p>
             <w:pPr>
               <w:rPr>
+                <w:sz w:val="24"/>
+                <w:szCs w:val="24"/>
                 <w:lang w:val="ru-RU"/>
               </w:rPr>
             </w:pPr>
             <w:r>
               <w:rPr>
-                <w:sz w:val="18"/>
+                <w:sz w:val="24"/>
+                <w:szCs w:val="24"/>
                 <w:lang w:val="ru-RU"/>
               </w:rPr>
               <w:t>на сработавшие риски из реестра; распоряжается РП</w:t>
@@ -3832,9 +5072,16 @@
             <w:tcW w:w="1417" w:type="dxa"/>
           </w:tcPr>
           <w:p>
-            <w:r>
-              <w:rPr>
-                <w:sz w:val="18"/>
+            <w:pPr>
+              <w:rPr>
+                <w:sz w:val="24"/>
+                <w:szCs w:val="24"/>
+              </w:rPr>
+            </w:pPr>
+            <w:r>
+              <w:rPr>
+                <w:sz w:val="24"/>
+                <w:szCs w:val="24"/>
               </w:rPr>
               <w:t>22 260</w:t>
             </w:r>
@@ -3850,9 +5097,16 @@
             <w:tcW w:w="3685" w:type="dxa"/>
           </w:tcPr>
           <w:p>
-            <w:r>
-              <w:rPr>
-                <w:sz w:val="18"/>
+            <w:pPr>
+              <w:rPr>
+                <w:sz w:val="24"/>
+                <w:szCs w:val="24"/>
+              </w:rPr>
+            </w:pPr>
+            <w:r>
+              <w:rPr>
+                <w:sz w:val="24"/>
+                <w:szCs w:val="24"/>
               </w:rPr>
               <w:t>Управленческий резерв, 5%</w:t>
             </w:r>
@@ -3865,12 +5119,15 @@
           <w:p>
             <w:pPr>
               <w:rPr>
+                <w:sz w:val="24"/>
+                <w:szCs w:val="24"/>
                 <w:lang w:val="ru-RU"/>
               </w:rPr>
             </w:pPr>
             <w:r>
               <w:rPr>
-                <w:sz w:val="18"/>
+                <w:sz w:val="24"/>
+                <w:szCs w:val="24"/>
                 <w:lang w:val="ru-RU"/>
               </w:rPr>
               <w:t>на неизвестные риски; использование — по согласованию с заказчиком</w:t>
@@ -3882,9 +5139,16 @@
             <w:tcW w:w="1417" w:type="dxa"/>
           </w:tcPr>
           <w:p>
-            <w:r>
-              <w:rPr>
-                <w:sz w:val="18"/>
+            <w:pPr>
+              <w:rPr>
+                <w:sz w:val="24"/>
+                <w:szCs w:val="24"/>
+              </w:rPr>
+            </w:pPr>
+            <w:r>
+              <w:rPr>
+                <w:sz w:val="24"/>
+                <w:szCs w:val="24"/>
               </w:rPr>
               <w:t>11 130</w:t>
             </w:r>
@@ -3900,9 +5164,16 @@
             <w:tcW w:w="3685" w:type="dxa"/>
           </w:tcPr>
           <w:p>
-            <w:r>
-              <w:rPr>
-                <w:sz w:val="18"/>
+            <w:pPr>
+              <w:rPr>
+                <w:sz w:val="24"/>
+                <w:szCs w:val="24"/>
+              </w:rPr>
+            </w:pPr>
+            <w:r>
+              <w:rPr>
+                <w:sz w:val="24"/>
+                <w:szCs w:val="24"/>
               </w:rPr>
               <w:t>Инфраструктура и ПО</w:t>
             </w:r>
@@ -3913,9 +5184,16 @@
             <w:tcW w:w="4535" w:type="dxa"/>
           </w:tcPr>
           <w:p>
-            <w:r>
-              <w:rPr>
-                <w:sz w:val="18"/>
+            <w:pPr>
+              <w:rPr>
+                <w:sz w:val="24"/>
+                <w:szCs w:val="24"/>
+              </w:rPr>
+            </w:pPr>
+            <w:r>
+              <w:rPr>
+                <w:sz w:val="24"/>
+                <w:szCs w:val="24"/>
               </w:rPr>
               <w:t>GitHub, Docker, PostgreSQL, Figma/Penpot, таск-трекер — бесплатно</w:t>
             </w:r>
@@ -3926,9 +5204,16 @@
             <w:tcW w:w="1417" w:type="dxa"/>
           </w:tcPr>
           <w:p>
-            <w:r>
-              <w:rPr>
-                <w:sz w:val="18"/>
+            <w:pPr>
+              <w:rPr>
+                <w:sz w:val="24"/>
+                <w:szCs w:val="24"/>
+              </w:rPr>
+            </w:pPr>
+            <w:r>
+              <w:rPr>
+                <w:sz w:val="24"/>
+                <w:szCs w:val="24"/>
               </w:rPr>
               <w:t>0</w:t>
             </w:r>
@@ -3944,9 +5229,16 @@
             <w:tcW w:w="3685" w:type="dxa"/>
           </w:tcPr>
           <w:p>
-            <w:r>
-              <w:rPr>
-                <w:sz w:val="18"/>
+            <w:pPr>
+              <w:rPr>
+                <w:sz w:val="24"/>
+                <w:szCs w:val="24"/>
+              </w:rPr>
+            </w:pPr>
+            <w:r>
+              <w:rPr>
+                <w:sz w:val="24"/>
+                <w:szCs w:val="24"/>
               </w:rPr>
               <w:t>Итого бюджет проекта</w:t>
             </w:r>
@@ -3956,16 +5248,30 @@
           <w:tcPr>
             <w:tcW w:w="4535" w:type="dxa"/>
           </w:tcPr>
-          <w:p/>
+          <w:p>
+            <w:pPr>
+              <w:rPr>
+                <w:sz w:val="24"/>
+                <w:szCs w:val="24"/>
+              </w:rPr>
+            </w:pPr>
+          </w:p>
         </w:tc>
         <w:tc>
           <w:tcPr>
             <w:tcW w:w="1417" w:type="dxa"/>
           </w:tcPr>
           <w:p>
-            <w:r>
-              <w:rPr>
-                <w:sz w:val="18"/>
+            <w:pPr>
+              <w:rPr>
+                <w:sz w:val="24"/>
+                <w:szCs w:val="24"/>
+              </w:rPr>
+            </w:pPr>
+            <w:r>
+              <w:rPr>
+                <w:sz w:val="24"/>
+                <w:szCs w:val="24"/>
               </w:rPr>
               <w:t>255 990</w:t>
             </w:r>
@@ -3973,20 +5279,42 @@
         </w:tc>
       </w:tr>
     </w:tbl>
-    <w:p/>
+    <w:p>
+      <w:pPr>
+        <w:rPr>
+          <w:sz w:val="24"/>
+          <w:szCs w:val="24"/>
+        </w:rPr>
+      </w:pPr>
+    </w:p>
     <w:p>
       <w:pPr>
         <w:pStyle w:val="21"/>
+        <w:rPr>
+          <w:color w:val="auto"/>
+          <w:szCs w:val="24"/>
+        </w:rPr>
       </w:pPr>
       <w:r>
-        <w:lastRenderedPageBreak/>
+        <w:rPr>
+          <w:color w:val="auto"/>
+          <w:szCs w:val="24"/>
+        </w:rPr>
         <w:t>3.3 Ограничения и допущения</w:t>
       </w:r>
     </w:p>
     <w:p>
+      <w:pPr>
+        <w:rPr>
+          <w:sz w:val="24"/>
+          <w:szCs w:val="24"/>
+        </w:rPr>
+      </w:pPr>
       <w:r>
         <w:rPr>
           <w:b/>
+          <w:sz w:val="24"/>
+          <w:szCs w:val="24"/>
         </w:rPr>
         <w:t>Ограничения:</w:t>
       </w:r>
@@ -3995,11 +5323,15 @@
       <w:pPr>
         <w:pStyle w:val="a0"/>
         <w:rPr>
+          <w:sz w:val="24"/>
+          <w:szCs w:val="24"/>
           <w:lang w:val="ru-RU"/>
         </w:rPr>
       </w:pPr>
       <w:r>
         <w:rPr>
+          <w:sz w:val="24"/>
+          <w:szCs w:val="24"/>
           <w:lang w:val="ru-RU"/>
         </w:rPr>
         <w:t>Срок: проект должен быть завершён до 24.12.2026 (конец семестра); 4 итерации по 2 недели.</w:t>
@@ -4009,11 +5341,15 @@
       <w:pPr>
         <w:pStyle w:val="a0"/>
         <w:rPr>
+          <w:sz w:val="24"/>
+          <w:szCs w:val="24"/>
           <w:lang w:val="ru-RU"/>
         </w:rPr>
       </w:pPr>
       <w:r>
         <w:rPr>
+          <w:sz w:val="24"/>
+          <w:szCs w:val="24"/>
           <w:lang w:val="ru-RU"/>
         </w:rPr>
         <w:t>Ресурсы: команда строго 5 человек, привлечение внешних исполнителей не допускается; фонд — не более 420 чел.-ч.</w:t>
@@ -4023,49 +5359,75 @@
       <w:pPr>
         <w:pStyle w:val="a0"/>
         <w:rPr>
+          <w:sz w:val="24"/>
+          <w:szCs w:val="24"/>
           <w:lang w:val="ru-RU"/>
         </w:rPr>
       </w:pPr>
       <w:r>
         <w:rPr>
+          <w:sz w:val="24"/>
+          <w:szCs w:val="24"/>
           <w:lang w:val="ru-RU"/>
         </w:rPr>
         <w:t xml:space="preserve">Технологии: </w:t>
       </w:r>
-      <w:proofErr w:type="spellStart"/>
-      <w:r>
+      <w:r>
+        <w:rPr>
+          <w:sz w:val="24"/>
+          <w:szCs w:val="24"/>
+        </w:rPr>
         <w:t>FastAPI</w:t>
       </w:r>
-      <w:proofErr w:type="spellEnd"/>
-      <w:r>
-        <w:rPr>
+      <w:r>
+        <w:rPr>
+          <w:sz w:val="24"/>
+          <w:szCs w:val="24"/>
           <w:lang w:val="ru-RU"/>
         </w:rPr>
         <w:t xml:space="preserve"> (</w:t>
       </w:r>
       <w:r>
+        <w:rPr>
+          <w:sz w:val="24"/>
+          <w:szCs w:val="24"/>
+        </w:rPr>
         <w:t>Python</w:t>
       </w:r>
       <w:r>
         <w:rPr>
+          <w:sz w:val="24"/>
+          <w:szCs w:val="24"/>
           <w:lang w:val="ru-RU"/>
         </w:rPr>
         <w:t xml:space="preserve">), </w:t>
       </w:r>
       <w:r>
+        <w:rPr>
+          <w:sz w:val="24"/>
+          <w:szCs w:val="24"/>
+        </w:rPr>
         <w:t>PostgreSQL</w:t>
       </w:r>
       <w:r>
         <w:rPr>
+          <w:sz w:val="24"/>
+          <w:szCs w:val="24"/>
           <w:lang w:val="ru-RU"/>
         </w:rPr>
         <w:t xml:space="preserve">, </w:t>
       </w:r>
       <w:r>
+        <w:rPr>
+          <w:sz w:val="24"/>
+          <w:szCs w:val="24"/>
+        </w:rPr>
         <w:t>Docker</w:t>
       </w:r>
       <w:r>
         <w:rPr>
+          <w:sz w:val="24"/>
+          <w:szCs w:val="24"/>
           <w:lang w:val="ru-RU"/>
         </w:rPr>
         <w:t>; только бесплатные инструменты и тарифы.</w:t>
@@ -4075,11 +5437,15 @@
       <w:pPr>
         <w:pStyle w:val="a0"/>
         <w:rPr>
+          <w:sz w:val="24"/>
+          <w:szCs w:val="24"/>
           <w:lang w:val="ru-RU"/>
         </w:rPr>
       </w:pPr>
       <w:r>
         <w:rPr>
+          <w:sz w:val="24"/>
+          <w:szCs w:val="24"/>
           <w:lang w:val="ru-RU"/>
         </w:rPr>
         <w:t>Режим здания арендодателя: слоты бронирования только 09:00–23:00 (требование арендодателя креативного кластера).</w:t>
@@ -4089,11 +5455,15 @@
       <w:pPr>
         <w:pStyle w:val="a0"/>
         <w:rPr>
+          <w:sz w:val="24"/>
+          <w:szCs w:val="24"/>
           <w:lang w:val="ru-RU"/>
         </w:rPr>
       </w:pPr>
       <w:r>
         <w:rPr>
+          <w:sz w:val="24"/>
+          <w:szCs w:val="24"/>
           <w:lang w:val="ru-RU"/>
         </w:rPr>
         <w:t xml:space="preserve">Данные: в системе используются только вымышленные демо-данные, реальные </w:t>
@@ -4101,6 +5471,8 @@
       <w:proofErr w:type="spellStart"/>
       <w:r>
         <w:rPr>
+          <w:sz w:val="24"/>
+          <w:szCs w:val="24"/>
           <w:lang w:val="ru-RU"/>
         </w:rPr>
         <w:t>ПДн</w:t>
@@ -4108,6 +5480,8 @@
       <w:proofErr w:type="spellEnd"/>
       <w:r>
         <w:rPr>
+          <w:sz w:val="24"/>
+          <w:szCs w:val="24"/>
           <w:lang w:val="ru-RU"/>
         </w:rPr>
         <w:t xml:space="preserve"> клиентов не обрабатываются (152-ФЗ).</w:t>
@@ -4117,11 +5491,15 @@
       <w:pPr>
         <w:pStyle w:val="a0"/>
         <w:rPr>
+          <w:sz w:val="24"/>
+          <w:szCs w:val="24"/>
           <w:lang w:val="ru-RU"/>
         </w:rPr>
       </w:pPr>
       <w:r>
         <w:rPr>
+          <w:sz w:val="24"/>
+          <w:szCs w:val="24"/>
           <w:lang w:val="ru-RU"/>
         </w:rPr>
         <w:t>Любое изменение объёма, сроков вех или бюджета — только по согласованию с заказчиком через запрос на изменение.</w:t>
@@ -4130,12 +5508,16 @@
     <w:p>
       <w:pPr>
         <w:rPr>
+          <w:sz w:val="24"/>
+          <w:szCs w:val="24"/>
           <w:lang w:val="ru-RU"/>
         </w:rPr>
       </w:pPr>
       <w:r>
         <w:rPr>
           <w:b/>
+          <w:sz w:val="24"/>
+          <w:szCs w:val="24"/>
           <w:lang w:val="ru-RU"/>
         </w:rPr>
         <w:t>Допущения (включая заглушки — каждая считается полноценной поставкой):</w:t>
@@ -4145,11 +5527,15 @@
       <w:pPr>
         <w:pStyle w:val="a0"/>
         <w:rPr>
+          <w:sz w:val="24"/>
+          <w:szCs w:val="24"/>
           <w:lang w:val="ru-RU"/>
         </w:rPr>
       </w:pPr>
       <w:r>
         <w:rPr>
+          <w:sz w:val="24"/>
+          <w:szCs w:val="24"/>
           <w:lang w:val="ru-RU"/>
         </w:rPr>
         <w:t>Оплата имитируется кнопкой «Оплатить» (заглушка) — реальные денежные операции не проводятся.</w:t>
@@ -4159,29 +5545,45 @@
       <w:pPr>
         <w:pStyle w:val="a0"/>
         <w:rPr>
+          <w:sz w:val="24"/>
+          <w:szCs w:val="24"/>
           <w:lang w:val="ru-RU"/>
         </w:rPr>
       </w:pPr>
       <w:r>
         <w:rPr>
+          <w:sz w:val="24"/>
+          <w:szCs w:val="24"/>
           <w:lang w:val="ru-RU"/>
         </w:rPr>
         <w:t xml:space="preserve">Уведомления клиенту имитируются: текст на экране + запись события в системный журнал вместо </w:t>
       </w:r>
       <w:r>
+        <w:rPr>
+          <w:sz w:val="24"/>
+          <w:szCs w:val="24"/>
+        </w:rPr>
         <w:t>SMS</w:t>
       </w:r>
       <w:r>
         <w:rPr>
+          <w:sz w:val="24"/>
+          <w:szCs w:val="24"/>
           <w:lang w:val="ru-RU"/>
         </w:rPr>
         <w:t>/</w:t>
       </w:r>
       <w:r>
+        <w:rPr>
+          <w:sz w:val="24"/>
+          <w:szCs w:val="24"/>
+        </w:rPr>
         <w:t>email</w:t>
       </w:r>
       <w:r>
         <w:rPr>
+          <w:sz w:val="24"/>
+          <w:szCs w:val="24"/>
           <w:lang w:val="ru-RU"/>
         </w:rPr>
         <w:t>.</w:t>
@@ -4191,38 +5593,60 @@
       <w:pPr>
         <w:pStyle w:val="a0"/>
         <w:rPr>
+          <w:sz w:val="24"/>
+          <w:szCs w:val="24"/>
           <w:lang w:val="ru-RU"/>
         </w:rPr>
       </w:pPr>
       <w:r>
         <w:rPr>
+          <w:sz w:val="24"/>
+          <w:szCs w:val="24"/>
           <w:lang w:val="ru-RU"/>
         </w:rPr>
         <w:t xml:space="preserve">Заявки из </w:t>
       </w:r>
       <w:r>
+        <w:rPr>
+          <w:sz w:val="24"/>
+          <w:szCs w:val="24"/>
+        </w:rPr>
         <w:t>Telegram</w:t>
       </w:r>
       <w:r>
         <w:rPr>
+          <w:sz w:val="24"/>
+          <w:szCs w:val="24"/>
           <w:lang w:val="ru-RU"/>
         </w:rPr>
         <w:t xml:space="preserve">, </w:t>
       </w:r>
       <w:r>
+        <w:rPr>
+          <w:sz w:val="24"/>
+          <w:szCs w:val="24"/>
+        </w:rPr>
         <w:t>VK</w:t>
       </w:r>
       <w:r>
         <w:rPr>
+          <w:sz w:val="24"/>
+          <w:szCs w:val="24"/>
           <w:lang w:val="ru-RU"/>
         </w:rPr>
         <w:t xml:space="preserve"> и звонков вносятся администратором вручную — интеграции с </w:t>
       </w:r>
       <w:r>
+        <w:rPr>
+          <w:sz w:val="24"/>
+          <w:szCs w:val="24"/>
+        </w:rPr>
         <w:t>API</w:t>
       </w:r>
       <w:r>
         <w:rPr>
+          <w:sz w:val="24"/>
+          <w:szCs w:val="24"/>
           <w:lang w:val="ru-RU"/>
         </w:rPr>
         <w:t xml:space="preserve"> не требуются.</w:t>
@@ -4232,11 +5656,15 @@
       <w:pPr>
         <w:pStyle w:val="a0"/>
         <w:rPr>
+          <w:sz w:val="24"/>
+          <w:szCs w:val="24"/>
           <w:lang w:val="ru-RU"/>
         </w:rPr>
       </w:pPr>
       <w:r>
         <w:rPr>
+          <w:sz w:val="24"/>
+          <w:szCs w:val="24"/>
           <w:lang w:val="ru-RU"/>
         </w:rPr>
         <w:t>Все 4 зала работают ежедневно 09:00–23:00 без выходных; цены фиксированы за час (Циклорама 2000 ₽, Лофт 2500 ₽, Неон 1800 ₽, Сканди 2200 ₽).</w:t>
@@ -4246,11 +5674,15 @@
       <w:pPr>
         <w:pStyle w:val="a0"/>
         <w:rPr>
+          <w:sz w:val="24"/>
+          <w:szCs w:val="24"/>
           <w:lang w:val="ru-RU"/>
         </w:rPr>
       </w:pPr>
       <w:r>
         <w:rPr>
+          <w:sz w:val="24"/>
+          <w:szCs w:val="24"/>
           <w:lang w:val="ru-RU"/>
         </w:rPr>
         <w:t>Заказчик отвечает на вопросы команды в течение 2 рабочих дней и присутствует на каждой демонстрации.</w:t>
@@ -4260,11 +5692,15 @@
       <w:pPr>
         <w:pStyle w:val="a0"/>
         <w:rPr>
+          <w:sz w:val="24"/>
+          <w:szCs w:val="24"/>
           <w:lang w:val="ru-RU"/>
         </w:rPr>
       </w:pPr>
       <w:r>
         <w:rPr>
+          <w:sz w:val="24"/>
+          <w:szCs w:val="24"/>
           <w:lang w:val="ru-RU"/>
         </w:rPr>
         <w:t>Каждый участник стабильно выделяет на проект не менее 6 ч в неделю.</w:t>
@@ -4274,20 +5710,30 @@
       <w:pPr>
         <w:pStyle w:val="a0"/>
         <w:rPr>
+          <w:sz w:val="24"/>
+          <w:szCs w:val="24"/>
           <w:lang w:val="ru-RU"/>
         </w:rPr>
       </w:pPr>
       <w:r>
         <w:rPr>
+          <w:sz w:val="24"/>
+          <w:szCs w:val="24"/>
           <w:lang w:val="ru-RU"/>
         </w:rPr>
         <w:t>Продукт демонстрируется локально (</w:t>
       </w:r>
       <w:r>
+        <w:rPr>
+          <w:sz w:val="24"/>
+          <w:szCs w:val="24"/>
+        </w:rPr>
         <w:t>Docker</w:t>
       </w:r>
       <w:r>
         <w:rPr>
+          <w:sz w:val="24"/>
+          <w:szCs w:val="24"/>
           <w:lang w:val="ru-RU"/>
         </w:rPr>
         <w:t xml:space="preserve"> на ноутбуке команды), публичный хостинг не нужен.</w:t>
@@ -4297,13 +5743,20 @@
       <w:pPr>
         <w:pStyle w:val="1"/>
         <w:rPr>
+          <w:color w:val="auto"/>
+          <w:sz w:val="24"/>
+          <w:szCs w:val="24"/>
           <w:lang w:val="ru-RU"/>
         </w:rPr>
       </w:pPr>
       <w:r>
         <w:rPr>
-          <w:lang w:val="ru-RU"/>
-        </w:rPr>
+          <w:color w:val="auto"/>
+          <w:sz w:val="24"/>
+          <w:szCs w:val="24"/>
+          <w:lang w:val="ru-RU"/>
+        </w:rPr>
+        <w:lastRenderedPageBreak/>
         <w:t>4. Руководитель проекта и его полномочия</w:t>
       </w:r>
     </w:p>
@@ -4311,11 +5764,15 @@
       <w:pPr>
         <w:pStyle w:val="21"/>
         <w:rPr>
+          <w:color w:val="auto"/>
+          <w:szCs w:val="24"/>
           <w:lang w:val="ru-RU"/>
         </w:rPr>
       </w:pPr>
       <w:r>
         <w:rPr>
+          <w:color w:val="auto"/>
+          <w:szCs w:val="24"/>
           <w:lang w:val="ru-RU"/>
         </w:rPr>
         <w:t>4.1 Назначенный руководитель проекта</w:t>
@@ -4324,11 +5781,15 @@
     <w:p>
       <w:pPr>
         <w:rPr>
+          <w:sz w:val="24"/>
+          <w:szCs w:val="24"/>
           <w:lang w:val="ru-RU"/>
         </w:rPr>
       </w:pPr>
       <w:r>
         <w:rPr>
+          <w:sz w:val="24"/>
+          <w:szCs w:val="24"/>
           <w:lang w:val="ru-RU"/>
         </w:rPr>
         <w:t>[ФИО руководителя проекта] — представитель команды-исполнителя, отвечает за реализацию проекта в срок, в пределах бюджета и с заданным качеством, а также лично за устав, реестр заинтересованных сторон и ИСР.</w:t>
@@ -4337,28 +5798,56 @@
     <w:p>
       <w:pPr>
         <w:pStyle w:val="21"/>
+        <w:rPr>
+          <w:color w:val="auto"/>
+          <w:szCs w:val="24"/>
+        </w:rPr>
       </w:pPr>
       <w:r>
+        <w:rPr>
+          <w:color w:val="auto"/>
+          <w:szCs w:val="24"/>
+        </w:rPr>
         <w:t xml:space="preserve">4.2 </w:t>
       </w:r>
       <w:proofErr w:type="spellStart"/>
       <w:r>
+        <w:rPr>
+          <w:color w:val="auto"/>
+          <w:szCs w:val="24"/>
+        </w:rPr>
         <w:t>Полномочия</w:t>
       </w:r>
       <w:proofErr w:type="spellEnd"/>
       <w:r>
+        <w:rPr>
+          <w:color w:val="auto"/>
+          <w:szCs w:val="24"/>
+        </w:rPr>
         <w:t xml:space="preserve"> </w:t>
       </w:r>
       <w:proofErr w:type="spellStart"/>
       <w:r>
+        <w:rPr>
+          <w:color w:val="auto"/>
+          <w:szCs w:val="24"/>
+        </w:rPr>
         <w:t>руководителя</w:t>
       </w:r>
       <w:proofErr w:type="spellEnd"/>
       <w:r>
+        <w:rPr>
+          <w:color w:val="auto"/>
+          <w:szCs w:val="24"/>
+        </w:rPr>
         <w:t xml:space="preserve"> </w:t>
       </w:r>
       <w:proofErr w:type="spellStart"/>
       <w:r>
+        <w:rPr>
+          <w:color w:val="auto"/>
+          <w:szCs w:val="24"/>
+        </w:rPr>
         <w:t>проекта</w:t>
       </w:r>
       <w:proofErr w:type="spellEnd"/>
@@ -4386,10 +5875,17 @@
             <w:shd w:val="clear" w:color="auto" w:fill="D9E1F2"/>
           </w:tcPr>
           <w:p>
+            <w:pPr>
+              <w:rPr>
+                <w:sz w:val="24"/>
+                <w:szCs w:val="24"/>
+              </w:rPr>
+            </w:pPr>
             <w:r>
               <w:rPr>
                 <w:b/>
-                <w:sz w:val="18"/>
+                <w:sz w:val="24"/>
+                <w:szCs w:val="24"/>
               </w:rPr>
               <w:t>Решает самостоятельно</w:t>
             </w:r>
@@ -4401,10 +5897,17 @@
             <w:shd w:val="clear" w:color="auto" w:fill="D9E1F2"/>
           </w:tcPr>
           <w:p>
+            <w:pPr>
+              <w:rPr>
+                <w:sz w:val="24"/>
+                <w:szCs w:val="24"/>
+              </w:rPr>
+            </w:pPr>
             <w:r>
               <w:rPr>
                 <w:b/>
-                <w:sz w:val="18"/>
+                <w:sz w:val="24"/>
+                <w:szCs w:val="24"/>
               </w:rPr>
               <w:t>Согласует</w:t>
             </w:r>
@@ -4416,10 +5919,17 @@
             <w:shd w:val="clear" w:color="auto" w:fill="D9E1F2"/>
           </w:tcPr>
           <w:p>
+            <w:pPr>
+              <w:rPr>
+                <w:sz w:val="24"/>
+                <w:szCs w:val="24"/>
+              </w:rPr>
+            </w:pPr>
             <w:r>
               <w:rPr>
                 <w:b/>
-                <w:sz w:val="18"/>
+                <w:sz w:val="24"/>
+                <w:szCs w:val="24"/>
               </w:rPr>
               <w:t>Отчитывается</w:t>
             </w:r>
@@ -4437,19 +5947,23 @@
           <w:p>
             <w:pPr>
               <w:rPr>
+                <w:sz w:val="24"/>
+                <w:szCs w:val="24"/>
                 <w:lang w:val="ru-RU"/>
               </w:rPr>
             </w:pPr>
             <w:r>
               <w:rPr>
-                <w:sz w:val="18"/>
+                <w:sz w:val="24"/>
+                <w:szCs w:val="24"/>
                 <w:lang w:val="ru-RU"/>
               </w:rPr>
               <w:t>• распределяет роли и задачи между участниками, назначает ответственных в трекере;</w:t>
             </w:r>
             <w:r>
               <w:rPr>
-                <w:sz w:val="18"/>
+                <w:sz w:val="24"/>
+                <w:szCs w:val="24"/>
                 <w:lang w:val="ru-RU"/>
               </w:rPr>
               <w:br/>
@@ -4457,7 +5971,8 @@
             </w:r>
             <w:r>
               <w:rPr>
-                <w:sz w:val="18"/>
+                <w:sz w:val="24"/>
+                <w:szCs w:val="24"/>
                 <w:lang w:val="ru-RU"/>
               </w:rPr>
               <w:br/>
@@ -4465,7 +5980,8 @@
             </w:r>
             <w:r>
               <w:rPr>
-                <w:sz w:val="18"/>
+                <w:sz w:val="24"/>
+                <w:szCs w:val="24"/>
                 <w:lang w:val="ru-RU"/>
               </w:rPr>
               <w:br/>
@@ -4473,7 +5989,8 @@
             </w:r>
             <w:r>
               <w:rPr>
-                <w:sz w:val="18"/>
+                <w:sz w:val="24"/>
+                <w:szCs w:val="24"/>
                 <w:lang w:val="ru-RU"/>
               </w:rPr>
               <w:br/>
@@ -4481,37 +5998,38 @@
             </w:r>
             <w:r>
               <w:rPr>
-                <w:sz w:val="18"/>
+                <w:sz w:val="24"/>
+                <w:szCs w:val="24"/>
                 <w:lang w:val="ru-RU"/>
               </w:rPr>
               <w:br/>
-            </w:r>
-            <w:r>
-              <w:rPr>
-                <w:sz w:val="18"/>
+              <w:t>• созывает встречи команды и требует обновления трекера и учёта часов.</w:t>
+            </w:r>
+          </w:p>
+        </w:tc>
+        <w:tc>
+          <w:tcPr>
+            <w:tcW w:w="3231" w:type="dxa"/>
+          </w:tcPr>
+          <w:p>
+            <w:pPr>
+              <w:rPr>
+                <w:sz w:val="24"/>
+                <w:szCs w:val="24"/>
+              </w:rPr>
+            </w:pPr>
+            <w:r>
+              <w:rPr>
+                <w:sz w:val="24"/>
+                <w:szCs w:val="24"/>
                 <w:lang w:val="ru-RU"/>
               </w:rPr>
-              <w:lastRenderedPageBreak/>
-              <w:t>• созывает встречи команды и требует обновления трекера и учёта часов.</w:t>
-            </w:r>
-          </w:p>
-        </w:tc>
-        <w:tc>
-          <w:tcPr>
-            <w:tcW w:w="3231" w:type="dxa"/>
-          </w:tcPr>
-          <w:p>
-            <w:r>
-              <w:rPr>
-                <w:sz w:val="18"/>
-                <w:lang w:val="ru-RU"/>
-              </w:rPr>
-              <w:lastRenderedPageBreak/>
               <w:t>С заказчиком:</w:t>
             </w:r>
             <w:r>
               <w:rPr>
-                <w:sz w:val="18"/>
+                <w:sz w:val="24"/>
+                <w:szCs w:val="24"/>
                 <w:lang w:val="ru-RU"/>
               </w:rPr>
               <w:br/>
@@ -4519,7 +6037,8 @@
             </w:r>
             <w:r>
               <w:rPr>
-                <w:sz w:val="18"/>
+                <w:sz w:val="24"/>
+                <w:szCs w:val="24"/>
                 <w:lang w:val="ru-RU"/>
               </w:rPr>
               <w:br/>
@@ -4527,7 +6046,8 @@
             </w:r>
             <w:r>
               <w:rPr>
-                <w:sz w:val="18"/>
+                <w:sz w:val="24"/>
+                <w:szCs w:val="24"/>
                 <w:lang w:val="ru-RU"/>
               </w:rPr>
               <w:br/>
@@ -4535,7 +6055,8 @@
             </w:r>
             <w:r>
               <w:rPr>
-                <w:sz w:val="18"/>
+                <w:sz w:val="24"/>
+                <w:szCs w:val="24"/>
                 <w:lang w:val="ru-RU"/>
               </w:rPr>
               <w:br/>
@@ -4543,34 +6064,39 @@
             </w:r>
             <w:r>
               <w:rPr>
-                <w:sz w:val="18"/>
+                <w:sz w:val="24"/>
+                <w:szCs w:val="24"/>
                 <w:lang w:val="ru-RU"/>
               </w:rPr>
               <w:br/>
             </w:r>
             <w:r>
               <w:rPr>
-                <w:sz w:val="18"/>
+                <w:sz w:val="24"/>
+                <w:szCs w:val="24"/>
               </w:rPr>
               <w:t xml:space="preserve">С </w:t>
             </w:r>
             <w:proofErr w:type="spellStart"/>
             <w:r>
               <w:rPr>
-                <w:sz w:val="18"/>
+                <w:sz w:val="24"/>
+                <w:szCs w:val="24"/>
               </w:rPr>
               <w:t>командой</w:t>
             </w:r>
             <w:proofErr w:type="spellEnd"/>
             <w:r>
               <w:rPr>
-                <w:sz w:val="18"/>
+                <w:sz w:val="24"/>
+                <w:szCs w:val="24"/>
               </w:rPr>
               <w:t>:</w:t>
             </w:r>
             <w:r>
               <w:rPr>
-                <w:sz w:val="18"/>
+                <w:sz w:val="24"/>
+                <w:szCs w:val="24"/>
               </w:rPr>
               <w:br/>
               <w:t xml:space="preserve">• </w:t>
@@ -4578,16 +6104,34 @@
             <w:proofErr w:type="spellStart"/>
             <w:r>
               <w:rPr>
-                <w:sz w:val="18"/>
+                <w:sz w:val="24"/>
+                <w:szCs w:val="24"/>
               </w:rPr>
               <w:t>оценки</w:t>
             </w:r>
             <w:proofErr w:type="spellEnd"/>
             <w:r>
               <w:rPr>
-                <w:sz w:val="18"/>
-              </w:rPr>
-              <w:t xml:space="preserve"> трудоёмкости (коллективно, покер планирования).</w:t>
+                <w:sz w:val="24"/>
+                <w:szCs w:val="24"/>
+              </w:rPr>
+              <w:t xml:space="preserve"> </w:t>
+            </w:r>
+            <w:proofErr w:type="spellStart"/>
+            <w:r>
+              <w:rPr>
+                <w:sz w:val="24"/>
+                <w:szCs w:val="24"/>
+              </w:rPr>
+              <w:t>трудоёмкости</w:t>
+            </w:r>
+            <w:proofErr w:type="spellEnd"/>
+            <w:r>
+              <w:rPr>
+                <w:sz w:val="24"/>
+                <w:szCs w:val="24"/>
+              </w:rPr>
+              <w:t xml:space="preserve"> (коллективно, покер планирования).</w:t>
             </w:r>
           </w:p>
         </w:tc>
@@ -4598,19 +6142,23 @@
           <w:p>
             <w:pPr>
               <w:rPr>
+                <w:sz w:val="24"/>
+                <w:szCs w:val="24"/>
                 <w:lang w:val="ru-RU"/>
               </w:rPr>
             </w:pPr>
             <w:r>
               <w:rPr>
-                <w:sz w:val="18"/>
+                <w:sz w:val="24"/>
+                <w:szCs w:val="24"/>
                 <w:lang w:val="ru-RU"/>
               </w:rPr>
               <w:t>Заказчику — на демонстрации по итогам каждой итерации (статус, принятые/непринятые пункты).</w:t>
             </w:r>
             <w:r>
               <w:rPr>
-                <w:sz w:val="18"/>
+                <w:sz w:val="24"/>
+                <w:szCs w:val="24"/>
                 <w:lang w:val="ru-RU"/>
               </w:rPr>
               <w:br/>
@@ -4618,72 +6166,83 @@
             </w:r>
             <w:r>
               <w:rPr>
-                <w:sz w:val="18"/>
+                <w:sz w:val="24"/>
+                <w:szCs w:val="24"/>
               </w:rPr>
               <w:t>CV</w:t>
             </w:r>
             <w:r>
               <w:rPr>
-                <w:sz w:val="18"/>
+                <w:sz w:val="24"/>
+                <w:szCs w:val="24"/>
                 <w:lang w:val="ru-RU"/>
               </w:rPr>
               <w:t xml:space="preserve">, </w:t>
             </w:r>
             <w:r>
               <w:rPr>
-                <w:sz w:val="18"/>
+                <w:sz w:val="24"/>
+                <w:szCs w:val="24"/>
               </w:rPr>
               <w:t>SV</w:t>
             </w:r>
             <w:r>
               <w:rPr>
-                <w:sz w:val="18"/>
+                <w:sz w:val="24"/>
+                <w:szCs w:val="24"/>
                 <w:lang w:val="ru-RU"/>
               </w:rPr>
               <w:t xml:space="preserve">, </w:t>
             </w:r>
             <w:r>
               <w:rPr>
-                <w:sz w:val="18"/>
+                <w:sz w:val="24"/>
+                <w:szCs w:val="24"/>
               </w:rPr>
               <w:t>EAC</w:t>
             </w:r>
             <w:r>
               <w:rPr>
-                <w:sz w:val="18"/>
+                <w:sz w:val="24"/>
+                <w:szCs w:val="24"/>
                 <w:lang w:val="ru-RU"/>
               </w:rPr>
               <w:t xml:space="preserve">, </w:t>
             </w:r>
             <w:r>
               <w:rPr>
-                <w:sz w:val="18"/>
+                <w:sz w:val="24"/>
+                <w:szCs w:val="24"/>
               </w:rPr>
               <w:t>VAC</w:t>
             </w:r>
             <w:r>
               <w:rPr>
-                <w:sz w:val="18"/>
+                <w:sz w:val="24"/>
+                <w:szCs w:val="24"/>
                 <w:lang w:val="ru-RU"/>
               </w:rPr>
               <w:t xml:space="preserve">, </w:t>
             </w:r>
             <w:r>
               <w:rPr>
-                <w:sz w:val="18"/>
+                <w:sz w:val="24"/>
+                <w:szCs w:val="24"/>
               </w:rPr>
               <w:t>velocity</w:t>
             </w:r>
             <w:r>
               <w:rPr>
-                <w:sz w:val="18"/>
+                <w:sz w:val="24"/>
+                <w:szCs w:val="24"/>
                 <w:lang w:val="ru-RU"/>
               </w:rPr>
               <w:t>, сработавшие риски, изменения.</w:t>
             </w:r>
             <w:r>
               <w:rPr>
-                <w:sz w:val="18"/>
+                <w:sz w:val="24"/>
+                <w:szCs w:val="24"/>
                 <w:lang w:val="ru-RU"/>
               </w:rPr>
               <w:br/>
@@ -4696,6 +6255,8 @@
     <w:p>
       <w:pPr>
         <w:rPr>
+          <w:sz w:val="24"/>
+          <w:szCs w:val="24"/>
           <w:lang w:val="ru-RU"/>
         </w:rPr>
       </w:pPr>
@@ -4703,11 +6264,15 @@
     <w:p>
       <w:pPr>
         <w:rPr>
+          <w:sz w:val="24"/>
+          <w:szCs w:val="24"/>
           <w:lang w:val="ru-RU"/>
         </w:rPr>
       </w:pPr>
       <w:r>
         <w:rPr>
+          <w:sz w:val="24"/>
+          <w:szCs w:val="24"/>
           <w:lang w:val="ru-RU"/>
         </w:rPr>
         <w:t>Помощник РП не назначается; на время отсутствия РП его функции выполняет бизнес-аналитик.</w:t>
@@ -4717,11 +6282,17 @@
       <w:pPr>
         <w:pStyle w:val="1"/>
         <w:rPr>
+          <w:color w:val="auto"/>
+          <w:sz w:val="24"/>
+          <w:szCs w:val="24"/>
           <w:lang w:val="ru-RU"/>
         </w:rPr>
       </w:pPr>
       <w:r>
         <w:rPr>
+          <w:color w:val="auto"/>
+          <w:sz w:val="24"/>
+          <w:szCs w:val="24"/>
           <w:lang w:val="ru-RU"/>
         </w:rPr>
         <w:t>5. Заинтересованные лица и ресурсы</w:t>
@@ -4731,11 +6302,15 @@
       <w:pPr>
         <w:pStyle w:val="21"/>
         <w:rPr>
+          <w:color w:val="auto"/>
+          <w:szCs w:val="24"/>
           <w:lang w:val="ru-RU"/>
         </w:rPr>
       </w:pPr>
       <w:r>
         <w:rPr>
+          <w:color w:val="auto"/>
+          <w:szCs w:val="24"/>
           <w:lang w:val="ru-RU"/>
         </w:rPr>
         <w:t>5.1 Заказчик проекта</w:t>
@@ -4744,17 +6319,23 @@
     <w:p>
       <w:pPr>
         <w:rPr>
+          <w:sz w:val="24"/>
+          <w:szCs w:val="24"/>
           <w:lang w:val="ru-RU"/>
         </w:rPr>
       </w:pPr>
       <w:r>
         <w:rPr>
+          <w:sz w:val="24"/>
+          <w:szCs w:val="24"/>
           <w:lang w:val="ru-RU"/>
         </w:rPr>
         <w:t>Владелец фотостудии с 4 залами (роль исполняет команда-заказчик</w:t>
       </w:r>
       <w:r>
         <w:rPr>
+          <w:sz w:val="24"/>
+          <w:szCs w:val="24"/>
           <w:lang w:val="ru-RU"/>
         </w:rPr>
         <w:t>)</w:t>
@@ -4763,44 +6344,89 @@
     <w:p>
       <w:pPr>
         <w:pStyle w:val="21"/>
+        <w:rPr>
+          <w:color w:val="auto"/>
+          <w:szCs w:val="24"/>
+        </w:rPr>
       </w:pPr>
       <w:r>
+        <w:rPr>
+          <w:color w:val="auto"/>
+          <w:szCs w:val="24"/>
+        </w:rPr>
         <w:t xml:space="preserve">5.2 </w:t>
       </w:r>
       <w:proofErr w:type="spellStart"/>
       <w:r>
+        <w:rPr>
+          <w:color w:val="auto"/>
+          <w:szCs w:val="24"/>
+        </w:rPr>
         <w:t>Ключевые</w:t>
       </w:r>
       <w:proofErr w:type="spellEnd"/>
       <w:r>
+        <w:rPr>
+          <w:color w:val="auto"/>
+          <w:szCs w:val="24"/>
+        </w:rPr>
         <w:t xml:space="preserve"> </w:t>
       </w:r>
       <w:proofErr w:type="spellStart"/>
       <w:r>
+        <w:rPr>
+          <w:color w:val="auto"/>
+          <w:szCs w:val="24"/>
+        </w:rPr>
         <w:t>пользователи</w:t>
       </w:r>
       <w:proofErr w:type="spellEnd"/>
       <w:r>
+        <w:rPr>
+          <w:color w:val="auto"/>
+          <w:szCs w:val="24"/>
+        </w:rPr>
         <w:t xml:space="preserve"> </w:t>
       </w:r>
       <w:proofErr w:type="spellStart"/>
       <w:r>
+        <w:rPr>
+          <w:color w:val="auto"/>
+          <w:szCs w:val="24"/>
+        </w:rPr>
         <w:t>результатов</w:t>
       </w:r>
       <w:proofErr w:type="spellEnd"/>
       <w:r>
-        <w:t xml:space="preserve"> проекта</w:t>
-      </w:r>
+        <w:rPr>
+          <w:color w:val="auto"/>
+          <w:szCs w:val="24"/>
+        </w:rPr>
+        <w:t xml:space="preserve"> </w:t>
+      </w:r>
+      <w:proofErr w:type="spellStart"/>
+      <w:r>
+        <w:rPr>
+          <w:color w:val="auto"/>
+          <w:szCs w:val="24"/>
+        </w:rPr>
+        <w:t>проекта</w:t>
+      </w:r>
+      <w:proofErr w:type="spellEnd"/>
     </w:p>
     <w:p>
       <w:pPr>
         <w:pStyle w:val="a0"/>
         <w:rPr>
+          <w:sz w:val="24"/>
+          <w:szCs w:val="24"/>
           <w:lang w:val="ru-RU"/>
         </w:rPr>
       </w:pPr>
       <w:r>
         <w:rPr>
+          <w:sz w:val="24"/>
+          <w:szCs w:val="24"/>
           <w:lang w:val="ru-RU"/>
         </w:rPr>
         <w:t>Клиенты студии — фотографы, модели, частные лица (бронируют в основном с телефона).</w:t>
@@ -4810,11 +6436,15 @@
       <w:pPr>
         <w:pStyle w:val="a0"/>
         <w:rPr>
+          <w:sz w:val="24"/>
+          <w:szCs w:val="24"/>
           <w:lang w:val="ru-RU"/>
         </w:rPr>
       </w:pPr>
       <w:r>
         <w:rPr>
+          <w:sz w:val="24"/>
+          <w:szCs w:val="24"/>
           <w:lang w:val="ru-RU"/>
         </w:rPr>
         <w:t>Администратор студии (работает за ноутбуком, ведёт расписание всех залов).</w:t>
@@ -4824,24 +6454,33 @@
       <w:pPr>
         <w:pStyle w:val="21"/>
         <w:rPr>
+          <w:color w:val="auto"/>
+          <w:szCs w:val="24"/>
           <w:lang w:val="ru-RU"/>
         </w:rPr>
       </w:pPr>
       <w:r>
         <w:rPr>
-          <w:lang w:val="ru-RU"/>
-        </w:rPr>
+          <w:color w:val="auto"/>
+          <w:szCs w:val="24"/>
+          <w:lang w:val="ru-RU"/>
+        </w:rPr>
+        <w:lastRenderedPageBreak/>
         <w:t>5.3 Спонсор проекта</w:t>
       </w:r>
     </w:p>
     <w:p>
       <w:pPr>
         <w:rPr>
+          <w:sz w:val="24"/>
+          <w:szCs w:val="24"/>
           <w:lang w:val="ru-RU"/>
         </w:rPr>
       </w:pPr>
       <w:r>
         <w:rPr>
+          <w:sz w:val="24"/>
+          <w:szCs w:val="24"/>
           <w:lang w:val="ru-RU"/>
         </w:rPr>
         <w:t>Владелец фотостудии (совпадает с заказчиком): утверждает устав, выделяет ресурсы, принимает результат.</w:t>
@@ -4851,76 +6490,115 @@
       <w:pPr>
         <w:pStyle w:val="21"/>
         <w:rPr>
+          <w:color w:val="auto"/>
+          <w:szCs w:val="24"/>
           <w:lang w:val="ru-RU"/>
         </w:rPr>
       </w:pPr>
       <w:r>
         <w:rPr>
+          <w:color w:val="auto"/>
+          <w:szCs w:val="24"/>
           <w:lang w:val="ru-RU"/>
         </w:rPr>
         <w:t>5.</w:t>
       </w:r>
       <w:r>
         <w:rPr>
+          <w:color w:val="auto"/>
+          <w:szCs w:val="24"/>
           <w:lang w:val="ru-RU"/>
         </w:rPr>
         <w:t>4</w:t>
       </w:r>
       <w:r>
         <w:rPr>
+          <w:color w:val="auto"/>
+          <w:szCs w:val="24"/>
           <w:lang w:val="ru-RU"/>
         </w:rPr>
         <w:t xml:space="preserve"> Команда проекта</w:t>
       </w:r>
     </w:p>
     <w:p>
-      <w:r>
-        <w:rPr>
+      <w:pPr>
+        <w:rPr>
+          <w:sz w:val="24"/>
+          <w:szCs w:val="24"/>
+        </w:rPr>
+      </w:pPr>
+      <w:r>
+        <w:rPr>
+          <w:sz w:val="24"/>
+          <w:szCs w:val="24"/>
           <w:lang w:val="ru-RU"/>
         </w:rPr>
         <w:t xml:space="preserve">На проект выделено 5 человек (вся команда-исполнитель). Фонд рабочего времени — 6 ч в неделю на участника с учётом остальной учёбы, 14 недель (17.09–24.12.2026) = 84 ч на человека, 420 чел.-ч на команду. </w:t>
       </w:r>
       <w:proofErr w:type="spellStart"/>
       <w:r>
+        <w:rPr>
+          <w:sz w:val="24"/>
+          <w:szCs w:val="24"/>
+        </w:rPr>
         <w:t>Ставки</w:t>
       </w:r>
       <w:proofErr w:type="spellEnd"/>
       <w:r>
+        <w:rPr>
+          <w:sz w:val="24"/>
+          <w:szCs w:val="24"/>
+        </w:rPr>
         <w:t xml:space="preserve"> — </w:t>
       </w:r>
       <w:proofErr w:type="spellStart"/>
       <w:r>
+        <w:rPr>
+          <w:sz w:val="24"/>
+          <w:szCs w:val="24"/>
+        </w:rPr>
         <w:t>условные</w:t>
       </w:r>
       <w:proofErr w:type="spellEnd"/>
       <w:r>
+        <w:rPr>
+          <w:sz w:val="24"/>
+          <w:szCs w:val="24"/>
+        </w:rPr>
         <w:t xml:space="preserve">, </w:t>
       </w:r>
       <w:proofErr w:type="spellStart"/>
       <w:r>
+        <w:rPr>
+          <w:sz w:val="24"/>
+          <w:szCs w:val="24"/>
+        </w:rPr>
         <w:t>на</w:t>
       </w:r>
       <w:proofErr w:type="spellEnd"/>
       <w:r>
+        <w:rPr>
+          <w:sz w:val="24"/>
+          <w:szCs w:val="24"/>
+        </w:rPr>
         <w:t xml:space="preserve"> уровне стажёра/джуниора соответствующей роли.</w:t>
       </w:r>
     </w:p>
     <w:tbl>
       <w:tblPr>
         <w:tblStyle w:val="aff0"/>
-        <w:tblW w:w="0" w:type="auto"/>
+        <w:tblW w:w="5000" w:type="pct"/>
         <w:jc w:val="center"/>
-        <w:tblLayout w:type="fixed"/>
         <w:tblLook w:val="04A0" w:firstRow="1" w:lastRow="0" w:firstColumn="1" w:lastColumn="0" w:noHBand="0" w:noVBand="1"/>
       </w:tblPr>
       <w:tblGrid>
-        <w:gridCol w:w="1814"/>
-        <w:gridCol w:w="1871"/>
-        <w:gridCol w:w="1701"/>
-        <w:gridCol w:w="680"/>
-        <w:gridCol w:w="964"/>
-        <w:gridCol w:w="794"/>
-        <w:gridCol w:w="1247"/>
+        <w:gridCol w:w="2022"/>
+        <w:gridCol w:w="1885"/>
+        <w:gridCol w:w="1796"/>
+        <w:gridCol w:w="853"/>
+        <w:gridCol w:w="1109"/>
+        <w:gridCol w:w="932"/>
+        <w:gridCol w:w="1591"/>
       </w:tblGrid>
       <w:tr>
         <w:trPr>
@@ -4928,14 +6606,21 @@
         </w:trPr>
         <w:tc>
           <w:tcPr>
-            <w:tcW w:w="1814" w:type="dxa"/>
+            <w:tcW w:w="1000" w:type="pct"/>
             <w:shd w:val="clear" w:color="auto" w:fill="D9E1F2"/>
           </w:tcPr>
           <w:p>
+            <w:pPr>
+              <w:rPr>
+                <w:sz w:val="24"/>
+                <w:szCs w:val="24"/>
+              </w:rPr>
+            </w:pPr>
             <w:r>
               <w:rPr>
                 <w:b/>
-                <w:sz w:val="17"/>
+                <w:sz w:val="24"/>
+                <w:szCs w:val="24"/>
               </w:rPr>
               <w:t>Участник</w:t>
             </w:r>
@@ -4943,14 +6628,21 @@
         </w:tc>
         <w:tc>
           <w:tcPr>
-            <w:tcW w:w="1871" w:type="dxa"/>
+            <w:tcW w:w="1031" w:type="pct"/>
             <w:shd w:val="clear" w:color="auto" w:fill="D9E1F2"/>
           </w:tcPr>
           <w:p>
+            <w:pPr>
+              <w:rPr>
+                <w:sz w:val="24"/>
+                <w:szCs w:val="24"/>
+              </w:rPr>
+            </w:pPr>
             <w:r>
               <w:rPr>
                 <w:b/>
-                <w:sz w:val="17"/>
+                <w:sz w:val="24"/>
+                <w:szCs w:val="24"/>
               </w:rPr>
               <w:t>Роль в проекте</w:t>
             </w:r>
@@ -4958,14 +6650,21 @@
         </w:tc>
         <w:tc>
           <w:tcPr>
-            <w:tcW w:w="1701" w:type="dxa"/>
+            <w:tcW w:w="938" w:type="pct"/>
             <w:shd w:val="clear" w:color="auto" w:fill="D9E1F2"/>
           </w:tcPr>
           <w:p>
+            <w:pPr>
+              <w:rPr>
+                <w:sz w:val="24"/>
+                <w:szCs w:val="24"/>
+              </w:rPr>
+            </w:pPr>
             <w:r>
               <w:rPr>
                 <w:b/>
-                <w:sz w:val="17"/>
+                <w:sz w:val="24"/>
+                <w:szCs w:val="24"/>
               </w:rPr>
               <w:t>Основные зоны (пакеты ИСР)</w:t>
             </w:r>
@@ -4973,14 +6672,21 @@
         </w:tc>
         <w:tc>
           <w:tcPr>
-            <w:tcW w:w="680" w:type="dxa"/>
+            <w:tcW w:w="375" w:type="pct"/>
             <w:shd w:val="clear" w:color="auto" w:fill="D9E1F2"/>
           </w:tcPr>
           <w:p>
+            <w:pPr>
+              <w:rPr>
+                <w:sz w:val="24"/>
+                <w:szCs w:val="24"/>
+              </w:rPr>
+            </w:pPr>
             <w:r>
               <w:rPr>
                 <w:b/>
-                <w:sz w:val="17"/>
+                <w:sz w:val="24"/>
+                <w:szCs w:val="24"/>
               </w:rPr>
               <w:t>ч/нед</w:t>
             </w:r>
@@ -4988,14 +6694,21 @@
         </w:tc>
         <w:tc>
           <w:tcPr>
-            <w:tcW w:w="964" w:type="dxa"/>
+            <w:tcW w:w="531" w:type="pct"/>
             <w:shd w:val="clear" w:color="auto" w:fill="D9E1F2"/>
           </w:tcPr>
           <w:p>
+            <w:pPr>
+              <w:rPr>
+                <w:sz w:val="24"/>
+                <w:szCs w:val="24"/>
+              </w:rPr>
+            </w:pPr>
             <w:r>
               <w:rPr>
                 <w:b/>
-                <w:sz w:val="17"/>
+                <w:sz w:val="24"/>
+                <w:szCs w:val="24"/>
               </w:rPr>
               <w:t>Ставка, ₽/ч</w:t>
             </w:r>
@@ -5003,14 +6716,21 @@
         </w:tc>
         <w:tc>
           <w:tcPr>
-            <w:tcW w:w="794" w:type="dxa"/>
+            <w:tcW w:w="438" w:type="pct"/>
             <w:shd w:val="clear" w:color="auto" w:fill="D9E1F2"/>
           </w:tcPr>
           <w:p>
+            <w:pPr>
+              <w:rPr>
+                <w:sz w:val="24"/>
+                <w:szCs w:val="24"/>
+              </w:rPr>
+            </w:pPr>
             <w:r>
               <w:rPr>
                 <w:b/>
-                <w:sz w:val="17"/>
+                <w:sz w:val="24"/>
+                <w:szCs w:val="24"/>
               </w:rPr>
               <w:t>Фонд, ч</w:t>
             </w:r>
@@ -5018,14 +6738,21 @@
         </w:tc>
         <w:tc>
           <w:tcPr>
-            <w:tcW w:w="1247" w:type="dxa"/>
+            <w:tcW w:w="687" w:type="pct"/>
             <w:shd w:val="clear" w:color="auto" w:fill="D9E1F2"/>
           </w:tcPr>
           <w:p>
+            <w:pPr>
+              <w:rPr>
+                <w:sz w:val="24"/>
+                <w:szCs w:val="24"/>
+              </w:rPr>
+            </w:pPr>
             <w:r>
               <w:rPr>
                 <w:b/>
-                <w:sz w:val="17"/>
+                <w:sz w:val="24"/>
+                <w:szCs w:val="24"/>
               </w:rPr>
               <w:t>Стоимость, ₽</w:t>
             </w:r>
@@ -5038,38 +6765,79 @@
         </w:trPr>
         <w:tc>
           <w:tcPr>
-            <w:tcW w:w="1814" w:type="dxa"/>
-          </w:tcPr>
-          <w:p>
-            <w:r>
-              <w:rPr>
-                <w:sz w:val="17"/>
-              </w:rPr>
-              <w:t>[ФИО руководителя проекта]</w:t>
-            </w:r>
-          </w:p>
-        </w:tc>
-        <w:tc>
-          <w:tcPr>
-            <w:tcW w:w="1871" w:type="dxa"/>
-          </w:tcPr>
-          <w:p>
-            <w:r>
-              <w:rPr>
-                <w:sz w:val="17"/>
-              </w:rPr>
-              <w:t>Руководитель проекта</w:t>
-            </w:r>
-          </w:p>
-        </w:tc>
-        <w:tc>
-          <w:tcPr>
-            <w:tcW w:w="1701" w:type="dxa"/>
-          </w:tcPr>
-          <w:p>
-            <w:r>
-              <w:rPr>
-                <w:sz w:val="17"/>
+            <w:tcW w:w="1000" w:type="pct"/>
+          </w:tcPr>
+          <w:p>
+            <w:pPr>
+              <w:rPr>
+                <w:sz w:val="24"/>
+                <w:szCs w:val="24"/>
+                <w:lang w:val="ru-RU"/>
+              </w:rPr>
+            </w:pPr>
+            <w:r>
+              <w:rPr>
+                <w:sz w:val="24"/>
+                <w:szCs w:val="24"/>
+                <w:lang w:val="ru-RU"/>
+              </w:rPr>
+              <w:t>Червоный Иван Андреевич</w:t>
+            </w:r>
+          </w:p>
+        </w:tc>
+        <w:tc>
+          <w:tcPr>
+            <w:tcW w:w="1031" w:type="pct"/>
+          </w:tcPr>
+          <w:p>
+            <w:pPr>
+              <w:rPr>
+                <w:sz w:val="24"/>
+                <w:szCs w:val="24"/>
+              </w:rPr>
+            </w:pPr>
+            <w:proofErr w:type="spellStart"/>
+            <w:r>
+              <w:rPr>
+                <w:sz w:val="24"/>
+                <w:szCs w:val="24"/>
+              </w:rPr>
+              <w:t>Руководитель</w:t>
+            </w:r>
+            <w:proofErr w:type="spellEnd"/>
+            <w:r>
+              <w:rPr>
+                <w:sz w:val="24"/>
+                <w:szCs w:val="24"/>
+              </w:rPr>
+              <w:t xml:space="preserve"> </w:t>
+            </w:r>
+            <w:proofErr w:type="spellStart"/>
+            <w:r>
+              <w:rPr>
+                <w:sz w:val="24"/>
+                <w:szCs w:val="24"/>
+              </w:rPr>
+              <w:t>проекта</w:t>
+            </w:r>
+            <w:proofErr w:type="spellEnd"/>
+          </w:p>
+        </w:tc>
+        <w:tc>
+          <w:tcPr>
+            <w:tcW w:w="938" w:type="pct"/>
+          </w:tcPr>
+          <w:p>
+            <w:pPr>
+              <w:rPr>
+                <w:sz w:val="24"/>
+                <w:szCs w:val="24"/>
+              </w:rPr>
+            </w:pPr>
+            <w:r>
+              <w:rPr>
+                <w:sz w:val="24"/>
+                <w:szCs w:val="24"/>
               </w:rPr>
               <w:t>1.1, 1.2, 4.2.2</w:t>
             </w:r>
@@ -5077,12 +6845,19 @@
         </w:tc>
         <w:tc>
           <w:tcPr>
-            <w:tcW w:w="680" w:type="dxa"/>
-          </w:tcPr>
-          <w:p>
-            <w:r>
-              <w:rPr>
-                <w:sz w:val="17"/>
+            <w:tcW w:w="375" w:type="pct"/>
+          </w:tcPr>
+          <w:p>
+            <w:pPr>
+              <w:rPr>
+                <w:sz w:val="24"/>
+                <w:szCs w:val="24"/>
+              </w:rPr>
+            </w:pPr>
+            <w:r>
+              <w:rPr>
+                <w:sz w:val="24"/>
+                <w:szCs w:val="24"/>
               </w:rPr>
               <w:t>6</w:t>
             </w:r>
@@ -5090,12 +6865,19 @@
         </w:tc>
         <w:tc>
           <w:tcPr>
-            <w:tcW w:w="964" w:type="dxa"/>
-          </w:tcPr>
-          <w:p>
-            <w:r>
-              <w:rPr>
-                <w:sz w:val="17"/>
+            <w:tcW w:w="531" w:type="pct"/>
+          </w:tcPr>
+          <w:p>
+            <w:pPr>
+              <w:rPr>
+                <w:sz w:val="24"/>
+                <w:szCs w:val="24"/>
+              </w:rPr>
+            </w:pPr>
+            <w:r>
+              <w:rPr>
+                <w:sz w:val="24"/>
+                <w:szCs w:val="24"/>
               </w:rPr>
               <w:t>600</w:t>
             </w:r>
@@ -5103,12 +6885,19 @@
         </w:tc>
         <w:tc>
           <w:tcPr>
-            <w:tcW w:w="794" w:type="dxa"/>
-          </w:tcPr>
-          <w:p>
-            <w:r>
-              <w:rPr>
-                <w:sz w:val="17"/>
+            <w:tcW w:w="438" w:type="pct"/>
+          </w:tcPr>
+          <w:p>
+            <w:pPr>
+              <w:rPr>
+                <w:sz w:val="24"/>
+                <w:szCs w:val="24"/>
+              </w:rPr>
+            </w:pPr>
+            <w:r>
+              <w:rPr>
+                <w:sz w:val="24"/>
+                <w:szCs w:val="24"/>
               </w:rPr>
               <w:t>84</w:t>
             </w:r>
@@ -5116,12 +6905,19 @@
         </w:tc>
         <w:tc>
           <w:tcPr>
-            <w:tcW w:w="1247" w:type="dxa"/>
-          </w:tcPr>
-          <w:p>
-            <w:r>
-              <w:rPr>
-                <w:sz w:val="17"/>
+            <w:tcW w:w="687" w:type="pct"/>
+          </w:tcPr>
+          <w:p>
+            <w:pPr>
+              <w:rPr>
+                <w:sz w:val="24"/>
+                <w:szCs w:val="24"/>
+              </w:rPr>
+            </w:pPr>
+            <w:r>
+              <w:rPr>
+                <w:sz w:val="24"/>
+                <w:szCs w:val="24"/>
               </w:rPr>
               <w:t>50 400</w:t>
             </w:r>
@@ -5134,38 +6930,63 @@
         </w:trPr>
         <w:tc>
           <w:tcPr>
-            <w:tcW w:w="1814" w:type="dxa"/>
-          </w:tcPr>
-          <w:p>
-            <w:r>
-              <w:rPr>
-                <w:sz w:val="17"/>
-              </w:rPr>
-              <w:t>[ФИО]</w:t>
-            </w:r>
-          </w:p>
-        </w:tc>
-        <w:tc>
-          <w:tcPr>
-            <w:tcW w:w="1871" w:type="dxa"/>
-          </w:tcPr>
-          <w:p>
-            <w:r>
-              <w:rPr>
-                <w:sz w:val="17"/>
-              </w:rPr>
-              <w:t>Бизнес-аналитик / UI-дизайнер</w:t>
-            </w:r>
-          </w:p>
-        </w:tc>
-        <w:tc>
-          <w:tcPr>
-            <w:tcW w:w="1701" w:type="dxa"/>
-          </w:tcPr>
-          <w:p>
-            <w:r>
-              <w:rPr>
-                <w:sz w:val="17"/>
+            <w:tcW w:w="1000" w:type="pct"/>
+          </w:tcPr>
+          <w:p>
+            <w:pPr>
+              <w:rPr>
+                <w:sz w:val="24"/>
+                <w:szCs w:val="24"/>
+                <w:lang w:val="ru-RU"/>
+              </w:rPr>
+            </w:pPr>
+            <w:r>
+              <w:rPr>
+                <w:sz w:val="24"/>
+                <w:szCs w:val="24"/>
+                <w:lang w:val="ru-RU"/>
+              </w:rPr>
+              <w:t>Баженов Никита Евгеньевич</w:t>
+            </w:r>
+          </w:p>
+        </w:tc>
+        <w:tc>
+          <w:tcPr>
+            <w:tcW w:w="1031" w:type="pct"/>
+          </w:tcPr>
+          <w:p>
+            <w:pPr>
+              <w:rPr>
+                <w:sz w:val="24"/>
+                <w:szCs w:val="24"/>
+                <w:lang w:val="ru-RU"/>
+              </w:rPr>
+            </w:pPr>
+            <w:r>
+              <w:rPr>
+                <w:sz w:val="24"/>
+                <w:szCs w:val="24"/>
+                <w:lang w:val="ru-RU"/>
+              </w:rPr>
+              <w:t>Владелец продукта / аналитик</w:t>
+            </w:r>
+          </w:p>
+        </w:tc>
+        <w:tc>
+          <w:tcPr>
+            <w:tcW w:w="938" w:type="pct"/>
+          </w:tcPr>
+          <w:p>
+            <w:pPr>
+              <w:rPr>
+                <w:sz w:val="24"/>
+                <w:szCs w:val="24"/>
+              </w:rPr>
+            </w:pPr>
+            <w:r>
+              <w:rPr>
+                <w:sz w:val="24"/>
+                <w:szCs w:val="24"/>
               </w:rPr>
               <w:t>2.1, 2.2.1, 4.1.2</w:t>
             </w:r>
@@ -5173,12 +6994,19 @@
         </w:tc>
         <w:tc>
           <w:tcPr>
-            <w:tcW w:w="680" w:type="dxa"/>
-          </w:tcPr>
-          <w:p>
-            <w:r>
-              <w:rPr>
-                <w:sz w:val="17"/>
+            <w:tcW w:w="375" w:type="pct"/>
+          </w:tcPr>
+          <w:p>
+            <w:pPr>
+              <w:rPr>
+                <w:sz w:val="24"/>
+                <w:szCs w:val="24"/>
+              </w:rPr>
+            </w:pPr>
+            <w:r>
+              <w:rPr>
+                <w:sz w:val="24"/>
+                <w:szCs w:val="24"/>
               </w:rPr>
               <w:t>6</w:t>
             </w:r>
@@ -5186,12 +7014,19 @@
         </w:tc>
         <w:tc>
           <w:tcPr>
-            <w:tcW w:w="964" w:type="dxa"/>
-          </w:tcPr>
-          <w:p>
-            <w:r>
-              <w:rPr>
-                <w:sz w:val="17"/>
+            <w:tcW w:w="531" w:type="pct"/>
+          </w:tcPr>
+          <w:p>
+            <w:pPr>
+              <w:rPr>
+                <w:sz w:val="24"/>
+                <w:szCs w:val="24"/>
+              </w:rPr>
+            </w:pPr>
+            <w:r>
+              <w:rPr>
+                <w:sz w:val="24"/>
+                <w:szCs w:val="24"/>
               </w:rPr>
               <w:t>500</w:t>
             </w:r>
@@ -5199,12 +7034,19 @@
         </w:tc>
         <w:tc>
           <w:tcPr>
-            <w:tcW w:w="794" w:type="dxa"/>
-          </w:tcPr>
-          <w:p>
-            <w:r>
-              <w:rPr>
-                <w:sz w:val="17"/>
+            <w:tcW w:w="438" w:type="pct"/>
+          </w:tcPr>
+          <w:p>
+            <w:pPr>
+              <w:rPr>
+                <w:sz w:val="24"/>
+                <w:szCs w:val="24"/>
+              </w:rPr>
+            </w:pPr>
+            <w:r>
+              <w:rPr>
+                <w:sz w:val="24"/>
+                <w:szCs w:val="24"/>
               </w:rPr>
               <w:t>84</w:t>
             </w:r>
@@ -5212,12 +7054,19 @@
         </w:tc>
         <w:tc>
           <w:tcPr>
-            <w:tcW w:w="1247" w:type="dxa"/>
-          </w:tcPr>
-          <w:p>
-            <w:r>
-              <w:rPr>
-                <w:sz w:val="17"/>
+            <w:tcW w:w="687" w:type="pct"/>
+          </w:tcPr>
+          <w:p>
+            <w:pPr>
+              <w:rPr>
+                <w:sz w:val="24"/>
+                <w:szCs w:val="24"/>
+              </w:rPr>
+            </w:pPr>
+            <w:r>
+              <w:rPr>
+                <w:sz w:val="24"/>
+                <w:szCs w:val="24"/>
               </w:rPr>
               <w:t>42 000</w:t>
             </w:r>
@@ -5230,38 +7079,71 @@
         </w:trPr>
         <w:tc>
           <w:tcPr>
-            <w:tcW w:w="1814" w:type="dxa"/>
-          </w:tcPr>
-          <w:p>
-            <w:r>
-              <w:rPr>
-                <w:sz w:val="17"/>
-              </w:rPr>
-              <w:t>[ФИО]</w:t>
-            </w:r>
-          </w:p>
-        </w:tc>
-        <w:tc>
-          <w:tcPr>
-            <w:tcW w:w="1871" w:type="dxa"/>
-          </w:tcPr>
-          <w:p>
-            <w:r>
-              <w:rPr>
-                <w:sz w:val="17"/>
-              </w:rPr>
-              <w:t>Backend-разработчик</w:t>
-            </w:r>
-          </w:p>
-        </w:tc>
-        <w:tc>
-          <w:tcPr>
-            <w:tcW w:w="1701" w:type="dxa"/>
-          </w:tcPr>
-          <w:p>
-            <w:r>
-              <w:rPr>
-                <w:sz w:val="17"/>
+            <w:tcW w:w="1000" w:type="pct"/>
+          </w:tcPr>
+          <w:p>
+            <w:pPr>
+              <w:rPr>
+                <w:sz w:val="24"/>
+                <w:szCs w:val="24"/>
+                <w:lang w:val="ru-RU"/>
+              </w:rPr>
+            </w:pPr>
+            <w:r>
+              <w:rPr>
+                <w:sz w:val="24"/>
+                <w:szCs w:val="24"/>
+                <w:lang w:val="ru-RU"/>
+              </w:rPr>
+              <w:t>Дегальцева Алина Евгеньевна</w:t>
+            </w:r>
+          </w:p>
+        </w:tc>
+        <w:tc>
+          <w:tcPr>
+            <w:tcW w:w="1031" w:type="pct"/>
+          </w:tcPr>
+          <w:p>
+            <w:pPr>
+              <w:rPr>
+                <w:sz w:val="24"/>
+                <w:szCs w:val="24"/>
+                <w:lang w:val="ru-RU"/>
+              </w:rPr>
+            </w:pPr>
+            <w:proofErr w:type="spellStart"/>
+            <w:r>
+              <w:rPr>
+                <w:sz w:val="24"/>
+                <w:szCs w:val="24"/>
+              </w:rPr>
+              <w:t>Р</w:t>
+            </w:r>
+            <w:r>
+              <w:rPr>
+                <w:sz w:val="24"/>
+                <w:szCs w:val="24"/>
+              </w:rPr>
+              <w:t>азработчик</w:t>
+            </w:r>
+            <w:proofErr w:type="spellEnd"/>
+          </w:p>
+        </w:tc>
+        <w:tc>
+          <w:tcPr>
+            <w:tcW w:w="938" w:type="pct"/>
+          </w:tcPr>
+          <w:p>
+            <w:pPr>
+              <w:rPr>
+                <w:sz w:val="24"/>
+                <w:szCs w:val="24"/>
+              </w:rPr>
+            </w:pPr>
+            <w:r>
+              <w:rPr>
+                <w:sz w:val="24"/>
+                <w:szCs w:val="24"/>
               </w:rPr>
               <w:t>2.2.2, 3.1.2, 3.4</w:t>
             </w:r>
@@ -5269,12 +7151,19 @@
         </w:tc>
         <w:tc>
           <w:tcPr>
-            <w:tcW w:w="680" w:type="dxa"/>
-          </w:tcPr>
-          <w:p>
-            <w:r>
-              <w:rPr>
-                <w:sz w:val="17"/>
+            <w:tcW w:w="375" w:type="pct"/>
+          </w:tcPr>
+          <w:p>
+            <w:pPr>
+              <w:rPr>
+                <w:sz w:val="24"/>
+                <w:szCs w:val="24"/>
+              </w:rPr>
+            </w:pPr>
+            <w:r>
+              <w:rPr>
+                <w:sz w:val="24"/>
+                <w:szCs w:val="24"/>
               </w:rPr>
               <w:t>6</w:t>
             </w:r>
@@ -5282,12 +7171,19 @@
         </w:tc>
         <w:tc>
           <w:tcPr>
-            <w:tcW w:w="964" w:type="dxa"/>
-          </w:tcPr>
-          <w:p>
-            <w:r>
-              <w:rPr>
-                <w:sz w:val="17"/>
+            <w:tcW w:w="531" w:type="pct"/>
+          </w:tcPr>
+          <w:p>
+            <w:pPr>
+              <w:rPr>
+                <w:sz w:val="24"/>
+                <w:szCs w:val="24"/>
+              </w:rPr>
+            </w:pPr>
+            <w:r>
+              <w:rPr>
+                <w:sz w:val="24"/>
+                <w:szCs w:val="24"/>
               </w:rPr>
               <w:t>550</w:t>
             </w:r>
@@ -5295,12 +7191,19 @@
         </w:tc>
         <w:tc>
           <w:tcPr>
-            <w:tcW w:w="794" w:type="dxa"/>
-          </w:tcPr>
-          <w:p>
-            <w:r>
-              <w:rPr>
-                <w:sz w:val="17"/>
+            <w:tcW w:w="438" w:type="pct"/>
+          </w:tcPr>
+          <w:p>
+            <w:pPr>
+              <w:rPr>
+                <w:sz w:val="24"/>
+                <w:szCs w:val="24"/>
+              </w:rPr>
+            </w:pPr>
+            <w:r>
+              <w:rPr>
+                <w:sz w:val="24"/>
+                <w:szCs w:val="24"/>
               </w:rPr>
               <w:t>84</w:t>
             </w:r>
@@ -5308,12 +7211,19 @@
         </w:tc>
         <w:tc>
           <w:tcPr>
-            <w:tcW w:w="1247" w:type="dxa"/>
-          </w:tcPr>
-          <w:p>
-            <w:r>
-              <w:rPr>
-                <w:sz w:val="17"/>
+            <w:tcW w:w="687" w:type="pct"/>
+          </w:tcPr>
+          <w:p>
+            <w:pPr>
+              <w:rPr>
+                <w:sz w:val="24"/>
+                <w:szCs w:val="24"/>
+              </w:rPr>
+            </w:pPr>
+            <w:r>
+              <w:rPr>
+                <w:sz w:val="24"/>
+                <w:szCs w:val="24"/>
               </w:rPr>
               <w:t>46 200</w:t>
             </w:r>
@@ -5326,38 +7236,63 @@
         </w:trPr>
         <w:tc>
           <w:tcPr>
-            <w:tcW w:w="1814" w:type="dxa"/>
-          </w:tcPr>
-          <w:p>
-            <w:r>
-              <w:rPr>
-                <w:sz w:val="17"/>
-              </w:rPr>
-              <w:t>[ФИО]</w:t>
-            </w:r>
-          </w:p>
-        </w:tc>
-        <w:tc>
-          <w:tcPr>
-            <w:tcW w:w="1871" w:type="dxa"/>
-          </w:tcPr>
-          <w:p>
-            <w:r>
-              <w:rPr>
-                <w:sz w:val="17"/>
-              </w:rPr>
-              <w:t>Frontend-разработчик</w:t>
-            </w:r>
-          </w:p>
-        </w:tc>
-        <w:tc>
-          <w:tcPr>
-            <w:tcW w:w="1701" w:type="dxa"/>
-          </w:tcPr>
-          <w:p>
-            <w:r>
-              <w:rPr>
-                <w:sz w:val="17"/>
+            <w:tcW w:w="1000" w:type="pct"/>
+          </w:tcPr>
+          <w:p>
+            <w:pPr>
+              <w:rPr>
+                <w:sz w:val="24"/>
+                <w:szCs w:val="24"/>
+                <w:lang w:val="ru-RU"/>
+              </w:rPr>
+            </w:pPr>
+            <w:r>
+              <w:rPr>
+                <w:sz w:val="24"/>
+                <w:szCs w:val="24"/>
+                <w:lang w:val="ru-RU"/>
+              </w:rPr>
+              <w:t>Юрьева Мария Константиновна</w:t>
+            </w:r>
+          </w:p>
+        </w:tc>
+        <w:tc>
+          <w:tcPr>
+            <w:tcW w:w="1031" w:type="pct"/>
+          </w:tcPr>
+          <w:p>
+            <w:pPr>
+              <w:rPr>
+                <w:sz w:val="24"/>
+                <w:szCs w:val="24"/>
+                <w:lang w:val="ru-RU"/>
+              </w:rPr>
+            </w:pPr>
+            <w:r>
+              <w:rPr>
+                <w:sz w:val="24"/>
+                <w:szCs w:val="24"/>
+                <w:lang w:val="ru-RU"/>
+              </w:rPr>
+              <w:t>Дизайнер</w:t>
+            </w:r>
+          </w:p>
+        </w:tc>
+        <w:tc>
+          <w:tcPr>
+            <w:tcW w:w="938" w:type="pct"/>
+          </w:tcPr>
+          <w:p>
+            <w:pPr>
+              <w:rPr>
+                <w:sz w:val="24"/>
+                <w:szCs w:val="24"/>
+              </w:rPr>
+            </w:pPr>
+            <w:r>
+              <w:rPr>
+                <w:sz w:val="24"/>
+                <w:szCs w:val="24"/>
               </w:rPr>
               <w:t>3.2, 3.3</w:t>
             </w:r>
@@ -5365,12 +7300,19 @@
         </w:tc>
         <w:tc>
           <w:tcPr>
-            <w:tcW w:w="680" w:type="dxa"/>
-          </w:tcPr>
-          <w:p>
-            <w:r>
-              <w:rPr>
-                <w:sz w:val="17"/>
+            <w:tcW w:w="375" w:type="pct"/>
+          </w:tcPr>
+          <w:p>
+            <w:pPr>
+              <w:rPr>
+                <w:sz w:val="24"/>
+                <w:szCs w:val="24"/>
+              </w:rPr>
+            </w:pPr>
+            <w:r>
+              <w:rPr>
+                <w:sz w:val="24"/>
+                <w:szCs w:val="24"/>
               </w:rPr>
               <w:t>6</w:t>
             </w:r>
@@ -5378,12 +7320,19 @@
         </w:tc>
         <w:tc>
           <w:tcPr>
-            <w:tcW w:w="964" w:type="dxa"/>
-          </w:tcPr>
-          <w:p>
-            <w:r>
-              <w:rPr>
-                <w:sz w:val="17"/>
+            <w:tcW w:w="531" w:type="pct"/>
+          </w:tcPr>
+          <w:p>
+            <w:pPr>
+              <w:rPr>
+                <w:sz w:val="24"/>
+                <w:szCs w:val="24"/>
+              </w:rPr>
+            </w:pPr>
+            <w:r>
+              <w:rPr>
+                <w:sz w:val="24"/>
+                <w:szCs w:val="24"/>
               </w:rPr>
               <w:t>550</w:t>
             </w:r>
@@ -5391,12 +7340,19 @@
         </w:tc>
         <w:tc>
           <w:tcPr>
-            <w:tcW w:w="794" w:type="dxa"/>
-          </w:tcPr>
-          <w:p>
-            <w:r>
-              <w:rPr>
-                <w:sz w:val="17"/>
+            <w:tcW w:w="438" w:type="pct"/>
+          </w:tcPr>
+          <w:p>
+            <w:pPr>
+              <w:rPr>
+                <w:sz w:val="24"/>
+                <w:szCs w:val="24"/>
+              </w:rPr>
+            </w:pPr>
+            <w:r>
+              <w:rPr>
+                <w:sz w:val="24"/>
+                <w:szCs w:val="24"/>
               </w:rPr>
               <w:t>84</w:t>
             </w:r>
@@ -5404,12 +7360,19 @@
         </w:tc>
         <w:tc>
           <w:tcPr>
-            <w:tcW w:w="1247" w:type="dxa"/>
-          </w:tcPr>
-          <w:p>
-            <w:r>
-              <w:rPr>
-                <w:sz w:val="17"/>
+            <w:tcW w:w="687" w:type="pct"/>
+          </w:tcPr>
+          <w:p>
+            <w:pPr>
+              <w:rPr>
+                <w:sz w:val="24"/>
+                <w:szCs w:val="24"/>
+              </w:rPr>
+            </w:pPr>
+            <w:r>
+              <w:rPr>
+                <w:sz w:val="24"/>
+                <w:szCs w:val="24"/>
               </w:rPr>
               <w:t>46 200</w:t>
             </w:r>
@@ -5422,38 +7385,78 @@
         </w:trPr>
         <w:tc>
           <w:tcPr>
-            <w:tcW w:w="1814" w:type="dxa"/>
-          </w:tcPr>
-          <w:p>
-            <w:r>
-              <w:rPr>
-                <w:sz w:val="17"/>
-              </w:rPr>
-              <w:t>[ФИО]</w:t>
-            </w:r>
-          </w:p>
-        </w:tc>
-        <w:tc>
-          <w:tcPr>
-            <w:tcW w:w="1871" w:type="dxa"/>
-          </w:tcPr>
-          <w:p>
-            <w:r>
-              <w:rPr>
-                <w:sz w:val="17"/>
-              </w:rPr>
-              <w:t>Тестировщик / DevOps</w:t>
-            </w:r>
-          </w:p>
-        </w:tc>
-        <w:tc>
-          <w:tcPr>
-            <w:tcW w:w="1701" w:type="dxa"/>
-          </w:tcPr>
-          <w:p>
-            <w:r>
-              <w:rPr>
-                <w:sz w:val="17"/>
+            <w:tcW w:w="1000" w:type="pct"/>
+          </w:tcPr>
+          <w:p>
+            <w:pPr>
+              <w:rPr>
+                <w:sz w:val="24"/>
+                <w:szCs w:val="24"/>
+                <w:lang w:val="ru-RU"/>
+              </w:rPr>
+            </w:pPr>
+            <w:r>
+              <w:rPr>
+                <w:sz w:val="24"/>
+                <w:szCs w:val="24"/>
+                <w:lang w:val="ru-RU"/>
+              </w:rPr>
+              <w:t xml:space="preserve">Гиричев Виктор </w:t>
+            </w:r>
+            <w:r>
+              <w:rPr>
+                <w:sz w:val="24"/>
+                <w:szCs w:val="24"/>
+                <w:lang w:val="ru-RU"/>
+              </w:rPr>
+              <w:t>Алексеевич</w:t>
+            </w:r>
+          </w:p>
+        </w:tc>
+        <w:tc>
+          <w:tcPr>
+            <w:tcW w:w="1031" w:type="pct"/>
+          </w:tcPr>
+          <w:p>
+            <w:pPr>
+              <w:rPr>
+                <w:sz w:val="24"/>
+                <w:szCs w:val="24"/>
+                <w:lang w:val="ru-RU"/>
+              </w:rPr>
+            </w:pPr>
+            <w:r>
+              <w:rPr>
+                <w:sz w:val="24"/>
+                <w:szCs w:val="24"/>
+              </w:rPr>
+              <w:t>Scrum-</w:t>
+            </w:r>
+            <w:r>
+              <w:rPr>
+                <w:sz w:val="24"/>
+                <w:szCs w:val="24"/>
+                <w:lang w:val="ru-RU"/>
+              </w:rPr>
+              <w:t xml:space="preserve">мастер </w:t>
+            </w:r>
+          </w:p>
+        </w:tc>
+        <w:tc>
+          <w:tcPr>
+            <w:tcW w:w="938" w:type="pct"/>
+          </w:tcPr>
+          <w:p>
+            <w:pPr>
+              <w:rPr>
+                <w:sz w:val="24"/>
+                <w:szCs w:val="24"/>
+              </w:rPr>
+            </w:pPr>
+            <w:r>
+              <w:rPr>
+                <w:sz w:val="24"/>
+                <w:szCs w:val="24"/>
               </w:rPr>
               <w:t>3.1.1, 4.1, 4.2.1</w:t>
             </w:r>
@@ -5461,12 +7464,19 @@
         </w:tc>
         <w:tc>
           <w:tcPr>
-            <w:tcW w:w="680" w:type="dxa"/>
-          </w:tcPr>
-          <w:p>
-            <w:r>
-              <w:rPr>
-                <w:sz w:val="17"/>
+            <w:tcW w:w="375" w:type="pct"/>
+          </w:tcPr>
+          <w:p>
+            <w:pPr>
+              <w:rPr>
+                <w:sz w:val="24"/>
+                <w:szCs w:val="24"/>
+              </w:rPr>
+            </w:pPr>
+            <w:r>
+              <w:rPr>
+                <w:sz w:val="24"/>
+                <w:szCs w:val="24"/>
               </w:rPr>
               <w:t>6</w:t>
             </w:r>
@@ -5474,12 +7484,19 @@
         </w:tc>
         <w:tc>
           <w:tcPr>
-            <w:tcW w:w="964" w:type="dxa"/>
-          </w:tcPr>
-          <w:p>
-            <w:r>
-              <w:rPr>
-                <w:sz w:val="17"/>
+            <w:tcW w:w="531" w:type="pct"/>
+          </w:tcPr>
+          <w:p>
+            <w:pPr>
+              <w:rPr>
+                <w:sz w:val="24"/>
+                <w:szCs w:val="24"/>
+              </w:rPr>
+            </w:pPr>
+            <w:r>
+              <w:rPr>
+                <w:sz w:val="24"/>
+                <w:szCs w:val="24"/>
               </w:rPr>
               <w:t>450</w:t>
             </w:r>
@@ -5487,12 +7504,19 @@
         </w:tc>
         <w:tc>
           <w:tcPr>
-            <w:tcW w:w="794" w:type="dxa"/>
-          </w:tcPr>
-          <w:p>
-            <w:r>
-              <w:rPr>
-                <w:sz w:val="17"/>
+            <w:tcW w:w="438" w:type="pct"/>
+          </w:tcPr>
+          <w:p>
+            <w:pPr>
+              <w:rPr>
+                <w:sz w:val="24"/>
+                <w:szCs w:val="24"/>
+              </w:rPr>
+            </w:pPr>
+            <w:r>
+              <w:rPr>
+                <w:sz w:val="24"/>
+                <w:szCs w:val="24"/>
               </w:rPr>
               <w:t>84</w:t>
             </w:r>
@@ -5500,12 +7524,19 @@
         </w:tc>
         <w:tc>
           <w:tcPr>
-            <w:tcW w:w="1247" w:type="dxa"/>
-          </w:tcPr>
-          <w:p>
-            <w:r>
-              <w:rPr>
-                <w:sz w:val="17"/>
+            <w:tcW w:w="687" w:type="pct"/>
+          </w:tcPr>
+          <w:p>
+            <w:pPr>
+              <w:rPr>
+                <w:sz w:val="24"/>
+                <w:szCs w:val="24"/>
+              </w:rPr>
+            </w:pPr>
+            <w:r>
+              <w:rPr>
+                <w:sz w:val="24"/>
+                <w:szCs w:val="24"/>
               </w:rPr>
               <w:t>37 800</w:t>
             </w:r>
@@ -5518,12 +7549,19 @@
         </w:trPr>
         <w:tc>
           <w:tcPr>
-            <w:tcW w:w="1814" w:type="dxa"/>
-          </w:tcPr>
-          <w:p>
-            <w:r>
-              <w:rPr>
-                <w:sz w:val="17"/>
+            <w:tcW w:w="1000" w:type="pct"/>
+          </w:tcPr>
+          <w:p>
+            <w:pPr>
+              <w:rPr>
+                <w:sz w:val="24"/>
+                <w:szCs w:val="24"/>
+              </w:rPr>
+            </w:pPr>
+            <w:r>
+              <w:rPr>
+                <w:sz w:val="24"/>
+                <w:szCs w:val="24"/>
               </w:rPr>
               <w:t>Итого</w:t>
             </w:r>
@@ -5531,24 +7569,45 @@
         </w:tc>
         <w:tc>
           <w:tcPr>
-            <w:tcW w:w="1871" w:type="dxa"/>
-          </w:tcPr>
-          <w:p/>
-        </w:tc>
-        <w:tc>
-          <w:tcPr>
-            <w:tcW w:w="1701" w:type="dxa"/>
-          </w:tcPr>
-          <w:p/>
-        </w:tc>
-        <w:tc>
-          <w:tcPr>
-            <w:tcW w:w="680" w:type="dxa"/>
-          </w:tcPr>
-          <w:p>
-            <w:r>
-              <w:rPr>
-                <w:sz w:val="17"/>
+            <w:tcW w:w="1031" w:type="pct"/>
+          </w:tcPr>
+          <w:p>
+            <w:pPr>
+              <w:rPr>
+                <w:sz w:val="24"/>
+                <w:szCs w:val="24"/>
+              </w:rPr>
+            </w:pPr>
+          </w:p>
+        </w:tc>
+        <w:tc>
+          <w:tcPr>
+            <w:tcW w:w="938" w:type="pct"/>
+          </w:tcPr>
+          <w:p>
+            <w:pPr>
+              <w:rPr>
+                <w:sz w:val="24"/>
+                <w:szCs w:val="24"/>
+              </w:rPr>
+            </w:pPr>
+          </w:p>
+        </w:tc>
+        <w:tc>
+          <w:tcPr>
+            <w:tcW w:w="375" w:type="pct"/>
+          </w:tcPr>
+          <w:p>
+            <w:pPr>
+              <w:rPr>
+                <w:sz w:val="24"/>
+                <w:szCs w:val="24"/>
+              </w:rPr>
+            </w:pPr>
+            <w:r>
+              <w:rPr>
+                <w:sz w:val="24"/>
+                <w:szCs w:val="24"/>
               </w:rPr>
               <w:t>30</w:t>
             </w:r>
@@ -5556,18 +7615,32 @@
         </w:tc>
         <w:tc>
           <w:tcPr>
-            <w:tcW w:w="964" w:type="dxa"/>
-          </w:tcPr>
-          <w:p/>
-        </w:tc>
-        <w:tc>
-          <w:tcPr>
-            <w:tcW w:w="794" w:type="dxa"/>
-          </w:tcPr>
-          <w:p>
-            <w:r>
-              <w:rPr>
-                <w:sz w:val="17"/>
+            <w:tcW w:w="531" w:type="pct"/>
+          </w:tcPr>
+          <w:p>
+            <w:pPr>
+              <w:rPr>
+                <w:sz w:val="24"/>
+                <w:szCs w:val="24"/>
+              </w:rPr>
+            </w:pPr>
+          </w:p>
+        </w:tc>
+        <w:tc>
+          <w:tcPr>
+            <w:tcW w:w="438" w:type="pct"/>
+          </w:tcPr>
+          <w:p>
+            <w:pPr>
+              <w:rPr>
+                <w:sz w:val="24"/>
+                <w:szCs w:val="24"/>
+              </w:rPr>
+            </w:pPr>
+            <w:r>
+              <w:rPr>
+                <w:sz w:val="24"/>
+                <w:szCs w:val="24"/>
               </w:rPr>
               <w:t>420</w:t>
             </w:r>
@@ -5575,12 +7648,19 @@
         </w:tc>
         <w:tc>
           <w:tcPr>
-            <w:tcW w:w="1247" w:type="dxa"/>
-          </w:tcPr>
-          <w:p>
-            <w:r>
-              <w:rPr>
-                <w:sz w:val="17"/>
+            <w:tcW w:w="687" w:type="pct"/>
+          </w:tcPr>
+          <w:p>
+            <w:pPr>
+              <w:rPr>
+                <w:sz w:val="24"/>
+                <w:szCs w:val="24"/>
+              </w:rPr>
+            </w:pPr>
+            <w:r>
+              <w:rPr>
+                <w:sz w:val="24"/>
+                <w:szCs w:val="24"/>
               </w:rPr>
               <w:t>222 600</w:t>
             </w:r>
@@ -5588,15 +7668,26 @@
         </w:tc>
       </w:tr>
     </w:tbl>
-    <w:p/>
     <w:p>
       <w:pPr>
         <w:rPr>
-          <w:lang w:val="ru-RU"/>
+          <w:sz w:val="24"/>
+          <w:szCs w:val="24"/>
         </w:rPr>
       </w:pPr>
-      <w:r>
-        <w:rPr>
+    </w:p>
+    <w:p>
+      <w:pPr>
+        <w:rPr>
+          <w:sz w:val="24"/>
+          <w:szCs w:val="24"/>
+          <w:lang w:val="ru-RU"/>
+        </w:rPr>
+      </w:pPr>
+      <w:r>
+        <w:rPr>
+          <w:sz w:val="24"/>
+          <w:szCs w:val="24"/>
           <w:lang w:val="ru-RU"/>
         </w:rPr>
         <w:t>Внешние исполнители и субподрядчики не привлекаются. Распределение ролей не освобождает участников от общей ответственности: каждый должен уметь обосновать любой артефакт проекта.</w:t>
@@ -5605,21 +7696,39 @@
     <w:p>
       <w:pPr>
         <w:pStyle w:val="21"/>
+        <w:rPr>
+          <w:color w:val="auto"/>
+          <w:szCs w:val="24"/>
+        </w:rPr>
       </w:pPr>
       <w:r>
+        <w:rPr>
+          <w:color w:val="auto"/>
+          <w:szCs w:val="24"/>
+        </w:rPr>
         <w:t>5.</w:t>
       </w:r>
       <w:r>
         <w:rPr>
+          <w:color w:val="auto"/>
+          <w:szCs w:val="24"/>
           <w:lang w:val="ru-RU"/>
         </w:rPr>
         <w:t>5</w:t>
       </w:r>
       <w:r>
+        <w:rPr>
+          <w:color w:val="auto"/>
+          <w:szCs w:val="24"/>
+        </w:rPr>
         <w:t xml:space="preserve"> </w:t>
       </w:r>
       <w:proofErr w:type="spellStart"/>
       <w:r>
+        <w:rPr>
+          <w:color w:val="auto"/>
+          <w:szCs w:val="24"/>
+        </w:rPr>
         <w:t>Инфраструктура</w:t>
       </w:r>
       <w:proofErr w:type="spellEnd"/>
@@ -5628,29 +7737,45 @@
       <w:pPr>
         <w:pStyle w:val="a0"/>
         <w:rPr>
+          <w:sz w:val="24"/>
+          <w:szCs w:val="24"/>
           <w:lang w:val="ru-RU"/>
         </w:rPr>
       </w:pPr>
       <w:r>
         <w:rPr>
+          <w:sz w:val="24"/>
+          <w:szCs w:val="24"/>
           <w:lang w:val="ru-RU"/>
         </w:rPr>
         <w:t>Личные ноутбуки участников (</w:t>
       </w:r>
       <w:r>
+        <w:rPr>
+          <w:sz w:val="24"/>
+          <w:szCs w:val="24"/>
+        </w:rPr>
         <w:t>Docker</w:t>
       </w:r>
       <w:r>
         <w:rPr>
+          <w:sz w:val="24"/>
+          <w:szCs w:val="24"/>
           <w:lang w:val="ru-RU"/>
         </w:rPr>
         <w:t xml:space="preserve"> </w:t>
       </w:r>
       <w:r>
+        <w:rPr>
+          <w:sz w:val="24"/>
+          <w:szCs w:val="24"/>
+        </w:rPr>
         <w:t>Desktop</w:t>
       </w:r>
       <w:r>
         <w:rPr>
+          <w:sz w:val="24"/>
+          <w:szCs w:val="24"/>
           <w:lang w:val="ru-RU"/>
         </w:rPr>
         <w:t>).</w:t>
@@ -5660,41 +7785,67 @@
       <w:pPr>
         <w:pStyle w:val="a0"/>
         <w:rPr>
+          <w:sz w:val="24"/>
+          <w:szCs w:val="24"/>
           <w:lang w:val="ru-RU"/>
         </w:rPr>
       </w:pPr>
       <w:r>
+        <w:rPr>
+          <w:sz w:val="24"/>
+          <w:szCs w:val="24"/>
+        </w:rPr>
         <w:t>GitHub</w:t>
       </w:r>
       <w:r>
         <w:rPr>
+          <w:sz w:val="24"/>
+          <w:szCs w:val="24"/>
           <w:lang w:val="ru-RU"/>
         </w:rPr>
         <w:t xml:space="preserve"> — репозиторий и/или трекер задач (</w:t>
       </w:r>
       <w:r>
+        <w:rPr>
+          <w:sz w:val="24"/>
+          <w:szCs w:val="24"/>
+        </w:rPr>
         <w:t>GitHub</w:t>
       </w:r>
       <w:r>
         <w:rPr>
+          <w:sz w:val="24"/>
+          <w:szCs w:val="24"/>
           <w:lang w:val="ru-RU"/>
         </w:rPr>
         <w:t xml:space="preserve"> </w:t>
       </w:r>
       <w:r>
+        <w:rPr>
+          <w:sz w:val="24"/>
+          <w:szCs w:val="24"/>
+        </w:rPr>
         <w:t>Projects</w:t>
       </w:r>
       <w:r>
         <w:rPr>
+          <w:sz w:val="24"/>
+          <w:szCs w:val="24"/>
           <w:lang w:val="ru-RU"/>
         </w:rPr>
         <w:t xml:space="preserve"> либо </w:t>
       </w:r>
       <w:r>
+        <w:rPr>
+          <w:sz w:val="24"/>
+          <w:szCs w:val="24"/>
+        </w:rPr>
         <w:t>Taiga</w:t>
       </w:r>
       <w:r>
         <w:rPr>
+          <w:sz w:val="24"/>
+          <w:szCs w:val="24"/>
           <w:lang w:val="ru-RU"/>
         </w:rPr>
         <w:t>).</w:t>
@@ -5704,36 +7855,56 @@
       <w:pPr>
         <w:pStyle w:val="a0"/>
         <w:rPr>
+          <w:sz w:val="24"/>
+          <w:szCs w:val="24"/>
           <w:lang w:val="ru-RU"/>
         </w:rPr>
       </w:pPr>
       <w:r>
+        <w:rPr>
+          <w:sz w:val="24"/>
+          <w:szCs w:val="24"/>
+        </w:rPr>
         <w:t>Figma</w:t>
       </w:r>
       <w:r>
         <w:rPr>
+          <w:sz w:val="24"/>
+          <w:szCs w:val="24"/>
           <w:lang w:val="ru-RU"/>
         </w:rPr>
         <w:t xml:space="preserve"> или </w:t>
       </w:r>
       <w:proofErr w:type="spellStart"/>
       <w:r>
+        <w:rPr>
+          <w:sz w:val="24"/>
+          <w:szCs w:val="24"/>
+        </w:rPr>
         <w:t>Penpot</w:t>
       </w:r>
       <w:proofErr w:type="spellEnd"/>
       <w:r>
         <w:rPr>
+          <w:sz w:val="24"/>
+          <w:szCs w:val="24"/>
           <w:lang w:val="ru-RU"/>
         </w:rPr>
         <w:t xml:space="preserve"> — макеты; </w:t>
       </w:r>
       <w:proofErr w:type="spellStart"/>
       <w:r>
+        <w:rPr>
+          <w:sz w:val="24"/>
+          <w:szCs w:val="24"/>
+        </w:rPr>
         <w:t>ProjectLibre</w:t>
       </w:r>
       <w:proofErr w:type="spellEnd"/>
       <w:r>
         <w:rPr>
+          <w:sz w:val="24"/>
+          <w:szCs w:val="24"/>
           <w:lang w:val="ru-RU"/>
         </w:rPr>
         <w:t xml:space="preserve"> — сетевой график и </w:t>
@@ -5741,6 +7912,8 @@
       <w:proofErr w:type="spellStart"/>
       <w:r>
         <w:rPr>
+          <w:sz w:val="24"/>
+          <w:szCs w:val="24"/>
           <w:lang w:val="ru-RU"/>
         </w:rPr>
         <w:t>Гант</w:t>
@@ -5748,6 +7921,8 @@
       <w:proofErr w:type="spellEnd"/>
       <w:r>
         <w:rPr>
+          <w:sz w:val="24"/>
+          <w:szCs w:val="24"/>
           <w:lang w:val="ru-RU"/>
         </w:rPr>
         <w:t>; облачная папка — документы.</w:t>
@@ -5757,11 +7932,15 @@
       <w:pPr>
         <w:pStyle w:val="a0"/>
         <w:rPr>
+          <w:sz w:val="24"/>
+          <w:szCs w:val="24"/>
           <w:lang w:val="ru-RU"/>
         </w:rPr>
       </w:pPr>
       <w:r>
         <w:rPr>
+          <w:sz w:val="24"/>
+          <w:szCs w:val="24"/>
           <w:lang w:val="ru-RU"/>
         </w:rPr>
         <w:t>Лицензионное ПО не требуется, бюджет на инфраструктуру — 0 ₽.</w:t>
@@ -5771,23 +7950,31 @@
       <w:pPr>
         <w:pStyle w:val="21"/>
         <w:rPr>
+          <w:color w:val="auto"/>
+          <w:szCs w:val="24"/>
           <w:lang w:val="ru-RU"/>
         </w:rPr>
       </w:pPr>
       <w:r>
         <w:rPr>
+          <w:color w:val="auto"/>
+          <w:szCs w:val="24"/>
           <w:lang w:val="ru-RU"/>
         </w:rPr>
         <w:t>5.</w:t>
       </w:r>
       <w:r>
         <w:rPr>
+          <w:color w:val="auto"/>
+          <w:szCs w:val="24"/>
           <w:lang w:val="ru-RU"/>
         </w:rPr>
         <w:t>6</w:t>
       </w:r>
       <w:r>
         <w:rPr>
+          <w:color w:val="auto"/>
+          <w:szCs w:val="24"/>
           <w:lang w:val="ru-RU"/>
         </w:rPr>
         <w:t xml:space="preserve"> Соисполнители проекта</w:t>
@@ -5796,38 +7983,60 @@
     <w:p>
       <w:pPr>
         <w:rPr>
+          <w:sz w:val="24"/>
+          <w:szCs w:val="24"/>
           <w:lang w:val="ru-RU"/>
         </w:rPr>
       </w:pPr>
       <w:r>
         <w:rPr>
+          <w:sz w:val="24"/>
+          <w:szCs w:val="24"/>
           <w:lang w:val="ru-RU"/>
         </w:rPr>
         <w:t>Нет. Поставщики инструментов (</w:t>
       </w:r>
       <w:r>
+        <w:rPr>
+          <w:sz w:val="24"/>
+          <w:szCs w:val="24"/>
+        </w:rPr>
         <w:t>GitHub</w:t>
       </w:r>
       <w:r>
         <w:rPr>
+          <w:sz w:val="24"/>
+          <w:szCs w:val="24"/>
           <w:lang w:val="ru-RU"/>
         </w:rPr>
         <w:t xml:space="preserve">, </w:t>
       </w:r>
       <w:r>
+        <w:rPr>
+          <w:sz w:val="24"/>
+          <w:szCs w:val="24"/>
+        </w:rPr>
         <w:t>Docker</w:t>
       </w:r>
       <w:r>
         <w:rPr>
+          <w:sz w:val="24"/>
+          <w:szCs w:val="24"/>
           <w:lang w:val="ru-RU"/>
         </w:rPr>
         <w:t xml:space="preserve"> </w:t>
       </w:r>
       <w:r>
+        <w:rPr>
+          <w:sz w:val="24"/>
+          <w:szCs w:val="24"/>
+        </w:rPr>
         <w:t>Hub</w:t>
       </w:r>
       <w:r>
         <w:rPr>
+          <w:sz w:val="24"/>
+          <w:szCs w:val="24"/>
           <w:lang w:val="ru-RU"/>
         </w:rPr>
         <w:t>) используются на бесплатных условиях.</w:t>
@@ -5836,6 +8045,8 @@
     <w:p>
       <w:pPr>
         <w:rPr>
+          <w:sz w:val="24"/>
+          <w:szCs w:val="24"/>
           <w:lang w:val="ru-RU"/>
         </w:rPr>
       </w:pPr>
